--- a/0009_photo_delivery/0009_photo_delivery.docx
+++ b/0009_photo_delivery/0009_photo_delivery.docx
@@ -2,15 +2,14 @@
 <file path=word/document.xml><?xml version="1.0" encoding="utf-8"?>
 <w:document xmlns:w="http://schemas.openxmlformats.org/wordprocessingml/2006/main" xmlns:m="http://schemas.openxmlformats.org/officeDocument/2006/math" xmlns:r="http://schemas.openxmlformats.org/officeDocument/2006/relationships" xmlns:o="urn:schemas-microsoft-com:office:office" xmlns:v="urn:schemas-microsoft-com:vml" xmlns:w10="urn:schemas-microsoft-com:office:word" xmlns:a="http://schemas.openxmlformats.org/drawingml/2006/main" xmlns:pic="http://schemas.openxmlformats.org/drawingml/2006/picture" xmlns:wp="http://schemas.openxmlformats.org/drawingml/2006/wordprocessingDrawing">
   <w:body>
+    <w:bookmarkStart w:id="43" w:name="X38336b9c862cdf4e66ed638e75df93aa297c57e"/>
     <w:p>
       <w:pPr>
         <w:pStyle w:val="Heading1"/>
       </w:pPr>
-      <w:bookmarkStart w:id="20" w:name="X38336b9c862cdf4e66ed638e75df93aa297c57e"/>
       <w:r>
         <w:t xml:space="preserve">0009 — Photo Delivery to Couple’s Cloud (Google Drive)</w:t>
       </w:r>
-      <w:bookmarkEnd w:id="20"/>
     </w:p>
     <w:p>
       <w:pPr>
@@ -19,6 +18,7 @@
       <w:r>
         <w:rPr>
           <w:b/>
+          <w:bCs/>
         </w:rPr>
         <w:t xml:space="preserve">Type:</w:t>
       </w:r>
@@ -34,6 +34,7 @@
       <w:r>
         <w:rPr>
           <w:b/>
+          <w:bCs/>
         </w:rPr>
         <w:t xml:space="preserve">Surface:</w:t>
       </w:r>
@@ -41,16 +42,10 @@
         <w:t xml:space="preserve"> </w:t>
       </w:r>
       <w:r>
-        <w:t>Setnayan Web → Couple Dashboard (</w:t>
-      </w:r>
-      <w:r>
-        <w:t xml:space="preserve">“</w:t>
-      </w:r>
-      <w:r>
-        <w:t xml:space="preserve">Photo Delivery</w:t>
-      </w:r>
-      <w:r>
-        <w:t xml:space="preserve">”</w:t>
+        <w:t xml:space="preserve">Setnayan Web → Couple Dashboard (</w:t>
+      </w:r>
+      <w:r>
+        <w:t xml:space="preserve">“Photo Delivery”</w:t>
       </w:r>
       <w:r>
         <w:t xml:space="preserve"> </w:t>
@@ -64,8 +59,9 @@
       <w:r>
         <w:rPr>
           <w:b/>
-        </w:rPr>
-        <w:t xml:space="preserve">Bottom-nav tab: In-App Services</w:t>
+          <w:bCs/>
+        </w:rPr>
+        <w:t xml:space="preserve">Bottom-nav tab: Add-ons</w:t>
       </w:r>
       <w:r>
         <w:t xml:space="preserve"> </w:t>
@@ -80,7 +76,7 @@
         <w:rPr>
           <w:rStyle w:val="VerbatimChar"/>
         </w:rPr>
-        <w:t>setnayan.com/dashboard/[event-id]/services/photo-delivery</w:t>
+        <w:t xml:space="preserve">setnayan.com/dashboard/[event-id]/services/photo-delivery</w:t>
       </w:r>
       <w:r>
         <w:t xml:space="preserve"> </w:t>
@@ -88,6 +84,7 @@
       <w:r>
         <w:rPr>
           <w:b/>
+          <w:bCs/>
         </w:rPr>
         <w:t xml:space="preserve">Phase:</w:t>
       </w:r>
@@ -95,7 +92,7 @@
         <w:t xml:space="preserve"> </w:t>
       </w:r>
       <w:r>
-        <w:t xml:space="preserve">Phase 1.5 — depends on Phase 1 (events, photos, R2 storage) and the Phase 2 photo-finalization workflow being in place. Implementation can run in parallel with Phase 2 / 3 native-app work.</w:t>
+        <w:t xml:space="preserve">Phase 1 (promoted from V1.5+ on 2026-05-18) — depends on Phase 1 (events, photos, R2 storage) and the photo-finalization workflow being in place. Implementation can run in parallel with native-app work.</w:t>
       </w:r>
       <w:r>
         <w:t xml:space="preserve"> </w:t>
@@ -103,6 +100,7 @@
       <w:r>
         <w:rPr>
           <w:b/>
+          <w:bCs/>
         </w:rPr>
         <w:t xml:space="preserve">Status:</w:t>
       </w:r>
@@ -118,6 +116,35 @@
       <w:r>
         <w:rPr>
           <w:b/>
+          <w:bCs/>
+        </w:rPr>
+        <w:t xml:space="preserve">V1 promotion 2026-05-18:</w:t>
+      </w:r>
+      <w:r>
+        <w:t xml:space="preserve"> </w:t>
+      </w:r>
+      <w:r>
+        <w:t xml:space="preserve">Iteration was V1.5+ build-deferred until owner promoted it into V1 scope on 2026-05-18 (see CLAUDE.md decision log). Architecture + SKU locks below stand; engineering capacity planning happens separately. Body references to</w:t>
+      </w:r>
+      <w:r>
+        <w:t xml:space="preserve"> </w:t>
+      </w:r>
+      <w:r>
+        <w:t xml:space="preserve">“V1.5”</w:t>
+      </w:r>
+      <w:r>
+        <w:t xml:space="preserve"> </w:t>
+      </w:r>
+      <w:r>
+        <w:t xml:space="preserve">further down (per-segment folder rename, bulk download zip, PH data residency opt-out) are post-V1 forward-looking ideas and are intentionally preserved.</w:t>
+      </w:r>
+      <w:r>
+        <w:t xml:space="preserve"> </w:t>
+      </w:r>
+      <w:r>
+        <w:rPr>
+          <w:b/>
+          <w:bCs/>
         </w:rPr>
         <w:t xml:space="preserve">Date:</w:t>
       </w:r>
@@ -133,6 +160,7 @@
       <w:r>
         <w:rPr>
           <w:b/>
+          <w:bCs/>
         </w:rPr>
         <w:t xml:space="preserve">Owner:</w:t>
       </w:r>
@@ -148,6 +176,7 @@
       <w:r>
         <w:rPr>
           <w:b/>
+          <w:bCs/>
         </w:rPr>
         <w:t xml:space="preserve">Builds on:</w:t>
       </w:r>
@@ -155,7 +184,7 @@
         <w:t xml:space="preserve"> </w:t>
       </w:r>
       <w:r>
-        <w:t xml:space="preserve">0000 (app shell, sign-in, event-scoped URL, In-App Services launcher), 0001 (events), 0002 (review/release model deferred section), spec 10 (photos, R2 retention)</w:t>
+        <w:t xml:space="preserve">0000 (app shell, sign-in, event-scoped URL, Add-ons launcher), 0001 (events), 0002 (review/release model deferred section), spec 10 (photos, R2 retention)</w:t>
       </w:r>
     </w:p>
     <w:p>
@@ -165,15 +194,14 @@
         </w:pict>
       </w:r>
     </w:p>
+    <w:bookmarkStart w:id="9" w:name="what-to-build"/>
     <w:p>
       <w:pPr>
         <w:pStyle w:val="Heading2"/>
       </w:pPr>
-      <w:bookmarkStart w:id="21" w:name="what-to-build"/>
       <w:r>
         <w:t xml:space="preserve">What to build</w:t>
       </w:r>
-      <w:bookmarkEnd w:id="21"/>
     </w:p>
     <w:p>
       <w:pPr>
@@ -188,6 +216,7 @@
       <w:r>
         <w:rPr>
           <w:b/>
+          <w:bCs/>
         </w:rPr>
         <w:t xml:space="preserve">uploads the entire finalized wedding photo + clip archive to a Google Drive folder the couple controls.</w:t>
       </w:r>
@@ -195,25 +224,19 @@
         <w:t xml:space="preserve"> </w:t>
       </w:r>
       <w:r>
-        <w:t xml:space="preserve">The couple connects their Drive via OAuth, reviews/approves photos through the existing 7-day review window, then clicks</w:t>
-      </w:r>
-      <w:r>
-        <w:t xml:space="preserve"> </w:t>
-      </w:r>
-      <w:r>
-        <w:t xml:space="preserve">“</w:t>
-      </w:r>
-      <w:r>
-        <w:t xml:space="preserve">Release to Drive</w:t>
-      </w:r>
-      <w:r>
-        <w:t xml:space="preserve">”</w:t>
-      </w:r>
-      <w:r>
-        <w:t xml:space="preserve"> </w:t>
-      </w:r>
-      <w:r>
-        <w:t>— Setnayan’s backend runs a background job that uploads everything in batches with retry/resume, and notifies the couple when complete.</w:t>
+        <w:t xml:space="preserve">The couple connects their Drive via OAuth, picks a sync mode for the event, and either reviews/approves photos through the existing 7-day review window before clicking</w:t>
+      </w:r>
+      <w:r>
+        <w:t xml:space="preserve"> </w:t>
+      </w:r>
+      <w:r>
+        <w:t xml:space="preserve">“Release to Drive”</w:t>
+      </w:r>
+      <w:r>
+        <w:t xml:space="preserve"> </w:t>
+      </w:r>
+      <w:r>
+        <w:t xml:space="preserve">(manual mode) — or lets photos flow into Drive in real-time as they land in R2 (auto-sync mode). Setnayan’s backend runs a background job that uploads in batches with retry/resume, and notifies the couple when each upload (or the final release) completes.</w:t>
       </w:r>
     </w:p>
     <w:p>
@@ -221,25 +244,111 @@
         <w:pStyle w:val="BodyText"/>
       </w:pPr>
       <w:r>
+        <w:rPr>
+          <w:b/>
+          <w:bCs/>
+        </w:rPr>
+        <w:t xml:space="preserve">Sync mode is set per event</w:t>
+      </w:r>
+      <w:r>
+        <w:t xml:space="preserve"> </w:t>
+      </w:r>
+      <w:r>
+        <w:t xml:space="preserve">(added 2026-05-20 per owner clarification):</w:t>
+      </w:r>
+      <w:r>
+        <w:t xml:space="preserve"> </w:t>
+      </w:r>
+      <w:r>
+        <w:t xml:space="preserve">-</w:t>
+      </w:r>
+      <w:r>
+        <w:t xml:space="preserve"> </w:t>
+      </w:r>
+      <w:r>
+        <w:rPr>
+          <w:rStyle w:val="VerbatimChar"/>
+          <w:b/>
+          <w:bCs/>
+        </w:rPr>
+        <w:t xml:space="preserve">manual_release</w:t>
+      </w:r>
+      <w:r>
+        <w:t xml:space="preserve"> </w:t>
+      </w:r>
+      <w:r>
+        <w:t xml:space="preserve">(default) — couple clicks</w:t>
+      </w:r>
+      <w:r>
+        <w:t xml:space="preserve"> </w:t>
+      </w:r>
+      <w:r>
+        <w:t xml:space="preserve">“Release to Drive”</w:t>
+      </w:r>
+      <w:r>
+        <w:t xml:space="preserve"> </w:t>
+      </w:r>
+      <w:r>
+        <w:t xml:space="preserve">once they’ve finished reviewing. Lower Drive API cost; couple stays in control of when photos leave Setnayan. Matches the original spec workflow.</w:t>
+      </w:r>
+      <w:r>
+        <w:t xml:space="preserve"> </w:t>
+      </w:r>
+      <w:r>
+        <w:t xml:space="preserve">-</w:t>
+      </w:r>
+      <w:r>
+        <w:t xml:space="preserve"> </w:t>
+      </w:r>
+      <w:r>
+        <w:rPr>
+          <w:rStyle w:val="VerbatimChar"/>
+          <w:b/>
+          <w:bCs/>
+        </w:rPr>
+        <w:t xml:space="preserve">auto_sync</w:t>
+      </w:r>
+      <w:r>
+        <w:t xml:space="preserve"> </w:t>
+      </w:r>
+      <w:r>
+        <w:t xml:space="preserve">(opt-in) — every photo that lands in R2 streams to Drive in real-time (Papic captures from iteration 0012 and photographer uploads alike). No release gate. Couple sees the archive grow live during the event.</w:t>
+      </w:r>
+    </w:p>
+    <w:p>
+      <w:pPr>
+        <w:pStyle w:val="BodyText"/>
+      </w:pPr>
+      <w:r>
         <w:t xml:space="preserve">This is the</w:t>
       </w:r>
       <w:r>
         <w:t xml:space="preserve"> </w:t>
       </w:r>
       <w:r>
-        <w:t xml:space="preserve">“</w:t>
-      </w:r>
-      <w:r>
-        <w:t xml:space="preserve">deliverables-to-the-couple</w:t>
-      </w:r>
-      <w:r>
-        <w:t xml:space="preserve">”</w:t>
-      </w:r>
-      <w:r>
-        <w:t xml:space="preserve"> </w:t>
-      </w:r>
-      <w:r>
-        <w:t>pipeline. Wedding photographers traditionally hand over a hard drive or shared folder of photos after the event; Setnayan replaces that ceremony with an automated push to the couple’s own cloud. Once delivered, the couple owns the archive in their own Drive — Setnayan also keeps an R2 backup for 5 years per spec 10’s retention policy, but the couple’s primary archive is on their account.</w:t>
+        <w:t xml:space="preserve">“deliverables-to-the-couple”</w:t>
+      </w:r>
+      <w:r>
+        <w:t xml:space="preserve"> </w:t>
+      </w:r>
+      <w:r>
+        <w:t xml:space="preserve">pipeline and the</w:t>
+      </w:r>
+      <w:r>
+        <w:t xml:space="preserve"> </w:t>
+      </w:r>
+      <w:r>
+        <w:rPr>
+          <w:b/>
+          <w:bCs/>
+        </w:rPr>
+        <w:t xml:space="preserve">downstream drain of every photo source</w:t>
+      </w:r>
+      <w:r>
+        <w:t xml:space="preserve"> </w:t>
+      </w:r>
+      <w:r>
+        <w:t xml:space="preserve">that feeds R2 — Papic captures from iteration 0012 (in R2-default storage mode), photographer uploads via the existing vendor delivery flow, and Auto-Recap output from 0012 § 5. Wedding photographers traditionally hand over a hard drive or shared folder of photos after the event; Setnayan replaces that ceremony with an automated push to the couple’s own cloud. Once delivered, the couple owns the complete archive in their own Drive — Setnayan also keeps an R2 backup for 5 years per spec 10’s retention policy, but the couple’s primary archive is on their account.</w:t>
       </w:r>
     </w:p>
     <w:p>
@@ -249,15 +358,15 @@
         </w:pict>
       </w:r>
     </w:p>
+    <w:bookmarkEnd w:id="9"/>
+    <w:bookmarkStart w:id="10" w:name="visual-reference-canonical"/>
     <w:p>
       <w:pPr>
         <w:pStyle w:val="Heading2"/>
       </w:pPr>
-      <w:bookmarkStart w:id="22" w:name="visual-reference-canonical"/>
       <w:r>
         <w:t xml:space="preserve">Visual reference (canonical)</w:t>
       </w:r>
-      <w:bookmarkEnd w:id="22"/>
     </w:p>
     <w:p>
       <w:pPr>
@@ -278,15 +387,16 @@
     </w:p>
     <w:p>
       <w:pPr>
+        <w:pStyle w:val="Compact"/>
         <w:numPr>
           <w:ilvl w:val="0"/>
           <w:numId w:val="1001"/>
         </w:numPr>
-        <w:pStyle w:val="Compact"/>
       </w:pPr>
       <w:r>
         <w:rPr>
           <w:b/>
+          <w:bCs/>
         </w:rPr>
         <w:t xml:space="preserve">Connect</w:t>
       </w:r>
@@ -299,15 +409,16 @@
     </w:p>
     <w:p>
       <w:pPr>
+        <w:pStyle w:val="Compact"/>
         <w:numPr>
           <w:ilvl w:val="0"/>
           <w:numId w:val="1001"/>
         </w:numPr>
-        <w:pStyle w:val="Compact"/>
       </w:pPr>
       <w:r>
         <w:rPr>
           <w:b/>
+          <w:bCs/>
         </w:rPr>
         <w:t xml:space="preserve">Ready</w:t>
       </w:r>
@@ -320,15 +431,16 @@
     </w:p>
     <w:p>
       <w:pPr>
+        <w:pStyle w:val="Compact"/>
         <w:numPr>
           <w:ilvl w:val="0"/>
           <w:numId w:val="1001"/>
         </w:numPr>
-        <w:pStyle w:val="Compact"/>
       </w:pPr>
       <w:r>
         <w:rPr>
           <w:b/>
+          <w:bCs/>
         </w:rPr>
         <w:t xml:space="preserve">Uploading</w:t>
       </w:r>
@@ -341,15 +453,16 @@
     </w:p>
     <w:p>
       <w:pPr>
+        <w:pStyle w:val="Compact"/>
         <w:numPr>
           <w:ilvl w:val="0"/>
           <w:numId w:val="1001"/>
         </w:numPr>
-        <w:pStyle w:val="Compact"/>
       </w:pPr>
       <w:r>
         <w:rPr>
           <w:b/>
+          <w:bCs/>
         </w:rPr>
         <w:t xml:space="preserve">Complete</w:t>
       </w:r>
@@ -357,7 +470,7 @@
         <w:t xml:space="preserve"> </w:t>
       </w:r>
       <w:r>
-        <w:t>— upload done. Success state with Open-in-Drive CTA, total counts, manifest download, re-deliver option. Note explaining Setnayan keeps a 5-year R2 backup independent of Drive.</w:t>
+        <w:t xml:space="preserve">— upload done. Success state with Open-in-Drive CTA, total counts, manifest download, re-deliver option. Note explaining Setnayan keeps a 5-year R2 backup independent of Drive.</w:t>
       </w:r>
     </w:p>
     <w:p>
@@ -375,27 +488,28 @@
         </w:pict>
       </w:r>
     </w:p>
+    <w:bookmarkEnd w:id="10"/>
+    <w:bookmarkStart w:id="11" w:name="stack-conventions"/>
     <w:p>
       <w:pPr>
         <w:pStyle w:val="Heading2"/>
       </w:pPr>
-      <w:bookmarkStart w:id="23" w:name="stack-conventions"/>
       <w:r>
         <w:t xml:space="preserve">Stack &amp; conventions</w:t>
       </w:r>
-      <w:bookmarkEnd w:id="23"/>
-    </w:p>
-    <w:p>
-      <w:pPr>
+    </w:p>
+    <w:p>
+      <w:pPr>
+        <w:pStyle w:val="Compact"/>
         <w:numPr>
           <w:ilvl w:val="0"/>
           <w:numId w:val="1002"/>
         </w:numPr>
-        <w:pStyle w:val="Compact"/>
       </w:pPr>
       <w:r>
         <w:rPr>
           <w:b/>
+          <w:bCs/>
         </w:rPr>
         <w:t xml:space="preserve">Frontend:</w:t>
       </w:r>
@@ -408,15 +522,16 @@
     </w:p>
     <w:p>
       <w:pPr>
+        <w:pStyle w:val="Compact"/>
         <w:numPr>
           <w:ilvl w:val="0"/>
           <w:numId w:val="1002"/>
         </w:numPr>
-        <w:pStyle w:val="Compact"/>
       </w:pPr>
       <w:r>
         <w:rPr>
           <w:b/>
+          <w:bCs/>
         </w:rPr>
         <w:t xml:space="preserve">OAuth provider:</w:t>
       </w:r>
@@ -439,20 +554,21 @@
         <w:t xml:space="preserve"> </w:t>
       </w:r>
       <w:r>
-        <w:t>only. Setnayan can read/write files it creates and never sees the rest of the user’s Drive.</w:t>
-      </w:r>
-    </w:p>
-    <w:p>
-      <w:pPr>
+        <w:t xml:space="preserve">only. Setnayan can read/write files it creates and never sees the rest of the user’s Drive.</w:t>
+      </w:r>
+    </w:p>
+    <w:p>
+      <w:pPr>
+        <w:pStyle w:val="Compact"/>
         <w:numPr>
           <w:ilvl w:val="0"/>
           <w:numId w:val="1002"/>
         </w:numPr>
-        <w:pStyle w:val="Compact"/>
       </w:pPr>
       <w:r>
         <w:rPr>
           <w:b/>
+          <w:bCs/>
         </w:rPr>
         <w:t xml:space="preserve">Backend job runner:</w:t>
       </w:r>
@@ -465,15 +581,16 @@
     </w:p>
     <w:p>
       <w:pPr>
+        <w:pStyle w:val="Compact"/>
         <w:numPr>
           <w:ilvl w:val="0"/>
           <w:numId w:val="1002"/>
         </w:numPr>
-        <w:pStyle w:val="Compact"/>
       </w:pPr>
       <w:r>
         <w:rPr>
           <w:b/>
+          <w:bCs/>
         </w:rPr>
         <w:t xml:space="preserve">Storage source:</w:t>
       </w:r>
@@ -486,15 +603,16 @@
     </w:p>
     <w:p>
       <w:pPr>
+        <w:pStyle w:val="Compact"/>
         <w:numPr>
           <w:ilvl w:val="0"/>
           <w:numId w:val="1002"/>
         </w:numPr>
-        <w:pStyle w:val="Compact"/>
       </w:pPr>
       <w:r>
         <w:rPr>
           <w:b/>
+          <w:bCs/>
         </w:rPr>
         <w:t xml:space="preserve">Notifications:</w:t>
       </w:r>
@@ -508,13 +626,7 @@
         <w:t xml:space="preserve"> </w:t>
       </w:r>
       <w:r>
-        <w:t xml:space="preserve">“</w:t>
-      </w:r>
-      <w:r>
-        <w:t xml:space="preserve">Uploading</w:t>
-      </w:r>
-      <w:r>
-        <w:t xml:space="preserve">”</w:t>
+        <w:t xml:space="preserve">“Uploading”</w:t>
       </w:r>
       <w:r>
         <w:t xml:space="preserve"> </w:t>
@@ -526,13 +638,7 @@
         <w:t xml:space="preserve"> </w:t>
       </w:r>
       <w:r>
-        <w:t xml:space="preserve">“</w:t>
-      </w:r>
-      <w:r>
-        <w:t xml:space="preserve">Complete</w:t>
-      </w:r>
-      <w:r>
-        <w:t xml:space="preserve">”</w:t>
+        <w:t xml:space="preserve">“Complete”</w:t>
       </w:r>
       <w:r>
         <w:t xml:space="preserve"> </w:t>
@@ -543,15 +649,16 @@
     </w:p>
     <w:p>
       <w:pPr>
+        <w:pStyle w:val="Compact"/>
         <w:numPr>
           <w:ilvl w:val="0"/>
           <w:numId w:val="1002"/>
         </w:numPr>
-        <w:pStyle w:val="Compact"/>
       </w:pPr>
       <w:r>
         <w:rPr>
           <w:b/>
+          <w:bCs/>
         </w:rPr>
         <w:t xml:space="preserve">Validation:</w:t>
       </w:r>
@@ -569,15 +676,15 @@
         </w:pict>
       </w:r>
     </w:p>
+    <w:bookmarkEnd w:id="11"/>
+    <w:bookmarkStart w:id="12" w:name="routes"/>
     <w:p>
       <w:pPr>
         <w:pStyle w:val="Heading2"/>
       </w:pPr>
-      <w:bookmarkStart w:id="24" w:name="routes"/>
       <w:r>
         <w:t xml:space="preserve">Routes</w:t>
       </w:r>
-      <w:bookmarkEnd w:id="24"/>
     </w:p>
     <w:p>
       <w:pPr>
@@ -587,7 +694,7 @@
         <w:rPr>
           <w:rStyle w:val="VerbatimChar"/>
         </w:rPr>
-        <w:t>setnayan.com/dashboard/photo-delivery                 → couple's Photo Delivery panel</w:t>
+        <w:t xml:space="preserve">setnayan.com/dashboard/photo-delivery                 → couple's Photo Delivery panel</w:t>
       </w:r>
       <w:r>
         <w:br/>
@@ -695,21 +802,21 @@
         </w:pict>
       </w:r>
     </w:p>
+    <w:bookmarkEnd w:id="12"/>
+    <w:bookmarkStart w:id="16" w:name="data-model"/>
     <w:p>
       <w:pPr>
         <w:pStyle w:val="Heading2"/>
       </w:pPr>
-      <w:bookmarkStart w:id="25" w:name="data-model"/>
       <w:r>
         <w:t xml:space="preserve">Data model</w:t>
       </w:r>
-      <w:bookmarkEnd w:id="25"/>
-    </w:p>
+    </w:p>
+    <w:bookmarkStart w:id="13" w:name="extensions-to-events"/>
     <w:p>
       <w:pPr>
         <w:pStyle w:val="Heading3"/>
       </w:pPr>
-      <w:bookmarkStart w:id="26" w:name="extensions-to-events"/>
       <w:r>
         <w:t xml:space="preserve">Extensions to</w:t>
       </w:r>
@@ -722,7 +829,6 @@
         </w:rPr>
         <w:t xml:space="preserve">events</w:t>
       </w:r>
-      <w:bookmarkEnd w:id="26"/>
     </w:p>
     <w:p>
       <w:pPr>
@@ -1122,7 +1228,7 @@
         <w:rPr>
           <w:rStyle w:val="CommentTok"/>
         </w:rPr>
-        <w:t>-- Drive folder ID created by Setnayan on first connect.</w:t>
+        <w:t xml:space="preserve">-- Drive folder ID created by Setnayan on first connect.</w:t>
       </w:r>
       <w:r>
         <w:br/>
@@ -1200,7 +1306,7 @@
         <w:rPr>
           <w:rStyle w:val="CommentTok"/>
         </w:rPr>
-        <w:t>-- Display name like "Setnayan · Maria &amp; Juan Wedding · 2026-10-24"</w:t>
+        <w:t xml:space="preserve">-- Display name like "Setnayan · Maria &amp; Juan Wedding · 2026-10-24"</w:t>
       </w:r>
       <w:r>
         <w:br/>
@@ -1563,6 +1669,243 @@
         <w:rPr>
           <w:rStyle w:val="NormalTok"/>
         </w:rPr>
+        <w:t xml:space="preserve"> photo_delivery_sync_mode TEXT </w:t>
+      </w:r>
+      <w:r>
+        <w:rPr>
+          <w:rStyle w:val="KeywordTok"/>
+        </w:rPr>
+        <w:t xml:space="preserve">NOT</w:t>
+      </w:r>
+      <w:r>
+        <w:rPr>
+          <w:rStyle w:val="NormalTok"/>
+        </w:rPr>
+        <w:t xml:space="preserve"> </w:t>
+      </w:r>
+      <w:r>
+        <w:rPr>
+          <w:rStyle w:val="KeywordTok"/>
+        </w:rPr>
+        <w:t xml:space="preserve">NULL</w:t>
+      </w:r>
+      <w:r>
+        <w:rPr>
+          <w:rStyle w:val="NormalTok"/>
+        </w:rPr>
+        <w:t xml:space="preserve"> </w:t>
+      </w:r>
+      <w:r>
+        <w:rPr>
+          <w:rStyle w:val="KeywordTok"/>
+        </w:rPr>
+        <w:t xml:space="preserve">DEFAULT</w:t>
+      </w:r>
+      <w:r>
+        <w:rPr>
+          <w:rStyle w:val="NormalTok"/>
+        </w:rPr>
+        <w:t xml:space="preserve"> </w:t>
+      </w:r>
+      <w:r>
+        <w:rPr>
+          <w:rStyle w:val="StringTok"/>
+        </w:rPr>
+        <w:t xml:space="preserve">'manual_release'</w:t>
+      </w:r>
+      <w:r>
+        <w:br/>
+      </w:r>
+      <w:r>
+        <w:rPr>
+          <w:rStyle w:val="NormalTok"/>
+        </w:rPr>
+        <w:t xml:space="preserve">  </w:t>
+      </w:r>
+      <w:r>
+        <w:rPr>
+          <w:rStyle w:val="KeywordTok"/>
+        </w:rPr>
+        <w:t xml:space="preserve">CHECK</w:t>
+      </w:r>
+      <w:r>
+        <w:rPr>
+          <w:rStyle w:val="NormalTok"/>
+        </w:rPr>
+        <w:t xml:space="preserve"> (photo_delivery_sync_mode </w:t>
+      </w:r>
+      <w:r>
+        <w:rPr>
+          <w:rStyle w:val="KeywordTok"/>
+        </w:rPr>
+        <w:t xml:space="preserve">IN</w:t>
+      </w:r>
+      <w:r>
+        <w:rPr>
+          <w:rStyle w:val="NormalTok"/>
+        </w:rPr>
+        <w:t xml:space="preserve"> (</w:t>
+      </w:r>
+      <w:r>
+        <w:rPr>
+          <w:rStyle w:val="StringTok"/>
+        </w:rPr>
+        <w:t xml:space="preserve">'manual_release'</w:t>
+      </w:r>
+      <w:r>
+        <w:rPr>
+          <w:rStyle w:val="NormalTok"/>
+        </w:rPr>
+        <w:t xml:space="preserve">, </w:t>
+      </w:r>
+      <w:r>
+        <w:rPr>
+          <w:rStyle w:val="StringTok"/>
+        </w:rPr>
+        <w:t xml:space="preserve">'auto_sync'</w:t>
+      </w:r>
+      <w:r>
+        <w:rPr>
+          <w:rStyle w:val="NormalTok"/>
+        </w:rPr>
+        <w:t xml:space="preserve">));</w:t>
+      </w:r>
+      <w:r>
+        <w:br/>
+      </w:r>
+      <w:r>
+        <w:rPr>
+          <w:rStyle w:val="NormalTok"/>
+        </w:rPr>
+        <w:t xml:space="preserve">  </w:t>
+      </w:r>
+      <w:r>
+        <w:rPr>
+          <w:rStyle w:val="CommentTok"/>
+        </w:rPr>
+        <w:t xml:space="preserve">-- Set per event (added 2026-05-20 per owner clarification). 'manual_release' =</w:t>
+      </w:r>
+      <w:r>
+        <w:br/>
+      </w:r>
+      <w:r>
+        <w:rPr>
+          <w:rStyle w:val="NormalTok"/>
+        </w:rPr>
+        <w:t xml:space="preserve">  </w:t>
+      </w:r>
+      <w:r>
+        <w:rPr>
+          <w:rStyle w:val="CommentTok"/>
+        </w:rPr>
+        <w:t xml:space="preserve">-- couple clicks Release after the 7-day review window; 'auto_sync' = photos</w:t>
+      </w:r>
+      <w:r>
+        <w:br/>
+      </w:r>
+      <w:r>
+        <w:rPr>
+          <w:rStyle w:val="NormalTok"/>
+        </w:rPr>
+        <w:t xml:space="preserve">  </w:t>
+      </w:r>
+      <w:r>
+        <w:rPr>
+          <w:rStyle w:val="CommentTok"/>
+        </w:rPr>
+        <w:t xml:space="preserve">-- stream to Drive in real-time as they land in R2 (Papic captures + photographer</w:t>
+      </w:r>
+      <w:r>
+        <w:br/>
+      </w:r>
+      <w:r>
+        <w:rPr>
+          <w:rStyle w:val="NormalTok"/>
+        </w:rPr>
+        <w:t xml:space="preserve">  </w:t>
+      </w:r>
+      <w:r>
+        <w:rPr>
+          <w:rStyle w:val="CommentTok"/>
+        </w:rPr>
+        <w:t xml:space="preserve">-- uploads alike). The background job branches on this column to decide whether</w:t>
+      </w:r>
+      <w:r>
+        <w:br/>
+      </w:r>
+      <w:r>
+        <w:rPr>
+          <w:rStyle w:val="NormalTok"/>
+        </w:rPr>
+        <w:t xml:space="preserve">  </w:t>
+      </w:r>
+      <w:r>
+        <w:rPr>
+          <w:rStyle w:val="CommentTok"/>
+        </w:rPr>
+        <w:t xml:space="preserve">-- to wait for photos_released_at or fire on each new photos row insertion.</w:t>
+      </w:r>
+      <w:r>
+        <w:br/>
+      </w:r>
+      <w:r>
+        <w:rPr>
+          <w:rStyle w:val="KeywordTok"/>
+        </w:rPr>
+        <w:t xml:space="preserve">ALTER</w:t>
+      </w:r>
+      <w:r>
+        <w:rPr>
+          <w:rStyle w:val="NormalTok"/>
+        </w:rPr>
+        <w:t xml:space="preserve"> </w:t>
+      </w:r>
+      <w:r>
+        <w:rPr>
+          <w:rStyle w:val="KeywordTok"/>
+        </w:rPr>
+        <w:t xml:space="preserve">TABLE</w:t>
+      </w:r>
+      <w:r>
+        <w:rPr>
+          <w:rStyle w:val="NormalTok"/>
+        </w:rPr>
+        <w:t xml:space="preserve"> </w:t>
+      </w:r>
+      <w:r>
+        <w:rPr>
+          <w:rStyle w:val="KeywordTok"/>
+        </w:rPr>
+        <w:t xml:space="preserve">events</w:t>
+      </w:r>
+      <w:r>
+        <w:rPr>
+          <w:rStyle w:val="NormalTok"/>
+        </w:rPr>
+        <w:t xml:space="preserve"> </w:t>
+      </w:r>
+      <w:r>
+        <w:rPr>
+          <w:rStyle w:val="KeywordTok"/>
+        </w:rPr>
+        <w:t xml:space="preserve">ADD</w:t>
+      </w:r>
+      <w:r>
+        <w:rPr>
+          <w:rStyle w:val="NormalTok"/>
+        </w:rPr>
+        <w:t xml:space="preserve"> </w:t>
+      </w:r>
+      <w:r>
+        <w:rPr>
+          <w:rStyle w:val="KeywordTok"/>
+        </w:rPr>
+        <w:t xml:space="preserve">COLUMN</w:t>
+      </w:r>
+      <w:r>
+        <w:rPr>
+          <w:rStyle w:val="NormalTok"/>
+        </w:rPr>
         <w:t xml:space="preserve"> photo_delivery_progress_pct </w:t>
       </w:r>
       <w:r>
@@ -1953,11 +2296,12 @@
         <w:t xml:space="preserve">-- Set when couple clicks "Release to Drive". Trigger flag for the upload job.</w:t>
       </w:r>
     </w:p>
+    <w:bookmarkEnd w:id="13"/>
+    <w:bookmarkStart w:id="14" w:name="extensions-to-photos"/>
     <w:p>
       <w:pPr>
         <w:pStyle w:val="Heading3"/>
       </w:pPr>
-      <w:bookmarkStart w:id="27" w:name="extensions-to-photos"/>
       <w:r>
         <w:t xml:space="preserve">Extensions to</w:t>
       </w:r>
@@ -1970,7 +2314,6 @@
         </w:rPr>
         <w:t xml:space="preserve">photos</w:t>
       </w:r>
-      <w:bookmarkEnd w:id="27"/>
     </w:p>
     <w:p>
       <w:pPr>
@@ -2253,11 +2596,12 @@
         <w:t xml:space="preserve"> delivery_last_error TEXT;</w:t>
       </w:r>
     </w:p>
+    <w:bookmarkEnd w:id="14"/>
+    <w:bookmarkStart w:id="15" w:name="new-table-photo_delivery_jobs"/>
     <w:p>
       <w:pPr>
         <w:pStyle w:val="Heading3"/>
       </w:pPr>
-      <w:bookmarkStart w:id="28" w:name="new-table-photo_delivery_jobs"/>
       <w:r>
         <w:t xml:space="preserve">New table:</w:t>
       </w:r>
@@ -2270,7 +2614,6 @@
         </w:rPr>
         <w:t xml:space="preserve">photo_delivery_jobs</w:t>
       </w:r>
-      <w:bookmarkEnd w:id="28"/>
     </w:p>
     <w:p>
       <w:pPr>
@@ -3099,33 +3442,33 @@
         </w:pict>
       </w:r>
     </w:p>
+    <w:bookmarkEnd w:id="15"/>
+    <w:bookmarkEnd w:id="16"/>
+    <w:bookmarkStart w:id="20" w:name="oauth-flow"/>
     <w:p>
       <w:pPr>
         <w:pStyle w:val="Heading2"/>
       </w:pPr>
-      <w:bookmarkStart w:id="29" w:name="oauth-flow"/>
       <w:r>
         <w:t xml:space="preserve">OAuth flow</w:t>
       </w:r>
-      <w:bookmarkEnd w:id="29"/>
-    </w:p>
+    </w:p>
+    <w:bookmarkStart w:id="17" w:name="connect-one-time-per-event"/>
     <w:p>
       <w:pPr>
         <w:pStyle w:val="Heading3"/>
       </w:pPr>
-      <w:bookmarkStart w:id="30" w:name="connect-one-time-per-event"/>
       <w:r>
         <w:t xml:space="preserve">Connect (one-time per event)</w:t>
       </w:r>
-      <w:bookmarkEnd w:id="30"/>
-    </w:p>
-    <w:p>
-      <w:pPr>
+    </w:p>
+    <w:p>
+      <w:pPr>
+        <w:pStyle w:val="Compact"/>
         <w:numPr>
           <w:ilvl w:val="0"/>
           <w:numId w:val="1003"/>
         </w:numPr>
-        <w:pStyle w:val="Compact"/>
       </w:pPr>
       <w:r>
         <w:t xml:space="preserve">Couple clicks</w:t>
@@ -3134,13 +3477,7 @@
         <w:t xml:space="preserve"> </w:t>
       </w:r>
       <w:r>
-        <w:t xml:space="preserve">“</w:t>
-      </w:r>
-      <w:r>
-        <w:t xml:space="preserve">Connect Google Drive</w:t>
-      </w:r>
-      <w:r>
-        <w:t xml:space="preserve">”</w:t>
+        <w:t xml:space="preserve">“Connect Google Drive”</w:t>
       </w:r>
       <w:r>
         <w:t xml:space="preserve"> </w:t>
@@ -3151,11 +3488,11 @@
     </w:p>
     <w:p>
       <w:pPr>
+        <w:pStyle w:val="Compact"/>
         <w:numPr>
           <w:ilvl w:val="0"/>
           <w:numId w:val="1003"/>
         </w:numPr>
-        <w:pStyle w:val="Compact"/>
       </w:pPr>
       <w:r>
         <w:t xml:space="preserve">Frontend calls</w:t>
@@ -3226,23 +3563,17 @@
     </w:p>
     <w:p>
       <w:pPr>
+        <w:pStyle w:val="Compact"/>
         <w:numPr>
           <w:ilvl w:val="0"/>
           <w:numId w:val="1003"/>
         </w:numPr>
-        <w:pStyle w:val="Compact"/>
       </w:pPr>
       <w:r>
         <w:t xml:space="preserve">Browser redirects to Google’s auth screen. Couple selects their account, sees the permission disclosure (</w:t>
       </w:r>
       <w:r>
-        <w:t xml:space="preserve">“</w:t>
-      </w:r>
-      <w:r>
-        <w:t>Setnayan wants to access files it creates in Drive</w:t>
-      </w:r>
-      <w:r>
-        <w:t xml:space="preserve">”</w:t>
+        <w:t xml:space="preserve">“Setnayan wants to access files it creates in Drive”</w:t>
       </w:r>
       <w:r>
         <w:t xml:space="preserve">), clicks Allow.</w:t>
@@ -3250,11 +3581,11 @@
     </w:p>
     <w:p>
       <w:pPr>
+        <w:pStyle w:val="Compact"/>
         <w:numPr>
           <w:ilvl w:val="0"/>
           <w:numId w:val="1003"/>
         </w:numPr>
-        <w:pStyle w:val="Compact"/>
       </w:pPr>
       <w:r>
         <w:t xml:space="preserve">Google redirects back to</w:t>
@@ -3266,7 +3597,7 @@
         <w:rPr>
           <w:rStyle w:val="VerbatimChar"/>
         </w:rPr>
-        <w:t>setnayan.com/api/oauth/google/callback?code=...&amp;state=...</w:t>
+        <w:t xml:space="preserve">setnayan.com/api/oauth/google/callback?code=...&amp;state=...</w:t>
       </w:r>
       <w:r>
         <w:t xml:space="preserve">.</w:t>
@@ -3274,11 +3605,11 @@
     </w:p>
     <w:p>
       <w:pPr>
+        <w:pStyle w:val="Compact"/>
         <w:numPr>
           <w:ilvl w:val="0"/>
           <w:numId w:val="1003"/>
         </w:numPr>
-        <w:pStyle w:val="Compact"/>
       </w:pPr>
       <w:r>
         <w:t xml:space="preserve">Backend exchanges code for refresh + access token, decrypts state token, fetches the user’s email from the</w:t>
@@ -3301,11 +3632,11 @@
     </w:p>
     <w:p>
       <w:pPr>
+        <w:pStyle w:val="Compact"/>
         <w:numPr>
           <w:ilvl w:val="0"/>
           <w:numId w:val="1003"/>
         </w:numPr>
-        <w:pStyle w:val="Compact"/>
       </w:pPr>
       <w:r>
         <w:t xml:space="preserve">Backend creates a folder in Drive named</w:t>
@@ -3317,7 +3648,7 @@
         <w:rPr>
           <w:rStyle w:val="VerbatimChar"/>
         </w:rPr>
-        <w:t>Setnayan · {couple_names} · {wedding_date}</w:t>
+        <w:t xml:space="preserve">Setnayan · {couple_names} · {wedding_date}</w:t>
       </w:r>
       <w:r>
         <w:t xml:space="preserve"> </w:t>
@@ -3364,11 +3695,11 @@
     </w:p>
     <w:p>
       <w:pPr>
+        <w:pStyle w:val="Compact"/>
         <w:numPr>
           <w:ilvl w:val="0"/>
           <w:numId w:val="1003"/>
         </w:numPr>
-        <w:pStyle w:val="Compact"/>
       </w:pPr>
       <w:r>
         <w:t xml:space="preserve">Backend redirects browser to</w:t>
@@ -3394,6 +3725,7 @@
       <w:r>
         <w:rPr>
           <w:b/>
+          <w:bCs/>
         </w:rPr>
         <w:t xml:space="preserve">Connected</w:t>
       </w:r>
@@ -3404,15 +3736,15 @@
         <w:t xml:space="preserve">state.</w:t>
       </w:r>
     </w:p>
+    <w:bookmarkEnd w:id="17"/>
+    <w:bookmarkStart w:id="18" w:name="token-refresh"/>
     <w:p>
       <w:pPr>
         <w:pStyle w:val="Heading3"/>
       </w:pPr>
-      <w:bookmarkStart w:id="31" w:name="token-refresh"/>
       <w:r>
         <w:t xml:space="preserve">Token refresh</w:t>
       </w:r>
-      <w:bookmarkEnd w:id="31"/>
     </w:p>
     <w:p>
       <w:pPr>
@@ -3422,15 +3754,15 @@
         <w:t xml:space="preserve">Refresh tokens are long-lived (Google standard). Access tokens expire in 1 hour and are auto-refreshed by the backend using the stored refresh token before each batch upload starts.</w:t>
       </w:r>
     </w:p>
+    <w:bookmarkEnd w:id="18"/>
+    <w:bookmarkStart w:id="19" w:name="disconnect"/>
     <w:p>
       <w:pPr>
         <w:pStyle w:val="Heading3"/>
       </w:pPr>
-      <w:bookmarkStart w:id="32" w:name="disconnect"/>
       <w:r>
         <w:t xml:space="preserve">Disconnect</w:t>
       </w:r>
-      <w:bookmarkEnd w:id="32"/>
     </w:p>
     <w:p>
       <w:pPr>
@@ -3512,7 +3844,7 @@
         <w:t xml:space="preserve">idle</w:t>
       </w:r>
       <w:r>
-        <w:t>. The Setnayan folder in the user’s Drive is</w:t>
+        <w:t xml:space="preserve">. The Setnayan folder in the user’s Drive is</w:t>
       </w:r>
       <w:r>
         <w:t xml:space="preserve"> </w:t>
@@ -3520,6 +3852,7 @@
       <w:r>
         <w:rPr>
           <w:b/>
+          <w:bCs/>
         </w:rPr>
         <w:t xml:space="preserve">not</w:t>
       </w:r>
@@ -3537,25 +3870,25 @@
         </w:pict>
       </w:r>
     </w:p>
+    <w:bookmarkEnd w:id="19"/>
+    <w:bookmarkEnd w:id="20"/>
+    <w:bookmarkStart w:id="25" w:name="release-pipeline-the-upload-job"/>
     <w:p>
       <w:pPr>
         <w:pStyle w:val="Heading2"/>
       </w:pPr>
-      <w:bookmarkStart w:id="33" w:name="release-pipeline-the-upload-job"/>
       <w:r>
         <w:t xml:space="preserve">Release pipeline (the upload job)</w:t>
       </w:r>
-      <w:bookmarkEnd w:id="33"/>
-    </w:p>
+    </w:p>
+    <w:bookmarkStart w:id="21" w:name="trigger"/>
     <w:p>
       <w:pPr>
         <w:pStyle w:val="Heading3"/>
       </w:pPr>
-      <w:bookmarkStart w:id="34" w:name="trigger"/>
       <w:r>
         <w:t xml:space="preserve">Trigger</w:t>
       </w:r>
-      <w:bookmarkEnd w:id="34"/>
     </w:p>
     <w:p>
       <w:pPr>
@@ -3576,11 +3909,11 @@
     </w:p>
     <w:p>
       <w:pPr>
+        <w:pStyle w:val="Compact"/>
         <w:numPr>
           <w:ilvl w:val="0"/>
           <w:numId w:val="1004"/>
         </w:numPr>
-        <w:pStyle w:val="Compact"/>
       </w:pPr>
       <w:r>
         <w:t xml:space="preserve">Validate event is in a releasable state —</w:t>
@@ -3615,11 +3948,11 @@
     </w:p>
     <w:p>
       <w:pPr>
+        <w:pStyle w:val="Compact"/>
         <w:numPr>
           <w:ilvl w:val="0"/>
           <w:numId w:val="1004"/>
         </w:numPr>
-        <w:pStyle w:val="Compact"/>
       </w:pPr>
       <w:r>
         <w:t xml:space="preserve">Set</w:t>
@@ -3651,11 +3984,11 @@
     </w:p>
     <w:p>
       <w:pPr>
+        <w:pStyle w:val="Compact"/>
         <w:numPr>
           <w:ilvl w:val="0"/>
           <w:numId w:val="1004"/>
         </w:numPr>
-        <w:pStyle w:val="Compact"/>
       </w:pPr>
       <w:r>
         <w:t xml:space="preserve">Create a</w:t>
@@ -3720,11 +4053,11 @@
     </w:p>
     <w:p>
       <w:pPr>
+        <w:pStyle w:val="Compact"/>
         <w:numPr>
           <w:ilvl w:val="0"/>
           <w:numId w:val="1004"/>
         </w:numPr>
-        <w:pStyle w:val="Compact"/>
       </w:pPr>
       <w:r>
         <w:t xml:space="preserve">Enqueue a Cloudflare Queue message:</w:t>
@@ -3744,11 +4077,11 @@
     </w:p>
     <w:p>
       <w:pPr>
+        <w:pStyle w:val="Compact"/>
         <w:numPr>
           <w:ilvl w:val="0"/>
           <w:numId w:val="1004"/>
         </w:numPr>
-        <w:pStyle w:val="Compact"/>
       </w:pPr>
       <w:r>
         <w:t xml:space="preserve">Return</w:t>
@@ -3786,6 +4119,7 @@
       <w:r>
         <w:rPr>
           <w:b/>
+          <w:bCs/>
         </w:rPr>
         <w:t xml:space="preserve">Uploading</w:t>
       </w:r>
@@ -3796,15 +4130,15 @@
         <w:t xml:space="preserve">state.</w:t>
       </w:r>
     </w:p>
+    <w:bookmarkEnd w:id="21"/>
+    <w:bookmarkStart w:id="22" w:name="worker"/>
     <w:p>
       <w:pPr>
         <w:pStyle w:val="Heading3"/>
       </w:pPr>
-      <w:bookmarkStart w:id="35" w:name="worker"/>
       <w:r>
         <w:t xml:space="preserve">Worker</w:t>
       </w:r>
-      <w:bookmarkEnd w:id="35"/>
     </w:p>
     <w:p>
       <w:pPr>
@@ -3828,11 +4162,11 @@
     </w:p>
     <w:p>
       <w:pPr>
+        <w:pStyle w:val="Compact"/>
         <w:numPr>
           <w:ilvl w:val="0"/>
           <w:numId w:val="1005"/>
         </w:numPr>
-        <w:pStyle w:val="Compact"/>
       </w:pPr>
       <w:r>
         <w:t xml:space="preserve">Refresh OAuth access token if expired.</w:t>
@@ -3840,11 +4174,11 @@
     </w:p>
     <w:p>
       <w:pPr>
+        <w:pStyle w:val="Compact"/>
         <w:numPr>
           <w:ilvl w:val="0"/>
           <w:numId w:val="1005"/>
         </w:numPr>
-        <w:pStyle w:val="Compact"/>
       </w:pPr>
       <w:r>
         <w:t xml:space="preserve">Ensure segment subfolders exist in Drive (idempotent — get-or-create by name within the event’s parent folder).</w:t>
@@ -3852,11 +4186,11 @@
     </w:p>
     <w:p>
       <w:pPr>
+        <w:pStyle w:val="Compact"/>
         <w:numPr>
           <w:ilvl w:val="0"/>
           <w:numId w:val="1005"/>
         </w:numPr>
-        <w:pStyle w:val="Compact"/>
       </w:pPr>
       <w:r>
         <w:t xml:space="preserve">For each photo in the batch:</w:t>
@@ -3864,11 +4198,11 @@
     </w:p>
     <w:p>
       <w:pPr>
+        <w:pStyle w:val="Compact"/>
         <w:numPr>
           <w:ilvl w:val="1"/>
           <w:numId w:val="1006"/>
         </w:numPr>
-        <w:pStyle w:val="Compact"/>
       </w:pPr>
       <w:r>
         <w:t xml:space="preserve">Stream from R2 via signed URL.</w:t>
@@ -3876,11 +4210,11 @@
     </w:p>
     <w:p>
       <w:pPr>
+        <w:pStyle w:val="Compact"/>
         <w:numPr>
           <w:ilvl w:val="1"/>
           <w:numId w:val="1006"/>
         </w:numPr>
-        <w:pStyle w:val="Compact"/>
       </w:pPr>
       <w:r>
         <w:t xml:space="preserve">Upload to Drive via resumable-upload endpoint, with the file metadata (</w:t>
@@ -3913,7 +4247,7 @@
         <w:rPr>
           <w:rStyle w:val="VerbatimChar"/>
         </w:rPr>
-        <w:t>description: 'Setnayan · taken by {photographer} · tagged: {guest names}'</w:t>
+        <w:t xml:space="preserve">description: 'Setnayan · taken by {photographer} · tagged: {guest names}'</w:t>
       </w:r>
       <w:r>
         <w:t xml:space="preserve">).</w:t>
@@ -3921,11 +4255,11 @@
     </w:p>
     <w:p>
       <w:pPr>
+        <w:pStyle w:val="Compact"/>
         <w:numPr>
           <w:ilvl w:val="1"/>
           <w:numId w:val="1006"/>
         </w:numPr>
-        <w:pStyle w:val="Compact"/>
       </w:pPr>
       <w:r>
         <w:t xml:space="preserve">On success: write</w:t>
@@ -3993,11 +4327,11 @@
     </w:p>
     <w:p>
       <w:pPr>
+        <w:pStyle w:val="Compact"/>
         <w:numPr>
           <w:ilvl w:val="1"/>
           <w:numId w:val="1006"/>
         </w:numPr>
-        <w:pStyle w:val="Compact"/>
       </w:pPr>
       <w:r>
         <w:t xml:space="preserve">On failure: increment</w:t>
@@ -4041,11 +4375,11 @@
     </w:p>
     <w:p>
       <w:pPr>
+        <w:pStyle w:val="Compact"/>
         <w:numPr>
           <w:ilvl w:val="0"/>
           <w:numId w:val="1005"/>
         </w:numPr>
-        <w:pStyle w:val="Compact"/>
       </w:pPr>
       <w:r>
         <w:t xml:space="preserve">After batch: enqueue next batch with</w:t>
@@ -4065,11 +4399,11 @@
     </w:p>
     <w:p>
       <w:pPr>
+        <w:pStyle w:val="Compact"/>
         <w:numPr>
           <w:ilvl w:val="0"/>
           <w:numId w:val="1005"/>
         </w:numPr>
-        <w:pStyle w:val="Compact"/>
       </w:pPr>
       <w:r>
         <w:t xml:space="preserve">Update</w:t>
@@ -4090,15 +4424,15 @@
         <w:t xml:space="preserve">after every file (not every batch — couples want responsive progress).</w:t>
       </w:r>
     </w:p>
+    <w:bookmarkEnd w:id="22"/>
+    <w:bookmarkStart w:id="23" w:name="manifest-csv"/>
     <w:p>
       <w:pPr>
         <w:pStyle w:val="Heading3"/>
       </w:pPr>
-      <w:bookmarkStart w:id="36" w:name="manifest-csv"/>
       <w:r>
         <w:t xml:space="preserve">Manifest CSV</w:t>
       </w:r>
-      <w:bookmarkEnd w:id="36"/>
     </w:p>
     <w:p>
       <w:pPr>
@@ -4175,15 +4509,15 @@
         <w:t xml:space="preserve">column. Couples can re-deliver and only the failed rows will retry.</w:t>
       </w:r>
     </w:p>
+    <w:bookmarkEnd w:id="23"/>
+    <w:bookmarkStart w:id="24" w:name="notification-on-completion"/>
     <w:p>
       <w:pPr>
         <w:pStyle w:val="Heading3"/>
       </w:pPr>
-      <w:bookmarkStart w:id="37" w:name="notification-on-completion"/>
       <w:r>
         <w:t xml:space="preserve">Notification on completion</w:t>
       </w:r>
-      <w:bookmarkEnd w:id="37"/>
     </w:p>
     <w:p>
       <w:pPr>
@@ -4206,7 +4540,7 @@
         <w:pStyle w:val="BlockText"/>
       </w:pPr>
       <w:r>
-        <w:t>1,247 photos and 312 clips from Maria &amp; Juan’s wedding are now in your Setnayan folder.</w:t>
+        <w:t xml:space="preserve">1,247 photos and 312 clips from Maria &amp; Juan’s wedding are now in your Setnayan folder.</w:t>
       </w:r>
     </w:p>
     <w:p>
@@ -4222,7 +4556,7 @@
         <w:pStyle w:val="BlockText"/>
       </w:pPr>
       <w:r>
-        <w:t>Setnayan will keep a backup copy on our servers for 5 years.</w:t>
+        <w:t xml:space="preserve">Setnayan will keep a backup copy on our servers for 5 years.</w:t>
       </w:r>
     </w:p>
     <w:p>
@@ -4238,6 +4572,7 @@
       <w:r>
         <w:rPr>
           <w:b/>
+          <w:bCs/>
         </w:rPr>
         <w:t xml:space="preserve">Complete</w:t>
       </w:r>
@@ -4255,15 +4590,16 @@
         </w:pict>
       </w:r>
     </w:p>
+    <w:bookmarkEnd w:id="24"/>
+    <w:bookmarkEnd w:id="25"/>
+    <w:bookmarkStart w:id="30" w:name="page-composition-desktop"/>
     <w:p>
       <w:pPr>
         <w:pStyle w:val="Heading2"/>
       </w:pPr>
-      <w:bookmarkStart w:id="38" w:name="page-composition-desktop"/>
       <w:r>
         <w:t xml:space="preserve">Page composition (desktop)</w:t>
       </w:r>
-      <w:bookmarkEnd w:id="38"/>
     </w:p>
     <w:p>
       <w:pPr>
@@ -4276,13 +4612,7 @@
         <w:t xml:space="preserve"> </w:t>
       </w:r>
       <w:r>
-        <w:t xml:space="preserve">“</w:t>
-      </w:r>
-      <w:r>
-        <w:t xml:space="preserve">Web</w:t>
-      </w:r>
-      <w:r>
-        <w:t xml:space="preserve">”</w:t>
+        <w:t xml:space="preserve">“Web”</w:t>
       </w:r>
       <w:r>
         <w:t xml:space="preserve"> </w:t>
@@ -4303,27 +4633,27 @@
         <w:t xml:space="preserve">:</w:t>
       </w:r>
     </w:p>
+    <w:bookmarkStart w:id="26" w:name="state-1-connect-idle"/>
     <w:p>
       <w:pPr>
         <w:pStyle w:val="Heading3"/>
       </w:pPr>
-      <w:bookmarkStart w:id="39" w:name="state-1-connect-idle"/>
       <w:r>
         <w:t xml:space="preserve">State 1 — Connect (idle)</w:t>
       </w:r>
-      <w:bookmarkEnd w:id="39"/>
-    </w:p>
-    <w:p>
-      <w:pPr>
+    </w:p>
+    <w:p>
+      <w:pPr>
+        <w:pStyle w:val="Compact"/>
         <w:numPr>
           <w:ilvl w:val="0"/>
           <w:numId w:val="1007"/>
         </w:numPr>
-        <w:pStyle w:val="Compact"/>
       </w:pPr>
       <w:r>
         <w:rPr>
           <w:b/>
+          <w:bCs/>
         </w:rPr>
         <w:t xml:space="preserve">Hero card</w:t>
       </w:r>
@@ -4337,13 +4667,7 @@
         <w:t xml:space="preserve"> </w:t>
       </w:r>
       <w:r>
-        <w:t xml:space="preserve">“</w:t>
-      </w:r>
-      <w:r>
-        <w:t xml:space="preserve">Send your finalized photos straight to your Google Drive</w:t>
-      </w:r>
-      <w:r>
-        <w:t xml:space="preserve">”</w:t>
+        <w:t xml:space="preserve">“Send your finalized photos straight to your Google Drive”</w:t>
       </w:r>
       <w:r>
         <w:t xml:space="preserve">, paragraph explainer, 3-step flow grid (Connect Drive / Review &amp; approve / Release to Drive), big</w:t>
@@ -4352,13 +4676,7 @@
         <w:t xml:space="preserve"> </w:t>
       </w:r>
       <w:r>
-        <w:t xml:space="preserve">“</w:t>
-      </w:r>
-      <w:r>
-        <w:t xml:space="preserve">Connect Google Drive</w:t>
-      </w:r>
-      <w:r>
-        <w:t xml:space="preserve">”</w:t>
+        <w:t xml:space="preserve">“Connect Google Drive”</w:t>
       </w:r>
       <w:r>
         <w:t xml:space="preserve"> </w:t>
@@ -4382,27 +4700,28 @@
         <w:t xml:space="preserve">scope.</w:t>
       </w:r>
     </w:p>
+    <w:bookmarkEnd w:id="26"/>
+    <w:bookmarkStart w:id="27" w:name="Xbf98826c822111c4078a817b21ea401e06a4c0f"/>
     <w:p>
       <w:pPr>
         <w:pStyle w:val="Heading3"/>
       </w:pPr>
-      <w:bookmarkStart w:id="40" w:name="Xbf98826c822111c4078a817b21ea401e06a4c0f"/>
       <w:r>
         <w:t xml:space="preserve">State 2 — Ready (connected, photos finalized, awaiting release)</w:t>
       </w:r>
-      <w:bookmarkEnd w:id="40"/>
-    </w:p>
-    <w:p>
-      <w:pPr>
+    </w:p>
+    <w:p>
+      <w:pPr>
+        <w:pStyle w:val="Compact"/>
         <w:numPr>
           <w:ilvl w:val="0"/>
           <w:numId w:val="1008"/>
         </w:numPr>
-        <w:pStyle w:val="Compact"/>
       </w:pPr>
       <w:r>
         <w:rPr>
           <w:b/>
+          <w:bCs/>
         </w:rPr>
         <w:t xml:space="preserve">Connection status card</w:t>
       </w:r>
@@ -4427,15 +4746,16 @@
     </w:p>
     <w:p>
       <w:pPr>
+        <w:pStyle w:val="Compact"/>
         <w:numPr>
           <w:ilvl w:val="0"/>
           <w:numId w:val="1008"/>
         </w:numPr>
-        <w:pStyle w:val="Compact"/>
       </w:pPr>
       <w:r>
         <w:rPr>
           <w:b/>
+          <w:bCs/>
         </w:rPr>
         <w:t xml:space="preserve">Two-column body</w:t>
       </w:r>
@@ -4445,15 +4765,16 @@
     </w:p>
     <w:p>
       <w:pPr>
+        <w:pStyle w:val="Compact"/>
         <w:numPr>
           <w:ilvl w:val="1"/>
           <w:numId w:val="1009"/>
         </w:numPr>
-        <w:pStyle w:val="Compact"/>
       </w:pPr>
       <w:r>
         <w:rPr>
           <w:b/>
+          <w:bCs/>
         </w:rPr>
         <w:t xml:space="preserve">Left (60%)</w:t>
       </w:r>
@@ -4464,13 +4785,7 @@
         <w:t xml:space="preserve"> </w:t>
       </w:r>
       <w:r>
-        <w:t xml:space="preserve">“</w:t>
-      </w:r>
-      <w:r>
-        <w:t xml:space="preserve">Release to Drive →</w:t>
-      </w:r>
-      <w:r>
-        <w:t xml:space="preserve">”</w:t>
+        <w:t xml:space="preserve">“Release to Drive →”</w:t>
       </w:r>
       <w:r>
         <w:t xml:space="preserve"> </w:t>
@@ -4481,15 +4796,16 @@
     </w:p>
     <w:p>
       <w:pPr>
+        <w:pStyle w:val="Compact"/>
         <w:numPr>
           <w:ilvl w:val="1"/>
           <w:numId w:val="1009"/>
         </w:numPr>
-        <w:pStyle w:val="Compact"/>
       </w:pPr>
       <w:r>
         <w:rPr>
           <w:b/>
+          <w:bCs/>
         </w:rPr>
         <w:t xml:space="preserve">Right (40%)</w:t>
       </w:r>
@@ -4497,27 +4813,28 @@
         <w:t xml:space="preserve">: Delivery timeline (event ended ✓, review complete ✓, Drive connected ✓, release ▸, upload+notify ○), Review status card (1,247 approved · 18 hidden), FAQ list.</w:t>
       </w:r>
     </w:p>
+    <w:bookmarkEnd w:id="27"/>
+    <w:bookmarkStart w:id="28" w:name="state-3-uploading"/>
     <w:p>
       <w:pPr>
         <w:pStyle w:val="Heading3"/>
       </w:pPr>
-      <w:bookmarkStart w:id="41" w:name="state-3-uploading"/>
       <w:r>
         <w:t xml:space="preserve">State 3 — Uploading</w:t>
       </w:r>
-      <w:bookmarkEnd w:id="41"/>
-    </w:p>
-    <w:p>
-      <w:pPr>
+    </w:p>
+    <w:p>
+      <w:pPr>
+        <w:pStyle w:val="Compact"/>
         <w:numPr>
           <w:ilvl w:val="0"/>
           <w:numId w:val="1010"/>
         </w:numPr>
-        <w:pStyle w:val="Compact"/>
       </w:pPr>
       <w:r>
         <w:rPr>
           <w:b/>
+          <w:bCs/>
         </w:rPr>
         <w:t xml:space="preserve">Connection status card</w:t>
       </w:r>
@@ -4531,13 +4848,7 @@
         <w:t xml:space="preserve"> </w:t>
       </w:r>
       <w:r>
-        <w:t xml:space="preserve">“</w:t>
-      </w:r>
-      <w:r>
-        <w:t xml:space="preserve">Uploading to Google Drive · started 11:42 AM</w:t>
-      </w:r>
-      <w:r>
-        <w:t xml:space="preserve">”</w:t>
+        <w:t xml:space="preserve">“Uploading to Google Drive · started 11:42 AM”</w:t>
       </w:r>
       <w:r>
         <w:t xml:space="preserve">, Pause / Cancel buttons.</w:t>
@@ -4545,15 +4856,16 @@
     </w:p>
     <w:p>
       <w:pPr>
+        <w:pStyle w:val="Compact"/>
         <w:numPr>
           <w:ilvl w:val="0"/>
           <w:numId w:val="1010"/>
         </w:numPr>
-        <w:pStyle w:val="Compact"/>
       </w:pPr>
       <w:r>
         <w:rPr>
           <w:b/>
+          <w:bCs/>
         </w:rPr>
         <w:t xml:space="preserve">Two-column body</w:t>
       </w:r>
@@ -4563,15 +4875,16 @@
     </w:p>
     <w:p>
       <w:pPr>
+        <w:pStyle w:val="Compact"/>
         <w:numPr>
           <w:ilvl w:val="1"/>
           <w:numId w:val="1011"/>
         </w:numPr>
-        <w:pStyle w:val="Compact"/>
       </w:pPr>
       <w:r>
         <w:rPr>
           <w:b/>
+          <w:bCs/>
         </w:rPr>
         <w:t xml:space="preserve">Left</w:t>
       </w:r>
@@ -4591,13 +4904,7 @@
         <w:t xml:space="preserve"> </w:t>
       </w:r>
       <w:r>
-        <w:t xml:space="preserve">“</w:t>
-      </w:r>
-      <w:r>
-        <w:t xml:space="preserve">Recently uploaded</w:t>
-      </w:r>
-      <w:r>
-        <w:t xml:space="preserve">”</w:t>
+        <w:t xml:space="preserve">“Recently uploaded”</w:t>
       </w:r>
       <w:r>
         <w:t xml:space="preserve"> </w:t>
@@ -4608,15 +4915,16 @@
     </w:p>
     <w:p>
       <w:pPr>
+        <w:pStyle w:val="Compact"/>
         <w:numPr>
           <w:ilvl w:val="1"/>
           <w:numId w:val="1011"/>
         </w:numPr>
-        <w:pStyle w:val="Compact"/>
       </w:pPr>
       <w:r>
         <w:rPr>
           <w:b/>
+          <w:bCs/>
         </w:rPr>
         <w:t xml:space="preserve">Right</w:t>
       </w:r>
@@ -4627,13 +4935,7 @@
         <w:t xml:space="preserve"> </w:t>
       </w:r>
       <w:r>
-        <w:t xml:space="preserve">“</w:t>
-      </w:r>
-      <w:r>
-        <w:t xml:space="preserve">While we upload</w:t>
-      </w:r>
-      <w:r>
-        <w:t xml:space="preserve">”</w:t>
+        <w:t xml:space="preserve">“While we upload”</w:t>
       </w:r>
       <w:r>
         <w:t xml:space="preserve"> </w:t>
@@ -4642,27 +4944,28 @@
         <w:t xml:space="preserve">card explaining server-side execution + email notification, per-segment progress mini-tree with current segment highlighted, retry-policy explainer.</w:t>
       </w:r>
     </w:p>
+    <w:bookmarkEnd w:id="28"/>
+    <w:bookmarkStart w:id="29" w:name="state-4-complete"/>
     <w:p>
       <w:pPr>
         <w:pStyle w:val="Heading3"/>
       </w:pPr>
-      <w:bookmarkStart w:id="42" w:name="state-4-complete"/>
       <w:r>
         <w:t xml:space="preserve">State 4 — Complete</w:t>
       </w:r>
-      <w:bookmarkEnd w:id="42"/>
-    </w:p>
-    <w:p>
-      <w:pPr>
+    </w:p>
+    <w:p>
+      <w:pPr>
+        <w:pStyle w:val="Compact"/>
         <w:numPr>
           <w:ilvl w:val="0"/>
           <w:numId w:val="1012"/>
         </w:numPr>
-        <w:pStyle w:val="Compact"/>
       </w:pPr>
       <w:r>
         <w:rPr>
           <w:b/>
+          <w:bCs/>
         </w:rPr>
         <w:t xml:space="preserve">Connection status card</w:t>
       </w:r>
@@ -4676,13 +4979,7 @@
         <w:t xml:space="preserve"> </w:t>
       </w:r>
       <w:r>
-        <w:t xml:space="preserve">“</w:t>
-      </w:r>
-      <w:r>
-        <w:t xml:space="preserve">Delivered · 1,247 photos in your Drive</w:t>
-      </w:r>
-      <w:r>
-        <w:t xml:space="preserve">”</w:t>
+        <w:t xml:space="preserve">“Delivered · 1,247 photos in your Drive”</w:t>
       </w:r>
       <w:r>
         <w:t xml:space="preserve">, Open-in-Drive button.</w:t>
@@ -4690,15 +4987,16 @@
     </w:p>
     <w:p>
       <w:pPr>
+        <w:pStyle w:val="Compact"/>
         <w:numPr>
           <w:ilvl w:val="0"/>
           <w:numId w:val="1012"/>
         </w:numPr>
-        <w:pStyle w:val="Compact"/>
       </w:pPr>
       <w:r>
         <w:rPr>
           <w:b/>
+          <w:bCs/>
         </w:rPr>
         <w:t xml:space="preserve">Big complete card</w:t>
       </w:r>
@@ -4712,13 +5010,7 @@
         <w:t xml:space="preserve"> </w:t>
       </w:r>
       <w:r>
-        <w:t xml:space="preserve">“</w:t>
-      </w:r>
-      <w:r>
-        <w:t xml:space="preserve">All your photos are in Drive</w:t>
-      </w:r>
-      <w:r>
-        <w:t xml:space="preserve">”</w:t>
+        <w:t xml:space="preserve">“All your photos are in Drive”</w:t>
       </w:r>
       <w:r>
         <w:t xml:space="preserve">, paragraph confirmation, 3-stat grid (Photos / Clips / Total), action buttons (Open in Drive / Download manifest CSV / Re-deliver).</w:t>
@@ -4726,15 +5018,16 @@
     </w:p>
     <w:p>
       <w:pPr>
+        <w:pStyle w:val="Compact"/>
         <w:numPr>
           <w:ilvl w:val="0"/>
           <w:numId w:val="1012"/>
         </w:numPr>
-        <w:pStyle w:val="Compact"/>
       </w:pPr>
       <w:r>
         <w:rPr>
           <w:b/>
+          <w:bCs/>
         </w:rPr>
         <w:t xml:space="preserve">Backup retention notice card</w:t>
       </w:r>
@@ -4742,18 +5035,19 @@
         <w:t xml:space="preserve"> </w:t>
       </w:r>
       <w:r>
-        <w:t>below — explains Setnayan keeps R2 backup for 5 years, re-delivery available within that window.</w:t>
-      </w:r>
-    </w:p>
+        <w:t xml:space="preserve">below — explains Setnayan keeps R2 backup for 5 years, re-delivery available within that window.</w:t>
+      </w:r>
+    </w:p>
+    <w:bookmarkEnd w:id="29"/>
+    <w:bookmarkEnd w:id="30"/>
+    <w:bookmarkStart w:id="35" w:name="page-composition-mobile"/>
     <w:p>
       <w:pPr>
         <w:pStyle w:val="Heading2"/>
       </w:pPr>
-      <w:bookmarkStart w:id="43" w:name="page-composition-mobile"/>
       <w:r>
         <w:t xml:space="preserve">Page composition (mobile)</w:t>
       </w:r>
-      <w:bookmarkEnd w:id="43"/>
     </w:p>
     <w:p>
       <w:pPr>
@@ -4763,15 +5057,14 @@
         <w:t xml:space="preserve">Match the mockup’s mobile frame. Single-column, thumb-friendly, sticky-bottom CTAs.</w:t>
       </w:r>
     </w:p>
+    <w:bookmarkStart w:id="31" w:name="state-1-connect"/>
     <w:p>
       <w:pPr>
         <w:pStyle w:val="Heading3"/>
       </w:pPr>
-      <w:bookmarkStart w:id="44" w:name="state-1-connect"/>
       <w:r>
         <w:t xml:space="preserve">State 1 — Connect</w:t>
       </w:r>
-      <w:bookmarkEnd w:id="44"/>
     </w:p>
     <w:p>
       <w:pPr>
@@ -4781,13 +5074,7 @@
         <w:t xml:space="preserve">App header → state pill (</w:t>
       </w:r>
       <w:r>
-        <w:t xml:space="preserve">“</w:t>
-      </w:r>
-      <w:r>
-        <w:t xml:space="preserve">Not connected</w:t>
-      </w:r>
-      <w:r>
-        <w:t xml:space="preserve">”</w:t>
+        <w:t xml:space="preserve">“Not connected”</w:t>
       </w:r>
       <w:r>
         <w:t xml:space="preserve">) → centered connect card (Drive logo, heading, OAuth CTA button, permission scope note) →</w:t>
@@ -4796,13 +5083,7 @@
         <w:t xml:space="preserve"> </w:t>
       </w:r>
       <w:r>
-        <w:t xml:space="preserve">“</w:t>
-      </w:r>
-      <w:r>
-        <w:t xml:space="preserve">How it works</w:t>
-      </w:r>
-      <w:r>
-        <w:t xml:space="preserve">”</w:t>
+        <w:t xml:space="preserve">“How it works”</w:t>
       </w:r>
       <w:r>
         <w:t xml:space="preserve"> </w:t>
@@ -4811,15 +5092,15 @@
         <w:t xml:space="preserve">timeline card.</w:t>
       </w:r>
     </w:p>
+    <w:bookmarkEnd w:id="31"/>
+    <w:bookmarkStart w:id="32" w:name="state-2-ready"/>
     <w:p>
       <w:pPr>
         <w:pStyle w:val="Heading3"/>
       </w:pPr>
-      <w:bookmarkStart w:id="45" w:name="state-2-ready"/>
       <w:r>
         <w:t xml:space="preserve">State 2 — Ready</w:t>
       </w:r>
-      <w:bookmarkEnd w:id="45"/>
     </w:p>
     <w:p>
       <w:pPr>
@@ -4829,13 +5110,7 @@
         <w:t xml:space="preserve">State pill (</w:t>
       </w:r>
       <w:r>
-        <w:t xml:space="preserve">“</w:t>
-      </w:r>
-      <w:r>
-        <w:t xml:space="preserve">Ready to release</w:t>
-      </w:r>
-      <w:r>
-        <w:t xml:space="preserve">”</w:t>
+        <w:t xml:space="preserve">“Ready to release”</w:t>
       </w:r>
       <w:r>
         <w:t xml:space="preserve">) → compact connection card (Drive logo,</w:t>
@@ -4844,13 +5119,7 @@
         <w:t xml:space="preserve"> </w:t>
       </w:r>
       <w:r>
-        <w:t xml:space="preserve">“</w:t>
-      </w:r>
-      <w:r>
-        <w:t xml:space="preserve">Drive connected</w:t>
-      </w:r>
-      <w:r>
-        <w:t xml:space="preserve">”</w:t>
+        <w:t xml:space="preserve">“Drive connected”</w:t>
       </w:r>
       <w:r>
         <w:t xml:space="preserve">, masked email, green check) → 2-col summary stats grid (Photos / Clips / Total size / ETA) → folder layout card →</w:t>
@@ -4859,13 +5128,7 @@
         <w:t xml:space="preserve"> </w:t>
       </w:r>
       <w:r>
-        <w:t xml:space="preserve">“</w:t>
-      </w:r>
-      <w:r>
-        <w:t xml:space="preserve">Where you are</w:t>
-      </w:r>
-      <w:r>
-        <w:t xml:space="preserve">”</w:t>
+        <w:t xml:space="preserve">“Where you are”</w:t>
       </w:r>
       <w:r>
         <w:t xml:space="preserve"> </w:t>
@@ -4879,6 +5142,7 @@
       <w:r>
         <w:rPr>
           <w:b/>
+          <w:bCs/>
         </w:rPr>
         <w:t xml:space="preserve">sticky bottom CTA bar</w:t>
       </w:r>
@@ -4892,13 +5156,7 @@
         <w:t xml:space="preserve"> </w:t>
       </w:r>
       <w:r>
-        <w:t xml:space="preserve">“</w:t>
-      </w:r>
-      <w:r>
-        <w:t xml:space="preserve">Release to Drive →</w:t>
-      </w:r>
-      <w:r>
-        <w:t xml:space="preserve">”</w:t>
+        <w:t xml:space="preserve">“Release to Drive →”</w:t>
       </w:r>
       <w:r>
         <w:t xml:space="preserve"> </w:t>
@@ -4907,15 +5165,15 @@
         <w:t xml:space="preserve">green button.</w:t>
       </w:r>
     </w:p>
+    <w:bookmarkEnd w:id="32"/>
+    <w:bookmarkStart w:id="33" w:name="state-3-uploading-1"/>
     <w:p>
       <w:pPr>
         <w:pStyle w:val="Heading3"/>
       </w:pPr>
-      <w:bookmarkStart w:id="46" w:name="state-3-uploading-1"/>
       <w:r>
         <w:t xml:space="preserve">State 3 — Uploading</w:t>
       </w:r>
-      <w:bookmarkEnd w:id="46"/>
     </w:p>
     <w:p>
       <w:pPr>
@@ -4925,13 +5183,7 @@
         <w:t xml:space="preserve">State pill (</w:t>
       </w:r>
       <w:r>
-        <w:t xml:space="preserve">“</w:t>
-      </w:r>
-      <w:r>
-        <w:t xml:space="preserve">Uploading</w:t>
-      </w:r>
-      <w:r>
-        <w:t xml:space="preserve">”</w:t>
+        <w:t xml:space="preserve">“Uploading”</w:t>
       </w:r>
       <w:r>
         <w:t xml:space="preserve">) → progress card with bar + ETA + current file → per-segment mini-tree →</w:t>
@@ -4940,13 +5192,7 @@
         <w:t xml:space="preserve"> </w:t>
       </w:r>
       <w:r>
-        <w:t xml:space="preserve">“</w:t>
-      </w:r>
-      <w:r>
-        <w:t xml:space="preserve">You can close this app</w:t>
-      </w:r>
-      <w:r>
-        <w:t xml:space="preserve">”</w:t>
+        <w:t xml:space="preserve">“You can close this app”</w:t>
       </w:r>
       <w:r>
         <w:t xml:space="preserve"> </w:t>
@@ -4955,15 +5201,15 @@
         <w:t xml:space="preserve">reassurance card.</w:t>
       </w:r>
     </w:p>
+    <w:bookmarkEnd w:id="33"/>
+    <w:bookmarkStart w:id="34" w:name="state-4-complete-1"/>
     <w:p>
       <w:pPr>
         <w:pStyle w:val="Heading3"/>
       </w:pPr>
-      <w:bookmarkStart w:id="47" w:name="state-4-complete-1"/>
       <w:r>
         <w:t xml:space="preserve">State 4 — Complete</w:t>
       </w:r>
-      <w:bookmarkEnd w:id="47"/>
     </w:p>
     <w:p>
       <w:pPr>
@@ -4973,13 +5219,7 @@
         <w:t xml:space="preserve">State pill (</w:t>
       </w:r>
       <w:r>
-        <w:t xml:space="preserve">“</w:t>
-      </w:r>
-      <w:r>
-        <w:t xml:space="preserve">Delivered</w:t>
-      </w:r>
-      <w:r>
-        <w:t xml:space="preserve">”</w:t>
+        <w:t xml:space="preserve">“Delivered”</w:t>
       </w:r>
       <w:r>
         <w:t xml:space="preserve">) → centered complete card with checkmark, heading, 3-stat grid, primary</w:t>
@@ -4988,13 +5228,7 @@
         <w:t xml:space="preserve"> </w:t>
       </w:r>
       <w:r>
-        <w:t xml:space="preserve">“</w:t>
-      </w:r>
-      <w:r>
-        <w:t xml:space="preserve">Open in Drive</w:t>
-      </w:r>
-      <w:r>
-        <w:t xml:space="preserve">”</w:t>
+        <w:t xml:space="preserve">“Open in Drive”</w:t>
       </w:r>
       <w:r>
         <w:t xml:space="preserve"> </w:t>
@@ -5010,33 +5244,33 @@
         </w:pict>
       </w:r>
     </w:p>
+    <w:bookmarkEnd w:id="34"/>
+    <w:bookmarkEnd w:id="35"/>
+    <w:bookmarkStart w:id="38" w:name="functional-scope"/>
     <w:p>
       <w:pPr>
         <w:pStyle w:val="Heading2"/>
       </w:pPr>
-      <w:bookmarkStart w:id="48" w:name="functional-scope"/>
       <w:r>
         <w:t xml:space="preserve">Functional scope</w:t>
       </w:r>
-      <w:bookmarkEnd w:id="48"/>
-    </w:p>
+    </w:p>
+    <w:bookmarkStart w:id="36" w:name="must-work-end-to-end"/>
     <w:p>
       <w:pPr>
         <w:pStyle w:val="Heading3"/>
       </w:pPr>
-      <w:bookmarkStart w:id="49" w:name="must-work-end-to-end"/>
       <w:r>
         <w:t xml:space="preserve">Must work end-to-end</w:t>
       </w:r>
-      <w:bookmarkEnd w:id="49"/>
-    </w:p>
-    <w:p>
-      <w:pPr>
+    </w:p>
+    <w:p>
+      <w:pPr>
+        <w:pStyle w:val="Compact"/>
         <w:numPr>
           <w:ilvl w:val="0"/>
           <w:numId w:val="1013"/>
         </w:numPr>
-        <w:pStyle w:val="Compact"/>
       </w:pPr>
       <w:r>
         <w:t xml:space="preserve">OAuth Drive connect via the panel — full PKCE flow, token storage, folder creation, account-email display.</w:t>
@@ -5044,11 +5278,11 @@
     </w:p>
     <w:p>
       <w:pPr>
+        <w:pStyle w:val="Compact"/>
         <w:numPr>
           <w:ilvl w:val="0"/>
           <w:numId w:val="1013"/>
         </w:numPr>
-        <w:pStyle w:val="Compact"/>
       </w:pPr>
       <w:r>
         <w:t xml:space="preserve">Release trigger from the Ready-state CTA — server-side validation, job creation, queue enqueue, status transition.</w:t>
@@ -5056,11 +5290,11 @@
     </w:p>
     <w:p>
       <w:pPr>
+        <w:pStyle w:val="Compact"/>
         <w:numPr>
           <w:ilvl w:val="0"/>
           <w:numId w:val="1013"/>
         </w:numPr>
-        <w:pStyle w:val="Compact"/>
       </w:pPr>
       <w:r>
         <w:t xml:space="preserve">Background upload job — batch processing, segment folder creation, resumable uploads, per-file retry with exponential backoff, manifest CSV at the end.</w:t>
@@ -5068,11 +5302,11 @@
     </w:p>
     <w:p>
       <w:pPr>
+        <w:pStyle w:val="Compact"/>
         <w:numPr>
           <w:ilvl w:val="0"/>
           <w:numId w:val="1013"/>
         </w:numPr>
-        <w:pStyle w:val="Compact"/>
       </w:pPr>
       <w:r>
         <w:t xml:space="preserve">Live progress polling on the panel — frontend updates progress bar, current-file indicator, per-segment counts every 1-2 seconds during active upload.</w:t>
@@ -5080,11 +5314,11 @@
     </w:p>
     <w:p>
       <w:pPr>
+        <w:pStyle w:val="Compact"/>
         <w:numPr>
           <w:ilvl w:val="0"/>
           <w:numId w:val="1013"/>
         </w:numPr>
-        <w:pStyle w:val="Compact"/>
       </w:pPr>
       <w:r>
         <w:t xml:space="preserve">Email + in-app completion notification.</w:t>
@@ -5092,11 +5326,11 @@
     </w:p>
     <w:p>
       <w:pPr>
+        <w:pStyle w:val="Compact"/>
         <w:numPr>
           <w:ilvl w:val="0"/>
           <w:numId w:val="1013"/>
         </w:numPr>
-        <w:pStyle w:val="Compact"/>
       </w:pPr>
       <w:r>
         <w:t xml:space="preserve">Re-delivery — delta upload of only new/changed photos (compare</w:t>
@@ -5131,11 +5365,11 @@
     </w:p>
     <w:p>
       <w:pPr>
+        <w:pStyle w:val="Compact"/>
         <w:numPr>
           <w:ilvl w:val="0"/>
           <w:numId w:val="1013"/>
         </w:numPr>
-        <w:pStyle w:val="Compact"/>
       </w:pPr>
       <w:r>
         <w:t xml:space="preserve">Disconnect Drive — revokes token, clears references, leaves files in Drive untouched.</w:t>
@@ -5143,11 +5377,11 @@
     </w:p>
     <w:p>
       <w:pPr>
+        <w:pStyle w:val="Compact"/>
         <w:numPr>
           <w:ilvl w:val="0"/>
           <w:numId w:val="1013"/>
         </w:numPr>
-        <w:pStyle w:val="Compact"/>
       </w:pPr>
       <w:r>
         <w:t xml:space="preserve">Disconnect-then-reconnect — picks up the existing folder if</w:t>
@@ -5168,27 +5402,28 @@
         <w:t xml:space="preserve">matches; creates a new folder if not.</w:t>
       </w:r>
     </w:p>
+    <w:bookmarkEnd w:id="36"/>
+    <w:bookmarkStart w:id="37" w:name="out-of-scope-deferred"/>
     <w:p>
       <w:pPr>
         <w:pStyle w:val="Heading3"/>
       </w:pPr>
-      <w:bookmarkStart w:id="50" w:name="out-of-scope-deferred"/>
       <w:r>
         <w:t xml:space="preserve">Out of scope (deferred)</w:t>
       </w:r>
-      <w:bookmarkEnd w:id="50"/>
-    </w:p>
-    <w:p>
-      <w:pPr>
+    </w:p>
+    <w:p>
+      <w:pPr>
+        <w:pStyle w:val="Compact"/>
         <w:numPr>
           <w:ilvl w:val="0"/>
           <w:numId w:val="1014"/>
         </w:numPr>
-        <w:pStyle w:val="Compact"/>
       </w:pPr>
       <w:r>
         <w:rPr>
           <w:b/>
+          <w:bCs/>
         </w:rPr>
         <w:t xml:space="preserve">Other cloud providers</w:t>
       </w:r>
@@ -5216,15 +5451,16 @@
     </w:p>
     <w:p>
       <w:pPr>
+        <w:pStyle w:val="Compact"/>
         <w:numPr>
           <w:ilvl w:val="0"/>
           <w:numId w:val="1014"/>
         </w:numPr>
-        <w:pStyle w:val="Compact"/>
       </w:pPr>
       <w:r>
         <w:rPr>
           <w:b/>
+          <w:bCs/>
         </w:rPr>
         <w:t xml:space="preserve">Per-segment folder customization</w:t>
       </w:r>
@@ -5238,13 +5474,7 @@
         <w:t xml:space="preserve"> </w:t>
       </w:r>
       <w:r>
-        <w:t xml:space="preserve">“</w:t>
-      </w:r>
-      <w:r>
-        <w:t xml:space="preserve">04_Reception</w:t>
-      </w:r>
-      <w:r>
-        <w:t xml:space="preserve">”</w:t>
+        <w:t xml:space="preserve">“04_Reception”</w:t>
       </w:r>
       <w:r>
         <w:t xml:space="preserve"> </w:t>
@@ -5256,13 +5486,7 @@
         <w:t xml:space="preserve"> </w:t>
       </w:r>
       <w:r>
-        <w:t xml:space="preserve">“</w:t>
-      </w:r>
-      <w:r>
-        <w:t xml:space="preserve">Dinner Reception</w:t>
-      </w:r>
-      <w:r>
-        <w:t xml:space="preserve">”</w:t>
+        <w:t xml:space="preserve">“Dinner Reception”</w:t>
       </w:r>
       <w:r>
         <w:t xml:space="preserve"> </w:t>
@@ -5273,15 +5497,16 @@
     </w:p>
     <w:p>
       <w:pPr>
+        <w:pStyle w:val="Compact"/>
         <w:numPr>
           <w:ilvl w:val="0"/>
           <w:numId w:val="1014"/>
         </w:numPr>
-        <w:pStyle w:val="Compact"/>
       </w:pPr>
       <w:r>
         <w:rPr>
           <w:b/>
+          <w:bCs/>
         </w:rPr>
         <w:t xml:space="preserve">Direct-to-guest sharing</w:t>
       </w:r>
@@ -5289,20 +5514,21 @@
         <w:t xml:space="preserve"> </w:t>
       </w:r>
       <w:r>
-        <w:t>— couples want to share specific Drive subfolders with specific guests. Use Drive’s native sharing for now; Setnayan doesn’t manage sharing in V1.</w:t>
-      </w:r>
-    </w:p>
-    <w:p>
-      <w:pPr>
+        <w:t xml:space="preserve">— couples want to share specific Drive subfolders with specific guests. Use Drive’s native sharing for now; Setnayan doesn’t manage sharing in V1.</w:t>
+      </w:r>
+    </w:p>
+    <w:p>
+      <w:pPr>
+        <w:pStyle w:val="Compact"/>
         <w:numPr>
           <w:ilvl w:val="0"/>
           <w:numId w:val="1014"/>
         </w:numPr>
-        <w:pStyle w:val="Compact"/>
       </w:pPr>
       <w:r>
         <w:rPr>
           <w:b/>
+          <w:bCs/>
         </w:rPr>
         <w:t xml:space="preserve">Photo edits / cover-photo selection</w:t>
       </w:r>
@@ -5315,15 +5541,16 @@
     </w:p>
     <w:p>
       <w:pPr>
+        <w:pStyle w:val="Compact"/>
         <w:numPr>
           <w:ilvl w:val="0"/>
           <w:numId w:val="1014"/>
         </w:numPr>
-        <w:pStyle w:val="Compact"/>
       </w:pPr>
       <w:r>
         <w:rPr>
           <w:b/>
+          <w:bCs/>
         </w:rPr>
         <w:t xml:space="preserve">Bulk download as zip</w:t>
       </w:r>
@@ -5336,15 +5563,16 @@
     </w:p>
     <w:p>
       <w:pPr>
+        <w:pStyle w:val="Compact"/>
         <w:numPr>
           <w:ilvl w:val="0"/>
           <w:numId w:val="1014"/>
         </w:numPr>
-        <w:pStyle w:val="Compact"/>
       </w:pPr>
       <w:r>
         <w:rPr>
           <w:b/>
+          <w:bCs/>
         </w:rPr>
         <w:t xml:space="preserve">Vendor delivery to vendor’s Drive</w:t>
       </w:r>
@@ -5352,7 +5580,7 @@
         <w:t xml:space="preserve"> </w:t>
       </w:r>
       <w:r>
-        <w:t>— vendors might want their photos delivered to their portfolio. Din concern.</w:t>
+        <w:t xml:space="preserve">— vendors might want their photos delivered to their portfolio. Din concern.</w:t>
       </w:r>
     </w:p>
     <w:p>
@@ -5362,26 +5590,27 @@
         </w:pict>
       </w:r>
     </w:p>
+    <w:bookmarkEnd w:id="37"/>
+    <w:bookmarkEnd w:id="38"/>
+    <w:bookmarkStart w:id="39" w:name="acceptance-criteria"/>
     <w:p>
       <w:pPr>
         <w:pStyle w:val="Heading2"/>
       </w:pPr>
-      <w:bookmarkStart w:id="51" w:name="acceptance-criteria"/>
       <w:r>
         <w:t xml:space="preserve">Acceptance criteria</w:t>
       </w:r>
-      <w:bookmarkEnd w:id="51"/>
-    </w:p>
-    <w:p>
-      <w:pPr>
+    </w:p>
+    <w:p>
+      <w:pPr>
+        <w:pStyle w:val="Compact"/>
         <w:numPr>
           <w:ilvl w:val="0"/>
           <w:numId w:val="1015"/>
         </w:numPr>
-        <w:pStyle w:val="Compact"/>
-      </w:pPr>
-      <w:r>
-        <w:t xml:space="preserve">☐ Visiting</w:t>
+      </w:pPr>
+      <w:r>
+        <w:t xml:space="preserve">Visiting</w:t>
       </w:r>
       <w:r>
         <w:t xml:space="preserve"> </w:t>
@@ -5413,14 +5642,14 @@
     </w:p>
     <w:p>
       <w:pPr>
+        <w:pStyle w:val="Compact"/>
         <w:numPr>
           <w:ilvl w:val="0"/>
-          <w:numId w:val="1015"/>
-        </w:numPr>
-        <w:pStyle w:val="Compact"/>
-      </w:pPr>
-      <w:r>
-        <w:t>☐ OAuth Connect flow completes end-to-end with a real Google account in dev, creates the Setnayan folder in Drive with the correct name, stores the encrypted refresh token, and transitions the panel to</w:t>
+          <w:numId w:val="1016"/>
+        </w:numPr>
+      </w:pPr>
+      <w:r>
+        <w:t xml:space="preserve">OAuth Connect flow completes end-to-end with a real Google account in dev, creates the Setnayan folder in Drive with the correct name, stores the encrypted refresh token, and transitions the panel to</w:t>
       </w:r>
       <w:r>
         <w:t xml:space="preserve"> </w:t>
@@ -5428,6 +5657,7 @@
       <w:r>
         <w:rPr>
           <w:b/>
+          <w:bCs/>
         </w:rPr>
         <w:t xml:space="preserve">Connected</w:t>
       </w:r>
@@ -5437,26 +5667,20 @@
     </w:p>
     <w:p>
       <w:pPr>
+        <w:pStyle w:val="Compact"/>
         <w:numPr>
           <w:ilvl w:val="0"/>
-          <w:numId w:val="1015"/>
-        </w:numPr>
-        <w:pStyle w:val="Compact"/>
-      </w:pPr>
-      <w:r>
-        <w:t xml:space="preserve">☐ Clicking</w:t>
-      </w:r>
-      <w:r>
-        <w:t xml:space="preserve"> </w:t>
-      </w:r>
-      <w:r>
-        <w:t xml:space="preserve">“</w:t>
-      </w:r>
-      <w:r>
-        <w:t xml:space="preserve">Release to Drive</w:t>
-      </w:r>
-      <w:r>
-        <w:t xml:space="preserve">”</w:t>
+          <w:numId w:val="1017"/>
+        </w:numPr>
+      </w:pPr>
+      <w:r>
+        <w:t xml:space="preserve">Clicking</w:t>
+      </w:r>
+      <w:r>
+        <w:t xml:space="preserve"> </w:t>
+      </w:r>
+      <w:r>
+        <w:t xml:space="preserve">“Release to Drive”</w:t>
       </w:r>
       <w:r>
         <w:t xml:space="preserve"> </w:t>
@@ -5485,6 +5709,7 @@
       <w:r>
         <w:rPr>
           <w:b/>
+          <w:bCs/>
         </w:rPr>
         <w:t xml:space="preserve">Uploading</w:t>
       </w:r>
@@ -5494,50 +5719,50 @@
     </w:p>
     <w:p>
       <w:pPr>
+        <w:pStyle w:val="Compact"/>
         <w:numPr>
           <w:ilvl w:val="0"/>
-          <w:numId w:val="1015"/>
-        </w:numPr>
-        <w:pStyle w:val="Compact"/>
-      </w:pPr>
-      <w:r>
-        <w:t xml:space="preserve">☐ During upload, the progress bar updates within 2 seconds of each file’s completion. Per-segment counts update correctly. Current-file indicator shows the actual file being uploaded.</w:t>
-      </w:r>
-    </w:p>
-    <w:p>
-      <w:pPr>
+          <w:numId w:val="1018"/>
+        </w:numPr>
+      </w:pPr>
+      <w:r>
+        <w:t xml:space="preserve">During upload, the progress bar updates within 2 seconds of each file’s completion. Per-segment counts update correctly. Current-file indicator shows the actual file being uploaded.</w:t>
+      </w:r>
+    </w:p>
+    <w:p>
+      <w:pPr>
+        <w:pStyle w:val="Compact"/>
         <w:numPr>
           <w:ilvl w:val="0"/>
-          <w:numId w:val="1015"/>
-        </w:numPr>
-        <w:pStyle w:val="Compact"/>
-      </w:pPr>
-      <w:r>
-        <w:t xml:space="preserve">☐ On a 1,247-photo + 312-clip test event (4.2 GB), the upload completes within 20 minutes on a clean run. With injected 10% random failures, retry logic recovers all but ~0% of files; failed files appear in the manifest with their error.</w:t>
-      </w:r>
-    </w:p>
-    <w:p>
-      <w:pPr>
+          <w:numId w:val="1019"/>
+        </w:numPr>
+      </w:pPr>
+      <w:r>
+        <w:t xml:space="preserve">On a 1,247-photo + 312-clip test event (4.2 GB), the upload completes within 20 minutes on a clean run. With injected 10% random failures, retry logic recovers all but ~0% of files; failed files appear in the manifest with their error.</w:t>
+      </w:r>
+    </w:p>
+    <w:p>
+      <w:pPr>
+        <w:pStyle w:val="Compact"/>
         <w:numPr>
           <w:ilvl w:val="0"/>
-          <w:numId w:val="1015"/>
-        </w:numPr>
-        <w:pStyle w:val="Compact"/>
-      </w:pPr>
-      <w:r>
-        <w:t xml:space="preserve">☐ Manifest CSV is the last file written to Drive, contains a row for every photo (delivered or failed) with the documented columns.</w:t>
-      </w:r>
-    </w:p>
-    <w:p>
-      <w:pPr>
+          <w:numId w:val="1020"/>
+        </w:numPr>
+      </w:pPr>
+      <w:r>
+        <w:t xml:space="preserve">Manifest CSV is the last file written to Drive, contains a row for every photo (delivered or failed) with the documented columns.</w:t>
+      </w:r>
+    </w:p>
+    <w:p>
+      <w:pPr>
+        <w:pStyle w:val="Compact"/>
         <w:numPr>
           <w:ilvl w:val="0"/>
-          <w:numId w:val="1015"/>
-        </w:numPr>
-        <w:pStyle w:val="Compact"/>
-      </w:pPr>
-      <w:r>
-        <w:t xml:space="preserve">☐ On completion, the email is sent within 60 seconds, and the panel transitions to</w:t>
+          <w:numId w:val="1021"/>
+        </w:numPr>
+      </w:pPr>
+      <w:r>
+        <w:t xml:space="preserve">On completion, the email is sent within 60 seconds, and the panel transitions to</w:t>
       </w:r>
       <w:r>
         <w:t xml:space="preserve"> </w:t>
@@ -5545,6 +5770,7 @@
       <w:r>
         <w:rPr>
           <w:b/>
+          <w:bCs/>
         </w:rPr>
         <w:t xml:space="preserve">Complete</w:t>
       </w:r>
@@ -5557,14 +5783,14 @@
     </w:p>
     <w:p>
       <w:pPr>
+        <w:pStyle w:val="Compact"/>
         <w:numPr>
           <w:ilvl w:val="0"/>
-          <w:numId w:val="1015"/>
-        </w:numPr>
-        <w:pStyle w:val="Compact"/>
-      </w:pPr>
-      <w:r>
-        <w:t xml:space="preserve">☐ Re-delivery skips files with</w:t>
+          <w:numId w:val="1022"/>
+        </w:numPr>
+      </w:pPr>
+      <w:r>
+        <w:t xml:space="preserve">Re-delivery skips files with</w:t>
       </w:r>
       <w:r>
         <w:t xml:space="preserve"> </w:t>
@@ -5581,26 +5807,26 @@
     </w:p>
     <w:p>
       <w:pPr>
+        <w:pStyle w:val="Compact"/>
         <w:numPr>
           <w:ilvl w:val="0"/>
-          <w:numId w:val="1015"/>
-        </w:numPr>
-        <w:pStyle w:val="Compact"/>
-      </w:pPr>
-      <w:r>
-        <w:t xml:space="preserve">☐ Disconnect revokes the token via Google’s revoke endpoint; subsequent attempts to use the cached token return 401 from Google.</w:t>
-      </w:r>
-    </w:p>
-    <w:p>
-      <w:pPr>
+          <w:numId w:val="1023"/>
+        </w:numPr>
+      </w:pPr>
+      <w:r>
+        <w:t xml:space="preserve">Disconnect revokes the token via Google’s revoke endpoint; subsequent attempts to use the cached token return 401 from Google.</w:t>
+      </w:r>
+    </w:p>
+    <w:p>
+      <w:pPr>
+        <w:pStyle w:val="Compact"/>
         <w:numPr>
           <w:ilvl w:val="0"/>
-          <w:numId w:val="1015"/>
-        </w:numPr>
-        <w:pStyle w:val="Compact"/>
-      </w:pPr>
-      <w:r>
-        <w:t xml:space="preserve">☐ All OAuth tokens stored at rest are AES-256-GCM encrypted; the encryption key is sourced from</w:t>
+          <w:numId w:val="1024"/>
+        </w:numPr>
+      </w:pPr>
+      <w:r>
+        <w:t xml:space="preserve">All OAuth tokens stored at rest are AES-256-GCM encrypted; the encryption key is sourced from</w:t>
       </w:r>
       <w:r>
         <w:t xml:space="preserve"> </w:t>
@@ -5620,14 +5846,14 @@
     </w:p>
     <w:p>
       <w:pPr>
+        <w:pStyle w:val="Compact"/>
         <w:numPr>
           <w:ilvl w:val="0"/>
-          <w:numId w:val="1015"/>
-        </w:numPr>
-        <w:pStyle w:val="Compact"/>
-      </w:pPr>
-      <w:r>
-        <w:t xml:space="preserve">☐ Visual parity to</w:t>
+          <w:numId w:val="1025"/>
+        </w:numPr>
+      </w:pPr>
+      <w:r>
+        <w:t xml:space="preserve">Visual parity to</w:t>
       </w:r>
       <w:r>
         <w:t xml:space="preserve"> </w:t>
@@ -5647,21 +5873,16 @@
     </w:p>
     <w:p>
       <w:pPr>
+        <w:pStyle w:val="Compact"/>
         <w:numPr>
           <w:ilvl w:val="0"/>
-          <w:numId w:val="1015"/>
-        </w:numPr>
-        <w:pStyle w:val="Compact"/>
-      </w:pPr>
-      <w:r>
-        <w:t xml:space="preserve">☐</w:t>
-      </w:r>
-      <w:r>
-        <w:t xml:space="preserve"> </w:t>
-      </w:r>
+          <w:numId w:val="1026"/>
+        </w:numPr>
+      </w:pPr>
       <w:r>
         <w:rPr>
           <w:b/>
+          <w:bCs/>
         </w:rPr>
         <w:t xml:space="preserve">Mobile is thumb-friendly</w:t>
       </w:r>
@@ -5674,14 +5895,14 @@
     </w:p>
     <w:p>
       <w:pPr>
+        <w:pStyle w:val="Compact"/>
         <w:numPr>
           <w:ilvl w:val="0"/>
-          <w:numId w:val="1015"/>
-        </w:numPr>
-        <w:pStyle w:val="Compact"/>
-      </w:pPr>
-      <w:r>
-        <w:t xml:space="preserve">☐ Lighthouse 90+ on the desktop panel.</w:t>
+          <w:numId w:val="1027"/>
+        </w:numPr>
+      </w:pPr>
+      <w:r>
+        <w:t xml:space="preserve">Lighthouse 90+ on the desktop panel.</w:t>
       </w:r>
     </w:p>
     <w:p>
@@ -5691,27 +5912,28 @@
         </w:pict>
       </w:r>
     </w:p>
+    <w:bookmarkEnd w:id="39"/>
+    <w:bookmarkStart w:id="40" w:name="privacy-compliance"/>
     <w:p>
       <w:pPr>
         <w:pStyle w:val="Heading2"/>
       </w:pPr>
-      <w:bookmarkStart w:id="52" w:name="privacy-compliance"/>
       <w:r>
         <w:t xml:space="preserve">Privacy &amp; compliance</w:t>
       </w:r>
-      <w:bookmarkEnd w:id="52"/>
-    </w:p>
-    <w:p>
-      <w:pPr>
+    </w:p>
+    <w:p>
+      <w:pPr>
+        <w:pStyle w:val="Compact"/>
         <w:numPr>
           <w:ilvl w:val="0"/>
-          <w:numId w:val="1016"/>
-        </w:numPr>
-        <w:pStyle w:val="Compact"/>
+          <w:numId w:val="1028"/>
+        </w:numPr>
       </w:pPr>
       <w:r>
         <w:rPr>
           <w:b/>
+          <w:bCs/>
         </w:rPr>
         <w:t xml:space="preserve">drive.file scope</w:t>
       </w:r>
@@ -5719,20 +5941,21 @@
         <w:t xml:space="preserve"> </w:t>
       </w:r>
       <w:r>
-        <w:t>is the minimum needed — Setnayan can only access files it creates inside the Setnayan folder. We never see, list, or touch other Drive content.</w:t>
-      </w:r>
-    </w:p>
-    <w:p>
-      <w:pPr>
+        <w:t xml:space="preserve">is the minimum needed — Setnayan can only access files it creates inside the Setnayan folder. We never see, list, or touch other Drive content.</w:t>
+      </w:r>
+    </w:p>
+    <w:p>
+      <w:pPr>
+        <w:pStyle w:val="Compact"/>
         <w:numPr>
           <w:ilvl w:val="0"/>
-          <w:numId w:val="1016"/>
-        </w:numPr>
-        <w:pStyle w:val="Compact"/>
+          <w:numId w:val="1028"/>
+        </w:numPr>
       </w:pPr>
       <w:r>
         <w:rPr>
           <w:b/>
+          <w:bCs/>
         </w:rPr>
         <w:t xml:space="preserve">OAuth tokens</w:t>
       </w:r>
@@ -5745,15 +5968,16 @@
     </w:p>
     <w:p>
       <w:pPr>
+        <w:pStyle w:val="Compact"/>
         <w:numPr>
           <w:ilvl w:val="0"/>
-          <w:numId w:val="1016"/>
-        </w:numPr>
-        <w:pStyle w:val="Compact"/>
+          <w:numId w:val="1028"/>
+        </w:numPr>
       </w:pPr>
       <w:r>
         <w:rPr>
           <w:b/>
+          <w:bCs/>
         </w:rPr>
         <w:t xml:space="preserve">Account email</w:t>
       </w:r>
@@ -5770,20 +5994,21 @@
         <w:t xml:space="preserve">m••• @ gmail.com</w:t>
       </w:r>
       <w:r>
-        <w:t>) but full email is in the database for support purposes; access is restricted to the couple, Setnayan Staff, and the system itself.</w:t>
-      </w:r>
-    </w:p>
-    <w:p>
-      <w:pPr>
+        <w:t xml:space="preserve">) but full email is in the database for support purposes; access is restricted to the couple, Setnayan Staff, and the system itself.</w:t>
+      </w:r>
+    </w:p>
+    <w:p>
+      <w:pPr>
+        <w:pStyle w:val="Compact"/>
         <w:numPr>
           <w:ilvl w:val="0"/>
-          <w:numId w:val="1016"/>
-        </w:numPr>
-        <w:pStyle w:val="Compact"/>
+          <w:numId w:val="1028"/>
+        </w:numPr>
       </w:pPr>
       <w:r>
         <w:rPr>
           <w:b/>
+          <w:bCs/>
         </w:rPr>
         <w:t xml:space="preserve">PH Data Privacy Act (RA 10173)</w:t>
       </w:r>
@@ -5826,15 +6051,16 @@
     </w:p>
     <w:p>
       <w:pPr>
+        <w:pStyle w:val="Compact"/>
         <w:numPr>
           <w:ilvl w:val="0"/>
-          <w:numId w:val="1016"/>
-        </w:numPr>
-        <w:pStyle w:val="Compact"/>
+          <w:numId w:val="1028"/>
+        </w:numPr>
       </w:pPr>
       <w:r>
         <w:rPr>
           <w:b/>
+          <w:bCs/>
         </w:rPr>
         <w:t xml:space="preserve">Data residency</w:t>
       </w:r>
@@ -5847,15 +6073,16 @@
     </w:p>
     <w:p>
       <w:pPr>
+        <w:pStyle w:val="Compact"/>
         <w:numPr>
           <w:ilvl w:val="0"/>
-          <w:numId w:val="1016"/>
-        </w:numPr>
-        <w:pStyle w:val="Compact"/>
+          <w:numId w:val="1028"/>
+        </w:numPr>
       </w:pPr>
       <w:r>
         <w:rPr>
           <w:b/>
+          <w:bCs/>
         </w:rPr>
         <w:t xml:space="preserve">5-year R2 backup</w:t>
       </w:r>
@@ -5873,23 +6100,23 @@
         </w:pict>
       </w:r>
     </w:p>
+    <w:bookmarkEnd w:id="40"/>
+    <w:bookmarkStart w:id="41" w:name="companion-files-to-read-before-starting"/>
     <w:p>
       <w:pPr>
         <w:pStyle w:val="Heading2"/>
       </w:pPr>
-      <w:bookmarkStart w:id="53" w:name="companion-files-to-read-before-starting"/>
       <w:r>
         <w:t xml:space="preserve">Companion files to read before starting</w:t>
       </w:r>
-      <w:bookmarkEnd w:id="53"/>
-    </w:p>
-    <w:p>
-      <w:pPr>
+    </w:p>
+    <w:p>
+      <w:pPr>
+        <w:pStyle w:val="Compact"/>
         <w:numPr>
           <w:ilvl w:val="0"/>
-          <w:numId w:val="1017"/>
-        </w:numPr>
-        <w:pStyle w:val="Compact"/>
+          <w:numId w:val="1029"/>
+        </w:numPr>
       </w:pPr>
       <w:r>
         <w:rPr>
@@ -5906,11 +6133,11 @@
     </w:p>
     <w:p>
       <w:pPr>
+        <w:pStyle w:val="Compact"/>
         <w:numPr>
           <w:ilvl w:val="0"/>
-          <w:numId w:val="1017"/>
-        </w:numPr>
-        <w:pStyle w:val="Compact"/>
+          <w:numId w:val="1029"/>
+        </w:numPr>
       </w:pPr>
       <w:r>
         <w:rPr>
@@ -5927,11 +6154,11 @@
     </w:p>
     <w:p>
       <w:pPr>
+        <w:pStyle w:val="Compact"/>
         <w:numPr>
           <w:ilvl w:val="0"/>
-          <w:numId w:val="1017"/>
-        </w:numPr>
-        <w:pStyle w:val="Compact"/>
+          <w:numId w:val="1029"/>
+        </w:numPr>
       </w:pPr>
       <w:r>
         <w:rPr>
@@ -5948,11 +6175,11 @@
     </w:p>
     <w:p>
       <w:pPr>
+        <w:pStyle w:val="Compact"/>
         <w:numPr>
           <w:ilvl w:val="0"/>
-          <w:numId w:val="1017"/>
-        </w:numPr>
-        <w:pStyle w:val="Compact"/>
+          <w:numId w:val="1029"/>
+        </w:numPr>
       </w:pPr>
       <w:r>
         <w:rPr>
@@ -5969,11 +6196,11 @@
     </w:p>
     <w:p>
       <w:pPr>
+        <w:pStyle w:val="Compact"/>
         <w:numPr>
           <w:ilvl w:val="0"/>
-          <w:numId w:val="1017"/>
-        </w:numPr>
-        <w:pStyle w:val="Compact"/>
+          <w:numId w:val="1029"/>
+        </w:numPr>
       </w:pPr>
       <w:r>
         <w:rPr>
@@ -5990,11 +6217,11 @@
     </w:p>
     <w:p>
       <w:pPr>
+        <w:pStyle w:val="Compact"/>
         <w:numPr>
           <w:ilvl w:val="0"/>
-          <w:numId w:val="1017"/>
-        </w:numPr>
-        <w:pStyle w:val="Compact"/>
+          <w:numId w:val="1029"/>
+        </w:numPr>
       </w:pPr>
       <w:r>
         <w:rPr>
@@ -6016,27 +6243,28 @@
         </w:pict>
       </w:r>
     </w:p>
+    <w:bookmarkEnd w:id="41"/>
+    <w:bookmarkStart w:id="42" w:name="notes-for-claude-code"/>
     <w:p>
       <w:pPr>
         <w:pStyle w:val="Heading2"/>
       </w:pPr>
-      <w:bookmarkStart w:id="54" w:name="notes-for-claude-code"/>
       <w:r>
         <w:t xml:space="preserve">Notes for Claude Code</w:t>
       </w:r>
-      <w:bookmarkEnd w:id="54"/>
-    </w:p>
-    <w:p>
-      <w:pPr>
+    </w:p>
+    <w:p>
+      <w:pPr>
+        <w:pStyle w:val="Compact"/>
         <w:numPr>
           <w:ilvl w:val="0"/>
-          <w:numId w:val="1018"/>
-        </w:numPr>
-        <w:pStyle w:val="Compact"/>
+          <w:numId w:val="1030"/>
+        </w:numPr>
       </w:pPr>
       <w:r>
         <w:rPr>
           <w:b/>
+          <w:bCs/>
         </w:rPr>
         <w:t xml:space="preserve">Drive API quotas matter.</w:t>
       </w:r>
@@ -6049,15 +6277,16 @@
     </w:p>
     <w:p>
       <w:pPr>
+        <w:pStyle w:val="Compact"/>
         <w:numPr>
           <w:ilvl w:val="0"/>
-          <w:numId w:val="1018"/>
-        </w:numPr>
-        <w:pStyle w:val="Compact"/>
+          <w:numId w:val="1030"/>
+        </w:numPr>
       </w:pPr>
       <w:r>
         <w:rPr>
           <w:b/>
+          <w:bCs/>
         </w:rPr>
         <w:t xml:space="preserve">Use the resumable upload protocol</w:t>
       </w:r>
@@ -6070,15 +6299,16 @@
     </w:p>
     <w:p>
       <w:pPr>
+        <w:pStyle w:val="Compact"/>
         <w:numPr>
           <w:ilvl w:val="0"/>
-          <w:numId w:val="1018"/>
-        </w:numPr>
-        <w:pStyle w:val="Compact"/>
+          <w:numId w:val="1030"/>
+        </w:numPr>
       </w:pPr>
       <w:r>
         <w:rPr>
           <w:b/>
+          <w:bCs/>
         </w:rPr>
         <w:t xml:space="preserve">Don’t buffer files locally.</w:t>
       </w:r>
@@ -6091,17 +6321,18 @@
     </w:p>
     <w:p>
       <w:pPr>
+        <w:pStyle w:val="Compact"/>
         <w:numPr>
           <w:ilvl w:val="0"/>
-          <w:numId w:val="1018"/>
-        </w:numPr>
-        <w:pStyle w:val="Compact"/>
+          <w:numId w:val="1030"/>
+        </w:numPr>
       </w:pPr>
       <w:r>
         <w:rPr>
           <w:b/>
-        </w:rPr>
-        <w:t>Setnayan app verification.</w:t>
+          <w:bCs/>
+        </w:rPr>
+        <w:t xml:space="preserve">Setnayan app verification.</w:t>
       </w:r>
       <w:r>
         <w:t xml:space="preserve"> </w:t>
@@ -6127,15 +6358,16 @@
     </w:p>
     <w:p>
       <w:pPr>
+        <w:pStyle w:val="Compact"/>
         <w:numPr>
           <w:ilvl w:val="0"/>
-          <w:numId w:val="1018"/>
-        </w:numPr>
-        <w:pStyle w:val="Compact"/>
+          <w:numId w:val="1030"/>
+        </w:numPr>
       </w:pPr>
       <w:r>
         <w:rPr>
           <w:b/>
+          <w:bCs/>
         </w:rPr>
         <w:t xml:space="preserve">Do NOT use a paste-link folder model.</w:t>
       </w:r>
@@ -6148,15 +6380,16 @@
     </w:p>
     <w:p>
       <w:pPr>
+        <w:pStyle w:val="Compact"/>
         <w:numPr>
           <w:ilvl w:val="0"/>
-          <w:numId w:val="1018"/>
-        </w:numPr>
-        <w:pStyle w:val="Compact"/>
+          <w:numId w:val="1030"/>
+        </w:numPr>
       </w:pPr>
       <w:r>
         <w:rPr>
           <w:b/>
+          <w:bCs/>
         </w:rPr>
         <w:t xml:space="preserve">Background-job runner choice.</w:t>
       </w:r>
@@ -6169,21 +6402,23 @@
     </w:p>
     <w:p>
       <w:pPr>
+        <w:pStyle w:val="Compact"/>
         <w:numPr>
           <w:ilvl w:val="0"/>
-          <w:numId w:val="1018"/>
-        </w:numPr>
-        <w:pStyle w:val="Compact"/>
+          <w:numId w:val="1030"/>
+        </w:numPr>
       </w:pPr>
       <w:r>
         <w:rPr>
           <w:b/>
+          <w:bCs/>
         </w:rPr>
         <w:t xml:space="preserve">When you finish, save a result summary at</w:t>
       </w:r>
       <w:r>
         <w:rPr>
           <w:b/>
+          <w:bCs/>
         </w:rPr>
         <w:t xml:space="preserve"> </w:t>
       </w:r>
@@ -6191,6 +6426,7 @@
         <w:rPr>
           <w:rStyle w:val="VerbatimChar"/>
           <w:b/>
+          <w:bCs/>
         </w:rPr>
         <w:t xml:space="preserve">0009_photo_delivery_result.md</w:t>
       </w:r>
@@ -6201,9 +6437,12 @@
         <w:t xml:space="preserve">describing what was built, what was deferred (Dropbox / OneDrive / iCloud), what schema migrations ran, and any gotchas you hit during the Google OAuth verification process.</w:t>
       </w:r>
     </w:p>
+    <w:bookmarkEnd w:id="42"/>
+    <w:bookmarkEnd w:id="43"/>
     <w:sectPr>
-      <w:headerReference w:type="default" r:id="rId9"/>
-      <w:footerReference w:type="default" r:id="rId10"/>
+      <w:footnotePr>
+        <w:numRestart w:val="eachSect"/>
+      </w:footnotePr>
     </w:sectPr>
   </w:body>
 </w:document>
@@ -6213,16 +6452,6 @@
 <w:comments xmlns:w="http://schemas.openxmlformats.org/wordprocessingml/2006/main" xmlns:m="http://schemas.openxmlformats.org/officeDocument/2006/math" xmlns:r="http://schemas.openxmlformats.org/officeDocument/2006/relationships" xmlns:o="urn:schemas-microsoft-com:office:office" xmlns:v="urn:schemas-microsoft-com:vml" xmlns:w10="urn:schemas-microsoft-com:office:word" xmlns:a="http://schemas.openxmlformats.org/drawingml/2006/main" xmlns:pic="http://schemas.openxmlformats.org/drawingml/2006/picture" xmlns:wp="http://schemas.openxmlformats.org/drawingml/2006/wordprocessingDrawing"/>
 </file>
 
-<file path=word/footer1.xml><?xml version="1.0" encoding="utf-8"?>
-<w:ftr xmlns:m="http://schemas.openxmlformats.org/officeDocument/2006/math" xmlns:mc="http://schemas.openxmlformats.org/markup-compatibility/2006" xmlns:mo="http://schemas.microsoft.com/office/mac/office/2008/main" xmlns:mv="urn:schemas-microsoft-com:mac:vml" xmlns:o="urn:schemas-microsoft-com:office:office" xmlns:r="http://schemas.openxmlformats.org/officeDocument/2006/relationships" xmlns:v="urn:schemas-microsoft-com:vml" xmlns:w10="urn:schemas-microsoft-com:office:word" xmlns:w14="http://schemas.microsoft.com/office/word/2010/wordml" xmlns:w="http://schemas.openxmlformats.org/wordprocessingml/2006/main" xmlns:wne="http://schemas.microsoft.com/office/word/2006/wordml" xmlns:wp14="http://schemas.microsoft.com/office/word/2010/wordprocessingDrawing" xmlns:wp="http://schemas.openxmlformats.org/drawingml/2006/wordprocessingDrawing" xmlns:wpc="http://schemas.microsoft.com/office/word/2010/wordprocessingCanvas" xmlns:wpg="http://schemas.microsoft.com/office/word/2010/wordprocessingGroup" xmlns:wpi="http://schemas.microsoft.com/office/word/2010/wordprocessingInk" xmlns:wps="http://schemas.microsoft.com/office/word/2010/wordprocessingShape" mc:Ignorable="w14 wp14">
-  <w:p>
-    <w:pPr>
-      <w:pStyle w:val="Footer"/>
-    </w:pPr>
-  </w:p>
-</w:ftr>
-</file>
-
 <file path=word/footnotes.xml><?xml version="1.0" encoding="utf-8"?>
 <w:footnotes xmlns:w="http://schemas.openxmlformats.org/wordprocessingml/2006/main" xmlns:m="http://schemas.openxmlformats.org/officeDocument/2006/math" xmlns:r="http://schemas.openxmlformats.org/officeDocument/2006/relationships" xmlns:o="urn:schemas-microsoft-com:office:office" xmlns:v="urn:schemas-microsoft-com:vml" xmlns:w10="urn:schemas-microsoft-com:office:word" xmlns:a="http://schemas.openxmlformats.org/drawingml/2006/main" xmlns:pic="http://schemas.openxmlformats.org/drawingml/2006/picture" xmlns:wp="http://schemas.openxmlformats.org/drawingml/2006/wordprocessingDrawing">
   <w:footnote w:type="continuationSeparator" w:id="0">
@@ -6240,32 +6469,19 @@
     </w:p>
   </w:footnote>
 </w:footnotes>
-</file>
-
-<file path=word/header1.xml><?xml version="1.0" encoding="utf-8"?>
-<w:hdr xmlns:m="http://schemas.openxmlformats.org/officeDocument/2006/math" xmlns:mc="http://schemas.openxmlformats.org/markup-compatibility/2006" xmlns:mo="http://schemas.microsoft.com/office/mac/office/2008/main" xmlns:mv="urn:schemas-microsoft-com:mac:vml" xmlns:o="urn:schemas-microsoft-com:office:office" xmlns:r="http://schemas.openxmlformats.org/officeDocument/2006/relationships" xmlns:v="urn:schemas-microsoft-com:vml" xmlns:w10="urn:schemas-microsoft-com:office:word" xmlns:w14="http://schemas.microsoft.com/office/word/2010/wordml" xmlns:w="http://schemas.openxmlformats.org/wordprocessingml/2006/main" xmlns:wne="http://schemas.microsoft.com/office/word/2006/wordml" xmlns:wp14="http://schemas.microsoft.com/office/word/2010/wordprocessingDrawing" xmlns:wp="http://schemas.openxmlformats.org/drawingml/2006/wordprocessingDrawing" xmlns:wpc="http://schemas.microsoft.com/office/word/2010/wordprocessingCanvas" xmlns:wpg="http://schemas.microsoft.com/office/word/2010/wordprocessingGroup" xmlns:wpi="http://schemas.microsoft.com/office/word/2010/wordprocessingInk" xmlns:wps="http://schemas.microsoft.com/office/word/2010/wordprocessingShape" mc:Ignorable="w14 wp14">
-  <w:p>
-    <w:pPr>
-      <w:pStyle w:val="Header"/>
-    </w:pPr>
-  </w:p>
-</w:hdr>
 </file>
 
 <file path=word/numbering.xml><?xml version="1.0" encoding="utf-8"?>
 <w:numbering xmlns:w="http://schemas.openxmlformats.org/wordprocessingml/2006/main">
   <w:abstractNum w:abstractNumId="990">
-    <w:nsid w:val="2c1ae401"/>
+    <w:nsid w:val="0000A990"/>
     <w:multiLevelType w:val="multilevel"/>
     <w:lvl w:ilvl="0">
       <w:numFmt w:val="bullet"/>
       <w:lvlText w:val=" "/>
       <w:lvlJc w:val="left"/>
       <w:pPr>
-        <w:tabs>
-          <w:tab w:val="num" w:pos="0"/>
-        </w:tabs>
-        <w:ind w:left="480" w:hanging="480"/>
+        <w:ind w:left="720" w:hanging="360"/>
       </w:pPr>
     </w:lvl>
     <w:lvl w:ilvl="1">
@@ -6273,10 +6489,7 @@
       <w:lvlText w:val=" "/>
       <w:lvlJc w:val="left"/>
       <w:pPr>
-        <w:tabs>
-          <w:tab w:val="num" w:pos="720"/>
-        </w:tabs>
-        <w:ind w:left="1200" w:hanging="480"/>
+        <w:ind w:left="1440" w:hanging="360"/>
       </w:pPr>
     </w:lvl>
     <w:lvl w:ilvl="2">
@@ -6284,10 +6497,7 @@
       <w:lvlText w:val=" "/>
       <w:lvlJc w:val="left"/>
       <w:pPr>
-        <w:tabs>
-          <w:tab w:val="num" w:pos="1440"/>
-        </w:tabs>
-        <w:ind w:left="1920" w:hanging="480"/>
+        <w:ind w:left="2160" w:hanging="360"/>
       </w:pPr>
     </w:lvl>
     <w:lvl w:ilvl="3">
@@ -6295,10 +6505,7 @@
       <w:lvlText w:val=" "/>
       <w:lvlJc w:val="left"/>
       <w:pPr>
-        <w:tabs>
-          <w:tab w:val="num" w:pos="2160"/>
-        </w:tabs>
-        <w:ind w:left="2640" w:hanging="480"/>
+        <w:ind w:left="2880" w:hanging="360"/>
       </w:pPr>
     </w:lvl>
     <w:lvl w:ilvl="4">
@@ -6306,10 +6513,7 @@
       <w:lvlText w:val=" "/>
       <w:lvlJc w:val="left"/>
       <w:pPr>
-        <w:tabs>
-          <w:tab w:val="num" w:pos="2880"/>
-        </w:tabs>
-        <w:ind w:left="3360" w:hanging="480"/>
+        <w:ind w:left="3600" w:hanging="360"/>
       </w:pPr>
     </w:lvl>
     <w:lvl w:ilvl="5">
@@ -6317,10 +6521,7 @@
       <w:lvlText w:val=" "/>
       <w:lvlJc w:val="left"/>
       <w:pPr>
-        <w:tabs>
-          <w:tab w:val="num" w:pos="3600"/>
-        </w:tabs>
-        <w:ind w:left="4080" w:hanging="480"/>
+        <w:ind w:left="4320" w:hanging="360"/>
       </w:pPr>
     </w:lvl>
     <w:lvl w:ilvl="6">
@@ -6328,10 +6529,7 @@
       <w:lvlText w:val=" "/>
       <w:lvlJc w:val="left"/>
       <w:pPr>
-        <w:tabs>
-          <w:tab w:val="num" w:pos="4320"/>
-        </w:tabs>
-        <w:ind w:left="4800" w:hanging="480"/>
+        <w:ind w:left="5040" w:hanging="360"/>
       </w:pPr>
     </w:lvl>
     <w:lvl w:ilvl="7">
@@ -6339,10 +6537,7 @@
       <w:lvlText w:val=" "/>
       <w:lvlJc w:val="left"/>
       <w:pPr>
-        <w:tabs>
-          <w:tab w:val="num" w:pos="5040"/>
-        </w:tabs>
-        <w:ind w:left="5520" w:hanging="480"/>
+        <w:ind w:left="5760" w:hanging="360"/>
       </w:pPr>
     </w:lvl>
     <w:lvl w:ilvl="8">
@@ -6350,118 +6545,115 @@
       <w:lvlText w:val=" "/>
       <w:lvlJc w:val="left"/>
       <w:pPr>
-        <w:tabs>
-          <w:tab w:val="num" w:pos="5760"/>
-        </w:tabs>
-        <w:ind w:left="6240" w:hanging="480"/>
+        <w:ind w:left="6480" w:hanging="360"/>
       </w:pPr>
     </w:lvl>
   </w:abstractNum>
   <w:abstractNum w:abstractNumId="991">
-    <w:nsid w:val="ea454b4c"/>
+    <w:nsid w:val="0000A991"/>
     <w:multiLevelType w:val="multilevel"/>
     <w:lvl w:ilvl="0">
       <w:numFmt w:val="bullet"/>
-      <w:lvlText w:val="•"/>
+      <w:lvlText w:val=""/>
       <w:lvlJc w:val="left"/>
       <w:pPr>
-        <w:tabs>
-          <w:tab w:val="num" w:pos="0"/>
-        </w:tabs>
-        <w:ind w:left="480" w:hanging="480"/>
-      </w:pPr>
+        <w:ind w:left="720" w:hanging="360"/>
+      </w:pPr>
+      <w:rPr>
+        <w:rFonts w:ascii="Symbol" w:hAnsi="Symbol" w:cs="Symbol" w:hint="default"/>
+      </w:rPr>
     </w:lvl>
     <w:lvl w:ilvl="1">
       <w:numFmt w:val="bullet"/>
-      <w:lvlText w:val="–"/>
+      <w:lvlText w:val="o"/>
       <w:lvlJc w:val="left"/>
       <w:pPr>
-        <w:tabs>
-          <w:tab w:val="num" w:pos="720"/>
-        </w:tabs>
-        <w:ind w:left="1200" w:hanging="480"/>
-      </w:pPr>
+        <w:ind w:left="1440" w:hanging="360"/>
+      </w:pPr>
+      <w:rPr>
+        <w:rFonts w:ascii="Courier New" w:hAnsi="Courier New" w:cs="Courier New" w:hint="default"/>
+      </w:rPr>
     </w:lvl>
     <w:lvl w:ilvl="2">
       <w:numFmt w:val="bullet"/>
-      <w:lvlText w:val="•"/>
+      <w:lvlText w:val=""/>
       <w:lvlJc w:val="left"/>
       <w:pPr>
-        <w:tabs>
-          <w:tab w:val="num" w:pos="1440"/>
-        </w:tabs>
-        <w:ind w:left="1920" w:hanging="480"/>
-      </w:pPr>
+        <w:ind w:left="2160" w:hanging="360"/>
+      </w:pPr>
+      <w:rPr>
+        <w:rFonts w:ascii="Wingdings" w:hAnsi="Wingdings" w:cs="Wingdings" w:hint="default"/>
+      </w:rPr>
     </w:lvl>
     <w:lvl w:ilvl="3">
       <w:numFmt w:val="bullet"/>
-      <w:lvlText w:val="–"/>
+      <w:lvlText w:val=""/>
       <w:lvlJc w:val="left"/>
       <w:pPr>
-        <w:tabs>
-          <w:tab w:val="num" w:pos="2160"/>
-        </w:tabs>
-        <w:ind w:left="2640" w:hanging="480"/>
-      </w:pPr>
+        <w:ind w:left="2880" w:hanging="360"/>
+      </w:pPr>
+      <w:rPr>
+        <w:rFonts w:ascii="Symbol" w:hAnsi="Symbol" w:cs="Symbol" w:hint="default"/>
+      </w:rPr>
     </w:lvl>
     <w:lvl w:ilvl="4">
       <w:numFmt w:val="bullet"/>
-      <w:lvlText w:val="•"/>
+      <w:lvlText w:val="o"/>
       <w:lvlJc w:val="left"/>
       <w:pPr>
-        <w:tabs>
-          <w:tab w:val="num" w:pos="2880"/>
-        </w:tabs>
-        <w:ind w:left="3360" w:hanging="480"/>
-      </w:pPr>
+        <w:ind w:left="3600" w:hanging="360"/>
+      </w:pPr>
+      <w:rPr>
+        <w:rFonts w:ascii="Courier New" w:hAnsi="Courier New" w:cs="Courier New" w:hint="default"/>
+      </w:rPr>
     </w:lvl>
     <w:lvl w:ilvl="5">
       <w:numFmt w:val="bullet"/>
-      <w:lvlText w:val="–"/>
+      <w:lvlText w:val=""/>
       <w:lvlJc w:val="left"/>
       <w:pPr>
-        <w:tabs>
-          <w:tab w:val="num" w:pos="3600"/>
-        </w:tabs>
-        <w:ind w:left="4080" w:hanging="480"/>
-      </w:pPr>
+        <w:ind w:left="4320" w:hanging="360"/>
+      </w:pPr>
+      <w:rPr>
+        <w:rFonts w:ascii="Wingdings" w:hAnsi="Wingdings" w:cs="Wingdings" w:hint="default"/>
+      </w:rPr>
     </w:lvl>
     <w:lvl w:ilvl="6">
       <w:numFmt w:val="bullet"/>
-      <w:lvlText w:val="•"/>
+      <w:lvlText w:val=""/>
       <w:lvlJc w:val="left"/>
       <w:pPr>
-        <w:tabs>
-          <w:tab w:val="num" w:pos="4320"/>
-        </w:tabs>
-        <w:ind w:left="4800" w:hanging="480"/>
-      </w:pPr>
+        <w:ind w:left="5040" w:hanging="360"/>
+      </w:pPr>
+      <w:rPr>
+        <w:rFonts w:ascii="Symbol" w:hAnsi="Symbol" w:cs="Symbol" w:hint="default"/>
+      </w:rPr>
     </w:lvl>
     <w:lvl w:ilvl="7">
       <w:numFmt w:val="bullet"/>
-      <w:lvlText w:val="–"/>
+      <w:lvlText w:val="o"/>
       <w:lvlJc w:val="left"/>
       <w:pPr>
-        <w:tabs>
-          <w:tab w:val="num" w:pos="5040"/>
-        </w:tabs>
-        <w:ind w:left="5520" w:hanging="480"/>
-      </w:pPr>
+        <w:ind w:left="5760" w:hanging="360"/>
+      </w:pPr>
+      <w:rPr>
+        <w:rFonts w:ascii="Courier New" w:hAnsi="Courier New" w:cs="Courier New" w:hint="default"/>
+      </w:rPr>
     </w:lvl>
     <w:lvl w:ilvl="8">
       <w:numFmt w:val="bullet"/>
-      <w:lvlText w:val="•"/>
+      <w:lvlText w:val=""/>
       <w:lvlJc w:val="left"/>
       <w:pPr>
-        <w:tabs>
-          <w:tab w:val="num" w:pos="5760"/>
-        </w:tabs>
-        <w:ind w:left="6240" w:hanging="480"/>
-      </w:pPr>
+        <w:ind w:left="6480" w:hanging="360"/>
+      </w:pPr>
+      <w:rPr>
+        <w:rFonts w:ascii="Wingdings" w:hAnsi="Wingdings" w:cs="Wingdings" w:hint="default"/>
+      </w:rPr>
     </w:lvl>
   </w:abstractNum>
   <w:abstractNum w:abstractNumId="99411">
-    <w:nsid w:val="71315dca"/>
+    <w:nsid w:val="00A99411"/>
     <w:multiLevelType w:val="multilevel"/>
     <w:lvl w:ilvl="0">
       <w:start w:val="1"/>
@@ -6469,10 +6661,7 @@
       <w:lvlText w:val="%1."/>
       <w:lvlJc w:val="left"/>
       <w:pPr>
-        <w:tabs>
-          <w:tab w:val="num" w:pos="0"/>
-        </w:tabs>
-        <w:ind w:left="480" w:hanging="480"/>
+        <w:ind w:left="720" w:hanging="360"/>
       </w:pPr>
     </w:lvl>
     <w:lvl w:ilvl="1">
@@ -6481,10 +6670,7 @@
       <w:lvlText w:val="%2."/>
       <w:lvlJc w:val="left"/>
       <w:pPr>
-        <w:tabs>
-          <w:tab w:val="num" w:pos="720"/>
-        </w:tabs>
-        <w:ind w:left="1200" w:hanging="480"/>
+        <w:ind w:left="1440" w:hanging="360"/>
       </w:pPr>
     </w:lvl>
     <w:lvl w:ilvl="2">
@@ -6493,10 +6679,7 @@
       <w:lvlText w:val="%3."/>
       <w:lvlJc w:val="left"/>
       <w:pPr>
-        <w:tabs>
-          <w:tab w:val="num" w:pos="1440"/>
-        </w:tabs>
-        <w:ind w:left="1920" w:hanging="480"/>
+        <w:ind w:left="2160" w:hanging="360"/>
       </w:pPr>
     </w:lvl>
     <w:lvl w:ilvl="3">
@@ -6505,10 +6688,7 @@
       <w:lvlText w:val="%4."/>
       <w:lvlJc w:val="left"/>
       <w:pPr>
-        <w:tabs>
-          <w:tab w:val="num" w:pos="2160"/>
-        </w:tabs>
-        <w:ind w:left="2640" w:hanging="480"/>
+        <w:ind w:left="2880" w:hanging="360"/>
       </w:pPr>
     </w:lvl>
     <w:lvl w:ilvl="4">
@@ -6517,10 +6697,7 @@
       <w:lvlText w:val="%5."/>
       <w:lvlJc w:val="left"/>
       <w:pPr>
-        <w:tabs>
-          <w:tab w:val="num" w:pos="2880"/>
-        </w:tabs>
-        <w:ind w:left="3360" w:hanging="480"/>
+        <w:ind w:left="3600" w:hanging="360"/>
       </w:pPr>
     </w:lvl>
     <w:lvl w:ilvl="5">
@@ -6529,10 +6706,7 @@
       <w:lvlText w:val="%6."/>
       <w:lvlJc w:val="left"/>
       <w:pPr>
-        <w:tabs>
-          <w:tab w:val="num" w:pos="3600"/>
-        </w:tabs>
-        <w:ind w:left="4080" w:hanging="480"/>
+        <w:ind w:left="4320" w:hanging="360"/>
       </w:pPr>
     </w:lvl>
     <w:lvl w:ilvl="6">
@@ -6541,10 +6715,7 @@
       <w:lvlText w:val="%7."/>
       <w:lvlJc w:val="left"/>
       <w:pPr>
-        <w:tabs>
-          <w:tab w:val="num" w:pos="4320"/>
-        </w:tabs>
-        <w:ind w:left="4800" w:hanging="480"/>
+        <w:ind w:left="5040" w:hanging="360"/>
       </w:pPr>
     </w:lvl>
     <w:lvl w:ilvl="7">
@@ -6553,10 +6724,7 @@
       <w:lvlText w:val="%8."/>
       <w:lvlJc w:val="left"/>
       <w:pPr>
-        <w:tabs>
-          <w:tab w:val="num" w:pos="5040"/>
-        </w:tabs>
-        <w:ind w:left="5520" w:hanging="480"/>
+        <w:ind w:left="5760" w:hanging="360"/>
       </w:pPr>
     </w:lvl>
     <w:lvl w:ilvl="8">
@@ -6565,15 +6733,12 @@
       <w:lvlText w:val="%9."/>
       <w:lvlJc w:val="left"/>
       <w:pPr>
-        <w:tabs>
-          <w:tab w:val="num" w:pos="5760"/>
-        </w:tabs>
-        <w:ind w:left="6240" w:hanging="480"/>
+        <w:ind w:left="6480" w:hanging="360"/>
       </w:pPr>
     </w:lvl>
   </w:abstractNum>
   <w:abstractNum w:abstractNumId="99711">
-    <w:nsid w:val="47261bad"/>
+    <w:nsid w:val="00A99711"/>
     <w:multiLevelType w:val="multilevel"/>
     <w:lvl w:ilvl="0">
       <w:start w:val="1"/>
@@ -6581,10 +6746,7 @@
       <w:lvlText w:val="%1."/>
       <w:lvlJc w:val="left"/>
       <w:pPr>
-        <w:tabs>
-          <w:tab w:val="num" w:pos="0"/>
-        </w:tabs>
-        <w:ind w:left="480" w:hanging="480"/>
+        <w:ind w:left="720" w:hanging="360"/>
       </w:pPr>
     </w:lvl>
     <w:lvl w:ilvl="1">
@@ -6593,10 +6755,7 @@
       <w:lvlText w:val="%2."/>
       <w:lvlJc w:val="left"/>
       <w:pPr>
-        <w:tabs>
-          <w:tab w:val="num" w:pos="720"/>
-        </w:tabs>
-        <w:ind w:left="1200" w:hanging="480"/>
+        <w:ind w:left="1440" w:hanging="360"/>
       </w:pPr>
     </w:lvl>
     <w:lvl w:ilvl="2">
@@ -6605,10 +6764,7 @@
       <w:lvlText w:val="%3."/>
       <w:lvlJc w:val="left"/>
       <w:pPr>
-        <w:tabs>
-          <w:tab w:val="num" w:pos="1440"/>
-        </w:tabs>
-        <w:ind w:left="1920" w:hanging="480"/>
+        <w:ind w:left="2160" w:hanging="360"/>
       </w:pPr>
     </w:lvl>
     <w:lvl w:ilvl="3">
@@ -6617,10 +6773,7 @@
       <w:lvlText w:val="%4."/>
       <w:lvlJc w:val="left"/>
       <w:pPr>
-        <w:tabs>
-          <w:tab w:val="num" w:pos="2160"/>
-        </w:tabs>
-        <w:ind w:left="2640" w:hanging="480"/>
+        <w:ind w:left="2880" w:hanging="360"/>
       </w:pPr>
     </w:lvl>
     <w:lvl w:ilvl="4">
@@ -6629,10 +6782,7 @@
       <w:lvlText w:val="%5."/>
       <w:lvlJc w:val="left"/>
       <w:pPr>
-        <w:tabs>
-          <w:tab w:val="num" w:pos="2880"/>
-        </w:tabs>
-        <w:ind w:left="3360" w:hanging="480"/>
+        <w:ind w:left="3600" w:hanging="360"/>
       </w:pPr>
     </w:lvl>
     <w:lvl w:ilvl="5">
@@ -6641,10 +6791,7 @@
       <w:lvlText w:val="%6."/>
       <w:lvlJc w:val="left"/>
       <w:pPr>
-        <w:tabs>
-          <w:tab w:val="num" w:pos="3600"/>
-        </w:tabs>
-        <w:ind w:left="4080" w:hanging="480"/>
+        <w:ind w:left="4320" w:hanging="360"/>
       </w:pPr>
     </w:lvl>
     <w:lvl w:ilvl="6">
@@ -6653,10 +6800,7 @@
       <w:lvlText w:val="%7."/>
       <w:lvlJc w:val="left"/>
       <w:pPr>
-        <w:tabs>
-          <w:tab w:val="num" w:pos="4320"/>
-        </w:tabs>
-        <w:ind w:left="4800" w:hanging="480"/>
+        <w:ind w:left="5040" w:hanging="360"/>
       </w:pPr>
     </w:lvl>
     <w:lvl w:ilvl="7">
@@ -6665,10 +6809,7 @@
       <w:lvlText w:val="%8."/>
       <w:lvlJc w:val="left"/>
       <w:pPr>
-        <w:tabs>
-          <w:tab w:val="num" w:pos="5040"/>
-        </w:tabs>
-        <w:ind w:left="5520" w:hanging="480"/>
+        <w:ind w:left="5760" w:hanging="360"/>
       </w:pPr>
     </w:lvl>
     <w:lvl w:ilvl="8">
@@ -6677,10 +6818,83 @@
       <w:lvlText w:val="%9."/>
       <w:lvlJc w:val="left"/>
       <w:pPr>
-        <w:tabs>
-          <w:tab w:val="num" w:pos="5760"/>
-        </w:tabs>
-        <w:ind w:left="6240" w:hanging="480"/>
+        <w:ind w:left="6480" w:hanging="360"/>
+      </w:pPr>
+    </w:lvl>
+  </w:abstractNum>
+  <w:abstractNum w:abstractNumId="992">
+    <w:nsid w:val="0000A992"/>
+    <w:multiLevelType w:val="multilevel"/>
+    <w:lvl w:ilvl="0">
+      <w:numFmt w:val="bullet"/>
+      <w:lvlText w:val="☐"/>
+      <w:lvlJc w:val="left"/>
+      <w:pPr>
+        <w:ind w:left="720" w:hanging="360"/>
+      </w:pPr>
+    </w:lvl>
+    <w:lvl w:ilvl="1">
+      <w:numFmt w:val="bullet"/>
+      <w:lvlText w:val="☐"/>
+      <w:lvlJc w:val="left"/>
+      <w:pPr>
+        <w:ind w:left="1440" w:hanging="360"/>
+      </w:pPr>
+    </w:lvl>
+    <w:lvl w:ilvl="2">
+      <w:numFmt w:val="bullet"/>
+      <w:lvlText w:val="☐"/>
+      <w:lvlJc w:val="left"/>
+      <w:pPr>
+        <w:ind w:left="2160" w:hanging="360"/>
+      </w:pPr>
+    </w:lvl>
+    <w:lvl w:ilvl="3">
+      <w:numFmt w:val="bullet"/>
+      <w:lvlText w:val="☐"/>
+      <w:lvlJc w:val="left"/>
+      <w:pPr>
+        <w:ind w:left="2880" w:hanging="360"/>
+      </w:pPr>
+    </w:lvl>
+    <w:lvl w:ilvl="4">
+      <w:numFmt w:val="bullet"/>
+      <w:lvlText w:val="☐"/>
+      <w:lvlJc w:val="left"/>
+      <w:pPr>
+        <w:ind w:left="3600" w:hanging="360"/>
+      </w:pPr>
+    </w:lvl>
+    <w:lvl w:ilvl="5">
+      <w:numFmt w:val="bullet"/>
+      <w:lvlText w:val="☐"/>
+      <w:lvlJc w:val="left"/>
+      <w:pPr>
+        <w:ind w:left="4320" w:hanging="360"/>
+      </w:pPr>
+    </w:lvl>
+    <w:lvl w:ilvl="6">
+      <w:numFmt w:val="bullet"/>
+      <w:lvlText w:val="☐"/>
+      <w:lvlJc w:val="left"/>
+      <w:pPr>
+        <w:ind w:left="5040" w:hanging="360"/>
+      </w:pPr>
+    </w:lvl>
+    <w:lvl w:ilvl="7">
+      <w:numFmt w:val="bullet"/>
+      <w:lvlText w:val="☐"/>
+      <w:lvlJc w:val="left"/>
+      <w:pPr>
+        <w:ind w:left="5760" w:hanging="360"/>
+      </w:pPr>
+    </w:lvl>
+    <w:lvl w:ilvl="8">
+      <w:numFmt w:val="bullet"/>
+      <w:lvlText w:val="☐"/>
+      <w:lvlJc w:val="left"/>
+      <w:pPr>
+        <w:ind w:left="6480" w:hanging="360"/>
       </w:pPr>
     </w:lvl>
   </w:abstractNum>
@@ -6838,12 +7052,48 @@
     <w:abstractNumId w:val="991"/>
   </w:num>
   <w:num w:numId="1015">
+    <w:abstractNumId w:val="992"/>
+  </w:num>
+  <w:num w:numId="1016">
+    <w:abstractNumId w:val="992"/>
+  </w:num>
+  <w:num w:numId="1017">
+    <w:abstractNumId w:val="992"/>
+  </w:num>
+  <w:num w:numId="1018">
+    <w:abstractNumId w:val="992"/>
+  </w:num>
+  <w:num w:numId="1019">
+    <w:abstractNumId w:val="992"/>
+  </w:num>
+  <w:num w:numId="1020">
+    <w:abstractNumId w:val="992"/>
+  </w:num>
+  <w:num w:numId="1021">
+    <w:abstractNumId w:val="992"/>
+  </w:num>
+  <w:num w:numId="1022">
+    <w:abstractNumId w:val="992"/>
+  </w:num>
+  <w:num w:numId="1023">
+    <w:abstractNumId w:val="992"/>
+  </w:num>
+  <w:num w:numId="1024">
+    <w:abstractNumId w:val="992"/>
+  </w:num>
+  <w:num w:numId="1025">
+    <w:abstractNumId w:val="992"/>
+  </w:num>
+  <w:num w:numId="1026">
+    <w:abstractNumId w:val="992"/>
+  </w:num>
+  <w:num w:numId="1027">
+    <w:abstractNumId w:val="992"/>
+  </w:num>
+  <w:num w:numId="1028">
     <w:abstractNumId w:val="991"/>
   </w:num>
-  <w:num w:numId="1016">
-    <w:abstractNumId w:val="991"/>
-  </w:num>
-  <w:num w:numId="1017">
+  <w:num w:numId="1029">
     <w:abstractNumId w:val="99411"/>
     <w:lvlOverride w:ilvl="0">
       <w:startOverride w:val="1"/>
@@ -6873,7 +7123,7 @@
       <w:startOverride w:val="1"/>
     </w:lvlOverride>
   </w:num>
-  <w:num w:numId="1018">
+  <w:num w:numId="1030">
     <w:abstractNumId w:val="991"/>
   </w:num>
 </w:numbering>
@@ -6884,10 +7134,10 @@
   <w:docDefaults>
     <w:rPrDefault>
       <w:rPr>
-        <w:rFonts w:asciiTheme="minorHAnsi" w:eastAsiaTheme="minorHAnsi" w:hAnsiTheme="minorHAnsi" w:cstheme="minorBidi"/>
+        <w:rFonts w:asciiTheme="minorHAnsi" w:cstheme="minorBidi" w:eastAsiaTheme="minorEastAsia" w:hAnsiTheme="minorHAnsi"/>
         <w:sz w:val="24"/>
         <w:szCs w:val="24"/>
-        <w:lang w:val="en-US" w:eastAsia="en-US" w:bidi="ar-SA"/>
+        <w:lang w:bidi="ar-SA" w:eastAsia="zh-CN" w:val="en-US"/>
       </w:rPr>
     </w:rPrDefault>
     <w:pPrDefault>
@@ -6896,91 +7146,145 @@
       </w:pPr>
     </w:pPrDefault>
   </w:docDefaults>
-  <w:latentStyles w:defLockedState="0" w:defUIPriority="0" w:defSemiHidden="0" w:defUnhideWhenUsed="0" w:defQFormat="0" w:count="276"/>
-  <w:style w:type="paragraph" w:default="1" w:styleId="Normal">
+  <w:latentStyles w:count="276" w:defLockedState="0" w:defQFormat="0" w:defSemiHidden="0" w:defUIPriority="0" w:defUnhideWhenUsed="0"/>
+  <w:style w:default="1" w:styleId="Normal" w:type="paragraph">
     <w:name w:val="Normal"/>
     <w:qFormat/>
   </w:style>
-  <w:style w:type="paragraph" w:styleId="BodyText">
+  <w:style w:styleId="BodyText" w:type="paragraph">
     <w:name w:val="Body Text"/>
     <w:basedOn w:val="Normal"/>
     <w:link w:val="BodyTextChar"/>
+    <w:qFormat/>
     <w:pPr>
-      <w:spacing w:before="180" w:after="180"/>
+      <w:spacing w:after="180" w:before="180"/>
     </w:pPr>
-    <w:qFormat/>
   </w:style>
-  <w:style w:type="paragraph" w:customStyle="1" w:styleId="FirstParagraph">
+  <w:style w:customStyle="1" w:styleId="FirstParagraph" w:type="paragraph">
     <w:name w:val="First Paragraph"/>
     <w:basedOn w:val="BodyText"/>
     <w:next w:val="BodyText"/>
     <w:qFormat/>
   </w:style>
-  <w:style w:type="paragraph" w:customStyle="1" w:styleId="Compact">
+  <w:style w:customStyle="1" w:styleId="Compact" w:type="paragraph">
     <w:name w:val="Compact"/>
     <w:basedOn w:val="BodyText"/>
     <w:qFormat/>
     <w:pPr>
-      <w:spacing w:before="36" w:after="36"/>
+      <w:spacing w:after="36" w:before="36"/>
     </w:pPr>
   </w:style>
-  <w:style w:type="paragraph" w:styleId="Title">
+  <w:style w:styleId="Title" w:type="paragraph">
     <w:name w:val="Title"/>
     <w:basedOn w:val="Normal"/>
     <w:next w:val="BodyText"/>
+    <w:link w:val="TitleChar"/>
+    <w:uiPriority w:val="10"/>
     <w:qFormat/>
+    <w:rsid w:val="00A10FD9"/>
     <w:pPr>
-      <w:keepNext/>
-      <w:keepLines/>
-      <w:spacing w:before="480" w:after="240"/>
+      <w:spacing w:after="80" w:line="240" w:lineRule="auto"/>
+      <w:contextualSpacing/>
       <w:jc w:val="center"/>
     </w:pPr>
     <w:rPr>
-      <w:rFonts w:asciiTheme="majorHAnsi" w:eastAsiaTheme="majorEastAsia" w:hAnsiTheme="majorHAnsi" w:cstheme="majorBidi"/>
-      <w:b/>
-      <w:bCs/>
-      <w:color w:val="345A8A" w:themeColor="accent1" w:themeShade="B5"/>
-      <w:sz w:val="36"/>
-      <w:szCs w:val="36"/>
+      <w:rFonts w:asciiTheme="majorHAnsi" w:cstheme="majorBidi" w:eastAsiaTheme="majorEastAsia" w:hAnsiTheme="majorHAnsi"/>
+      <w:sz w:val="56"/>
+      <w:szCs w:val="56"/>
     </w:rPr>
   </w:style>
-  <w:style w:type="paragraph" w:styleId="Subtitle">
+  <w:style w:customStyle="1" w:styleId="TitleChar" w:type="character">
+    <w:name w:val="Title Char"/>
+    <w:basedOn w:val="DefaultParagraphFont"/>
+    <w:link w:val="Title"/>
+    <w:uiPriority w:val="10"/>
+    <w:rsid w:val="00A10FD9"/>
+    <w:rPr>
+      <w:rFonts w:asciiTheme="majorHAnsi" w:cstheme="majorBidi" w:eastAsiaTheme="majorEastAsia" w:hAnsiTheme="majorHAnsi"/>
+      <w:sz w:val="56"/>
+      <w:szCs w:val="56"/>
+    </w:rPr>
+  </w:style>
+  <w:style w:styleId="Subtitle" w:type="paragraph">
     <w:name w:val="Subtitle"/>
+    <w:basedOn w:val="Title"/>
+    <w:next w:val="BodyText"/>
+    <w:link w:val="SubtitleChar"/>
+    <w:uiPriority w:val="11"/>
+    <w:qFormat/>
+    <w:rsid w:val="00A10FD9"/>
+    <w:pPr>
+      <w:numPr>
+        <w:ilvl w:val="1"/>
+      </w:numPr>
+    </w:pPr>
+    <w:rPr>
+      <w:rFonts w:cstheme="majorBidi" w:eastAsiaTheme="majorEastAsia"/>
+      <w:spacing w:val="15"/>
+      <w:sz w:val="28"/>
+      <w:szCs w:val="28"/>
+    </w:rPr>
+  </w:style>
+  <w:style w:customStyle="1" w:styleId="SubtitleChar" w:type="character">
+    <w:name w:val="Subtitle Char"/>
+    <w:basedOn w:val="DefaultParagraphFont"/>
+    <w:link w:val="Subtitle"/>
+    <w:uiPriority w:val="11"/>
+    <w:rsid w:val="00A10FD9"/>
+    <w:rPr>
+      <w:rFonts w:cstheme="majorBidi" w:eastAsiaTheme="majorEastAsia"/>
+      <w:color w:themeColor="text1" w:themeTint="A6" w:val="595959"/>
+      <w:spacing w:val="15"/>
+      <w:sz w:val="28"/>
+      <w:szCs w:val="28"/>
+    </w:rPr>
+  </w:style>
+  <w:style w:customStyle="1" w:styleId="Author" w:type="paragraph">
+    <w:name w:val="Author"/>
     <w:basedOn w:val="Title"/>
     <w:next w:val="BodyText"/>
     <w:qFormat/>
     <w:pPr>
       <w:keepNext/>
       <w:keepLines/>
-      <w:spacing w:before="240" w:after="240"/>
-      <w:jc w:val="center"/>
     </w:pPr>
     <w:rPr>
-      <w:sz w:val="30"/>
-      <w:szCs w:val="30"/>
+      <w:sz w:val="24"/>
+      <w:szCs w:val="24"/>
     </w:rPr>
   </w:style>
-  <w:style w:type="paragraph" w:customStyle="1" w:styleId="Author">
-    <w:name w:val="Author"/>
+  <w:style w:styleId="Date" w:type="paragraph">
+    <w:name w:val="Date"/>
+    <w:basedOn w:val="Title"/>
     <w:next w:val="BodyText"/>
     <w:qFormat/>
     <w:pPr>
       <w:keepNext/>
       <w:keepLines/>
-      <w:jc w:val="center"/>
     </w:pPr>
+    <w:rPr>
+      <w:sz w:val="24"/>
+      <w:szCs w:val="24"/>
+    </w:rPr>
   </w:style>
-  <w:style w:type="paragraph" w:styleId="Date">
-    <w:name w:val="Date"/>
-    <w:next w:val="BodyText"/>
+  <w:style w:customStyle="1" w:styleId="AbstractTitle" w:type="paragraph">
+    <w:name w:val="Abstract Title"/>
+    <w:basedOn w:val="Normal"/>
+    <w:next w:val="Abstract"/>
     <w:qFormat/>
     <w:pPr>
       <w:keepNext/>
       <w:keepLines/>
+      <w:spacing w:after="0" w:before="300"/>
       <w:jc w:val="center"/>
     </w:pPr>
+    <w:rPr>
+      <w:b/>
+      <w:sz w:val="20"/>
+      <w:szCs w:val="20"/>
+    </w:rPr>
   </w:style>
-  <w:style w:type="paragraph" w:customStyle="1" w:styleId="Abstract">
+  <w:style w:customStyle="1" w:styleId="Abstract" w:type="paragraph">
     <w:name w:val="Abstract"/>
     <w:basedOn w:val="Normal"/>
     <w:next w:val="BodyText"/>
@@ -6988,14 +7292,14 @@
     <w:pPr>
       <w:keepNext/>
       <w:keepLines/>
-      <w:spacing w:before="300" w:after="300"/>
+      <w:spacing w:after="300" w:before="100"/>
     </w:pPr>
     <w:rPr>
       <w:sz w:val="20"/>
       <w:szCs w:val="20"/>
     </w:rPr>
   </w:style>
-  <w:style w:type="paragraph" w:styleId="Bibliography">
+  <w:style w:styleId="Bibliography" w:type="paragraph">
     <w:name w:val="Bibliography"/>
     <w:basedOn w:val="Normal"/>
     <w:next w:val="Bibliography"/>
@@ -7003,195 +7307,325 @@
     <w:pPr/>
     <w:rPr/>
   </w:style>
-  <w:style w:type="paragraph" w:styleId="Heading1">
-    <w:name w:val="Heading 1"/>
+  <w:style w:styleId="Heading1" w:type="paragraph">
+    <w:name w:val="heading 1"/>
     <w:basedOn w:val="Normal"/>
     <w:next w:val="BodyText"/>
+    <w:link w:val="Heading1Char"/>
     <w:uiPriority w:val="9"/>
     <w:qFormat/>
+    <w:rsid w:val="00A10FD9"/>
     <w:pPr>
       <w:keepNext/>
       <w:keepLines/>
-      <w:spacing w:before="480" w:after="0"/>
+      <w:spacing w:after="80" w:before="360"/>
       <w:outlineLvl w:val="0"/>
     </w:pPr>
     <w:rPr>
-      <w:rFonts w:asciiTheme="majorHAnsi" w:eastAsiaTheme="majorEastAsia" w:hAnsiTheme="majorHAnsi" w:cstheme="majorBidi"/>
-      <w:b/>
-      <w:bCs/>
-      <w:color w:val="4F81BD" w:themeColor="accent1"/>
+      <w:rFonts w:asciiTheme="majorHAnsi" w:cstheme="majorBidi" w:eastAsiaTheme="majorEastAsia" w:hAnsiTheme="majorHAnsi"/>
+      <w:color w:themeColor="accent1" w:themeShade="BF" w:val="0F4761"/>
+      <w:sz w:val="40"/>
+      <w:szCs w:val="40"/>
+    </w:rPr>
+  </w:style>
+  <w:style w:styleId="Heading2" w:type="paragraph">
+    <w:name w:val="heading 2"/>
+    <w:basedOn w:val="Normal"/>
+    <w:next w:val="BodyText"/>
+    <w:link w:val="Heading2Char"/>
+    <w:uiPriority w:val="9"/>
+    <w:semiHidden/>
+    <w:unhideWhenUsed/>
+    <w:qFormat/>
+    <w:rsid w:val="00A10FD9"/>
+    <w:pPr>
+      <w:keepNext/>
+      <w:keepLines/>
+      <w:spacing w:after="80" w:before="160"/>
+      <w:outlineLvl w:val="1"/>
+    </w:pPr>
+    <w:rPr>
+      <w:rFonts w:asciiTheme="majorHAnsi" w:cstheme="majorBidi" w:eastAsiaTheme="majorEastAsia" w:hAnsiTheme="majorHAnsi"/>
+      <w:color w:themeColor="accent1" w:themeShade="BF" w:val="0F4761"/>
       <w:sz w:val="32"/>
       <w:szCs w:val="32"/>
     </w:rPr>
   </w:style>
-  <w:style w:type="paragraph" w:styleId="Heading2">
-    <w:name w:val="Heading 2"/>
+  <w:style w:styleId="Heading3" w:type="paragraph">
+    <w:name w:val="heading 3"/>
     <w:basedOn w:val="Normal"/>
     <w:next w:val="BodyText"/>
+    <w:link w:val="Heading3Char"/>
     <w:uiPriority w:val="9"/>
+    <w:semiHidden/>
     <w:unhideWhenUsed/>
     <w:qFormat/>
+    <w:rsid w:val="00A10FD9"/>
     <w:pPr>
       <w:keepNext/>
       <w:keepLines/>
-      <w:spacing w:before="200" w:after="0"/>
-      <w:outlineLvl w:val="1"/>
+      <w:spacing w:after="80" w:before="160"/>
+      <w:outlineLvl w:val="2"/>
     </w:pPr>
     <w:rPr>
-      <w:rFonts w:asciiTheme="majorHAnsi" w:eastAsiaTheme="majorEastAsia" w:hAnsiTheme="majorHAnsi" w:cstheme="majorBidi"/>
-      <w:b/>
-      <w:bCs/>
-      <w:color w:val="4F81BD" w:themeColor="accent1"/>
+      <w:rFonts w:cstheme="majorBidi" w:eastAsiaTheme="majorEastAsia"/>
+      <w:color w:themeColor="accent1" w:themeShade="BF" w:val="0F4761"/>
       <w:sz w:val="28"/>
       <w:szCs w:val="28"/>
     </w:rPr>
   </w:style>
-  <w:style w:type="paragraph" w:styleId="Heading3">
-    <w:name w:val="Heading 3"/>
+  <w:style w:styleId="Heading4" w:type="paragraph">
+    <w:name w:val="heading 4"/>
     <w:basedOn w:val="Normal"/>
     <w:next w:val="BodyText"/>
+    <w:link w:val="Heading4Char"/>
     <w:uiPriority w:val="9"/>
+    <w:semiHidden/>
     <w:unhideWhenUsed/>
     <w:qFormat/>
+    <w:rsid w:val="00A10FD9"/>
     <w:pPr>
       <w:keepNext/>
       <w:keepLines/>
-      <w:spacing w:before="200" w:after="0"/>
-      <w:outlineLvl w:val="2"/>
+      <w:spacing w:after="40" w:before="80"/>
+      <w:outlineLvl w:val="3"/>
     </w:pPr>
     <w:rPr>
-      <w:rFonts w:asciiTheme="majorHAnsi" w:eastAsiaTheme="majorEastAsia" w:hAnsiTheme="majorHAnsi" w:cstheme="majorBidi"/>
-      <w:b/>
-      <w:bCs/>
-      <w:color w:val="4F81BD" w:themeColor="accent1"/>
-      <w:sz w:val="24"/>
-      <w:szCs w:val="24"/>
+      <w:rFonts w:cstheme="majorBidi" w:eastAsiaTheme="majorEastAsia"/>
+      <w:i/>
+      <w:iCs/>
+      <w:color w:themeColor="accent1" w:themeShade="BF" w:val="0F4761"/>
     </w:rPr>
   </w:style>
-  <w:style w:type="paragraph" w:styleId="Heading4">
-    <w:name w:val="Heading 4"/>
+  <w:style w:styleId="Heading5" w:type="paragraph">
+    <w:name w:val="heading 5"/>
     <w:basedOn w:val="Normal"/>
     <w:next w:val="BodyText"/>
+    <w:link w:val="Heading5Char"/>
     <w:uiPriority w:val="9"/>
+    <w:semiHidden/>
     <w:unhideWhenUsed/>
     <w:qFormat/>
+    <w:rsid w:val="00A10FD9"/>
     <w:pPr>
       <w:keepNext/>
       <w:keepLines/>
-      <w:spacing w:before="200" w:after="0"/>
-      <w:outlineLvl w:val="3"/>
+      <w:spacing w:after="40" w:before="80"/>
+      <w:outlineLvl w:val="4"/>
     </w:pPr>
     <w:rPr>
-      <w:rFonts w:asciiTheme="majorHAnsi" w:eastAsiaTheme="majorEastAsia" w:hAnsiTheme="majorHAnsi" w:cstheme="majorBidi"/>
-      <w:i/>
-      <w:bCs/>
-      <w:color w:val="4F81BD" w:themeColor="accent1"/>
-      <w:sz w:val="24"/>
-      <w:szCs w:val="24"/>
+      <w:rFonts w:cstheme="majorBidi" w:eastAsiaTheme="majorEastAsia"/>
+      <w:color w:themeColor="accent1" w:themeShade="BF" w:val="0F4761"/>
     </w:rPr>
   </w:style>
-  <w:style w:type="paragraph" w:styleId="Heading5">
-    <w:name w:val="Heading 5"/>
+  <w:style w:styleId="Heading6" w:type="paragraph">
+    <w:name w:val="heading 6"/>
     <w:basedOn w:val="Normal"/>
     <w:next w:val="BodyText"/>
+    <w:link w:val="Heading6Char"/>
     <w:uiPriority w:val="9"/>
+    <w:semiHidden/>
     <w:unhideWhenUsed/>
     <w:qFormat/>
+    <w:rsid w:val="00A10FD9"/>
     <w:pPr>
       <w:keepNext/>
       <w:keepLines/>
-      <w:spacing w:before="200" w:after="0"/>
-      <w:outlineLvl w:val="4"/>
+      <w:spacing w:after="0" w:before="40"/>
+      <w:outlineLvl w:val="5"/>
     </w:pPr>
     <w:rPr>
-      <w:rFonts w:asciiTheme="majorHAnsi" w:eastAsiaTheme="majorEastAsia" w:hAnsiTheme="majorHAnsi" w:cstheme="majorBidi"/>
+      <w:rFonts w:cstheme="majorBidi" w:eastAsiaTheme="majorEastAsia"/>
+      <w:i/>
       <w:iCs/>
-      <w:color w:val="4F81BD" w:themeColor="accent1"/>
-      <w:sz w:val="24"/>
-      <w:szCs w:val="24"/>
+      <w:color w:themeColor="text1" w:themeTint="A6" w:val="595959"/>
     </w:rPr>
   </w:style>
-  <w:style w:type="paragraph" w:styleId="Heading6">
-    <w:name w:val="Heading 6"/>
+  <w:style w:styleId="Heading7" w:type="paragraph">
+    <w:name w:val="heading 7"/>
     <w:basedOn w:val="Normal"/>
     <w:next w:val="BodyText"/>
+    <w:link w:val="Heading7Char"/>
     <w:uiPriority w:val="9"/>
+    <w:semiHidden/>
     <w:unhideWhenUsed/>
     <w:qFormat/>
+    <w:rsid w:val="00A10FD9"/>
     <w:pPr>
       <w:keepNext/>
       <w:keepLines/>
-      <w:spacing w:before="200" w:after="0"/>
-      <w:outlineLvl w:val="5"/>
+      <w:spacing w:after="0" w:before="40"/>
+      <w:outlineLvl w:val="6"/>
     </w:pPr>
     <w:rPr>
-      <w:rFonts w:asciiTheme="majorHAnsi" w:eastAsiaTheme="majorEastAsia" w:hAnsiTheme="majorHAnsi" w:cstheme="majorBidi"/>
-      <w:color w:val="4F81BD" w:themeColor="accent1"/>
-      <w:sz w:val="24"/>
-      <w:szCs w:val="24"/>
+      <w:rFonts w:cstheme="majorBidi" w:eastAsiaTheme="majorEastAsia"/>
+      <w:color w:themeColor="text1" w:themeTint="A6" w:val="595959"/>
     </w:rPr>
   </w:style>
-  <w:style w:type="paragraph" w:styleId="Heading7">
-    <w:name w:val="Heading 7"/>
+  <w:style w:styleId="Heading8" w:type="paragraph">
+    <w:name w:val="heading 8"/>
     <w:basedOn w:val="Normal"/>
     <w:next w:val="BodyText"/>
+    <w:link w:val="Heading8Char"/>
     <w:uiPriority w:val="9"/>
+    <w:semiHidden/>
     <w:unhideWhenUsed/>
     <w:qFormat/>
+    <w:rsid w:val="00A10FD9"/>
     <w:pPr>
       <w:keepNext/>
       <w:keepLines/>
-      <w:spacing w:before="200" w:after="0"/>
-      <w:outlineLvl w:val="6"/>
+      <w:spacing w:after="0"/>
+      <w:outlineLvl w:val="7"/>
     </w:pPr>
     <w:rPr>
-      <w:rFonts w:asciiTheme="majorHAnsi" w:eastAsiaTheme="majorEastAsia" w:hAnsiTheme="majorHAnsi" w:cstheme="majorBidi"/>
-      <w:color w:val="4F81BD" w:themeColor="accent1"/>
-      <w:sz w:val="24"/>
-      <w:szCs w:val="24"/>
+      <w:rFonts w:cstheme="majorBidi" w:eastAsiaTheme="majorEastAsia"/>
+      <w:i/>
+      <w:iCs/>
+      <w:color w:themeColor="text1" w:themeTint="D8" w:val="272727"/>
     </w:rPr>
   </w:style>
-  <w:style w:type="paragraph" w:styleId="Heading8">
-    <w:name w:val="Heading 8"/>
+  <w:style w:styleId="Heading9" w:type="paragraph">
+    <w:name w:val="heading 9"/>
     <w:basedOn w:val="Normal"/>
     <w:next w:val="BodyText"/>
+    <w:link w:val="Heading9Char"/>
     <w:uiPriority w:val="9"/>
+    <w:semiHidden/>
     <w:unhideWhenUsed/>
     <w:qFormat/>
+    <w:rsid w:val="00A10FD9"/>
     <w:pPr>
       <w:keepNext/>
       <w:keepLines/>
-      <w:spacing w:before="200" w:after="0"/>
-      <w:outlineLvl w:val="7"/>
-    </w:pPr>
-    <w:rPr>
-      <w:rFonts w:asciiTheme="majorHAnsi" w:eastAsiaTheme="majorEastAsia" w:hAnsiTheme="majorHAnsi" w:cstheme="majorBidi"/>
-      <w:color w:val="4F81BD" w:themeColor="accent1"/>
-      <w:sz w:val="24"/>
-      <w:szCs w:val="24"/>
-    </w:rPr>
-  </w:style>
-  <w:style w:type="paragraph" w:styleId="Heading9">
-    <w:name w:val="Heading 9"/>
-    <w:basedOn w:val="Normal"/>
-    <w:next w:val="BodyText"/>
-    <w:uiPriority w:val="9"/>
-    <w:unhideWhenUsed/>
-    <w:qFormat/>
-    <w:pPr>
-      <w:keepNext/>
-      <w:keepLines/>
-      <w:spacing w:before="200" w:after="0"/>
+      <w:spacing w:after="0"/>
       <w:outlineLvl w:val="8"/>
     </w:pPr>
     <w:rPr>
-      <w:rFonts w:asciiTheme="majorHAnsi" w:eastAsiaTheme="majorEastAsia" w:hAnsiTheme="majorHAnsi" w:cstheme="majorBidi"/>
-      <w:color w:val="4F81BD" w:themeColor="accent1"/>
-      <w:sz w:val="24"/>
-      <w:szCs w:val="24"/>
+      <w:rFonts w:cstheme="majorBidi" w:eastAsiaTheme="majorEastAsia"/>
+      <w:color w:themeColor="text1" w:themeTint="D8" w:val="272727"/>
     </w:rPr>
   </w:style>
-  <w:style w:type="paragraph" w:styleId="BlockText">
+  <w:style w:customStyle="1" w:styleId="Heading1Char" w:type="character">
+    <w:name w:val="Heading 1 Char"/>
+    <w:basedOn w:val="DefaultParagraphFont"/>
+    <w:link w:val="Heading1"/>
+    <w:uiPriority w:val="9"/>
+    <w:rsid w:val="00A10FD9"/>
+    <w:rPr>
+      <w:rFonts w:asciiTheme="majorHAnsi" w:cstheme="majorBidi" w:eastAsiaTheme="majorEastAsia" w:hAnsiTheme="majorHAnsi"/>
+      <w:color w:themeColor="accent1" w:themeShade="BF" w:val="0F4761"/>
+      <w:sz w:val="40"/>
+      <w:szCs w:val="40"/>
+    </w:rPr>
+  </w:style>
+  <w:style w:customStyle="1" w:styleId="Heading2Char" w:type="character">
+    <w:name w:val="Heading 2 Char"/>
+    <w:basedOn w:val="DefaultParagraphFont"/>
+    <w:link w:val="Heading2"/>
+    <w:uiPriority w:val="9"/>
+    <w:semiHidden/>
+    <w:rsid w:val="00A10FD9"/>
+    <w:rPr>
+      <w:rFonts w:asciiTheme="majorHAnsi" w:cstheme="majorBidi" w:eastAsiaTheme="majorEastAsia" w:hAnsiTheme="majorHAnsi"/>
+      <w:color w:themeColor="accent1" w:themeShade="BF" w:val="0F4761"/>
+      <w:sz w:val="32"/>
+      <w:szCs w:val="32"/>
+    </w:rPr>
+  </w:style>
+  <w:style w:customStyle="1" w:styleId="Heading3Char" w:type="character">
+    <w:name w:val="Heading 3 Char"/>
+    <w:basedOn w:val="DefaultParagraphFont"/>
+    <w:link w:val="Heading3"/>
+    <w:uiPriority w:val="9"/>
+    <w:semiHidden/>
+    <w:rsid w:val="00A10FD9"/>
+    <w:rPr>
+      <w:rFonts w:cstheme="majorBidi" w:eastAsiaTheme="majorEastAsia"/>
+      <w:color w:themeColor="accent1" w:themeShade="BF" w:val="0F4761"/>
+      <w:sz w:val="28"/>
+      <w:szCs w:val="28"/>
+    </w:rPr>
+  </w:style>
+  <w:style w:customStyle="1" w:styleId="Heading4Char" w:type="character">
+    <w:name w:val="Heading 4 Char"/>
+    <w:basedOn w:val="DefaultParagraphFont"/>
+    <w:link w:val="Heading4"/>
+    <w:uiPriority w:val="9"/>
+    <w:semiHidden/>
+    <w:rsid w:val="00A10FD9"/>
+    <w:rPr>
+      <w:rFonts w:cstheme="majorBidi" w:eastAsiaTheme="majorEastAsia"/>
+      <w:i/>
+      <w:iCs/>
+      <w:color w:themeColor="accent1" w:themeShade="BF" w:val="0F4761"/>
+    </w:rPr>
+  </w:style>
+  <w:style w:customStyle="1" w:styleId="Heading5Char" w:type="character">
+    <w:name w:val="Heading 5 Char"/>
+    <w:basedOn w:val="DefaultParagraphFont"/>
+    <w:link w:val="Heading5"/>
+    <w:uiPriority w:val="9"/>
+    <w:semiHidden/>
+    <w:rsid w:val="00A10FD9"/>
+    <w:rPr>
+      <w:rFonts w:cstheme="majorBidi" w:eastAsiaTheme="majorEastAsia"/>
+      <w:color w:themeColor="accent1" w:themeShade="BF" w:val="0F4761"/>
+    </w:rPr>
+  </w:style>
+  <w:style w:customStyle="1" w:styleId="Heading6Char" w:type="character">
+    <w:name w:val="Heading 6 Char"/>
+    <w:basedOn w:val="DefaultParagraphFont"/>
+    <w:link w:val="Heading6"/>
+    <w:uiPriority w:val="9"/>
+    <w:semiHidden/>
+    <w:rsid w:val="00A10FD9"/>
+    <w:rPr>
+      <w:rFonts w:cstheme="majorBidi" w:eastAsiaTheme="majorEastAsia"/>
+      <w:i/>
+      <w:iCs/>
+      <w:color w:themeColor="text1" w:themeTint="A6" w:val="595959"/>
+    </w:rPr>
+  </w:style>
+  <w:style w:customStyle="1" w:styleId="Heading7Char" w:type="character">
+    <w:name w:val="Heading 7 Char"/>
+    <w:basedOn w:val="DefaultParagraphFont"/>
+    <w:link w:val="Heading7"/>
+    <w:uiPriority w:val="9"/>
+    <w:semiHidden/>
+    <w:rsid w:val="00A10FD9"/>
+    <w:rPr>
+      <w:rFonts w:cstheme="majorBidi" w:eastAsiaTheme="majorEastAsia"/>
+      <w:color w:themeColor="text1" w:themeTint="A6" w:val="595959"/>
+    </w:rPr>
+  </w:style>
+  <w:style w:customStyle="1" w:styleId="Heading8Char" w:type="character">
+    <w:name w:val="Heading 8 Char"/>
+    <w:basedOn w:val="DefaultParagraphFont"/>
+    <w:link w:val="Heading8"/>
+    <w:uiPriority w:val="9"/>
+    <w:semiHidden/>
+    <w:rsid w:val="00A10FD9"/>
+    <w:rPr>
+      <w:rFonts w:cstheme="majorBidi" w:eastAsiaTheme="majorEastAsia"/>
+      <w:i/>
+      <w:iCs/>
+      <w:color w:themeColor="text1" w:themeTint="D8" w:val="272727"/>
+    </w:rPr>
+  </w:style>
+  <w:style w:customStyle="1" w:styleId="Heading9Char" w:type="character">
+    <w:name w:val="Heading 9 Char"/>
+    <w:basedOn w:val="DefaultParagraphFont"/>
+    <w:link w:val="Heading9"/>
+    <w:uiPriority w:val="9"/>
+    <w:semiHidden/>
+    <w:rsid w:val="00A10FD9"/>
+    <w:rPr>
+      <w:rFonts w:cstheme="majorBidi" w:eastAsiaTheme="majorEastAsia"/>
+      <w:color w:themeColor="text1" w:themeTint="D8" w:val="272727"/>
+    </w:rPr>
+  </w:style>
+  <w:style w:styleId="BlockText" w:type="paragraph">
     <w:name w:val="Block Text"/>
     <w:basedOn w:val="BodyText"/>
     <w:next w:val="BodyText"/>
@@ -7199,11 +7633,11 @@
     <w:unhideWhenUsed/>
     <w:qFormat/>
     <w:pPr>
-      <w:spacing w:before="100" w:after="100"/>
+      <w:spacing w:after="100" w:before="100"/>
       <w:ind w:firstLine="0" w:left="480" w:right="480"/>
     </w:pPr>
   </w:style>
-  <w:style w:type="paragraph" w:styleId="FootnoteText">
+  <w:style w:styleId="FootnoteText" w:type="paragraph">
     <w:name w:val="Footnote Text"/>
     <w:basedOn w:val="Normal"/>
     <w:next w:val="FootnoteText"/>
@@ -7211,28 +7645,48 @@
     <w:unhideWhenUsed/>
     <w:qFormat/>
   </w:style>
-  <w:style w:type="character" w:default="1" w:styleId="DefaultParagraphFont">
+  <w:style w:styleId="FootnoteBlockText" w:type="paragraph">
+    <w:name w:val="Footnote Block Text"/>
+    <w:basedOn w:val="FootnoteText"/>
+    <w:next w:val="FootnoteText"/>
+    <w:uiPriority w:val="9"/>
+    <w:unhideWhenUsed/>
+    <w:qFormat/>
+    <w:pPr>
+      <w:spacing w:after="100" w:before="100"/>
+      <w:ind w:firstLine="0" w:left="480" w:right="480"/>
+    </w:pPr>
+  </w:style>
+  <w:style w:default="1" w:styleId="DefaultParagraphFont" w:type="character">
     <w:name w:val="Default Paragraph Font"/>
     <w:semiHidden/>
     <w:unhideWhenUsed/>
   </w:style>
-  <w:style w:type="table" w:default="1" w:styleId="Table">
+  <w:style w:default="1" w:styleId="Table" w:type="table">
     <w:name w:val="Table"/>
     <w:basedOn w:val="TableNormal"/>
     <w:semiHidden/>
     <w:unhideWhenUsed/>
     <w:qFormat/>
     <w:tblPr>
-      <w:tblInd w:w="0" w:type="dxa"/>
+      <w:tblInd w:type="dxa" w:w="0"/>
       <w:tblCellMar>
-        <w:top w:w="0" w:type="dxa"/>
-        <w:left w:w="108" w:type="dxa"/>
-        <w:bottom w:w="0" w:type="dxa"/>
-        <w:right w:w="108" w:type="dxa"/>
+        <w:top w:type="dxa" w:w="0"/>
+        <w:left w:type="dxa" w:w="108"/>
+        <w:bottom w:type="dxa" w:w="0"/>
+        <w:right w:type="dxa" w:w="108"/>
       </w:tblCellMar>
     </w:tblPr>
+    <w:tblStylePr w:type="firstRow">
+      <w:tcPr>
+        <w:tcBorders>
+          <w:bottom w:val="single"/>
+        </w:tcBorders>
+        <w:vAlign w:val="bottom"/>
+      </w:tcPr>
+    </w:tblStylePr>
   </w:style>
-  <w:style w:type="paragraph" w:customStyle="1" w:styleId="DefinitionTerm">
+  <w:style w:customStyle="1" w:styleId="DefinitionTerm" w:type="paragraph">
     <w:name w:val="Definition Term"/>
     <w:basedOn w:val="Normal"/>
     <w:next w:val="Definition"/>
@@ -7245,49 +7699,49 @@
       <w:b/>
     </w:rPr>
   </w:style>
-  <w:style w:type="paragraph" w:customStyle="1" w:styleId="Definition">
+  <w:style w:customStyle="1" w:styleId="Definition" w:type="paragraph">
     <w:name w:val="Definition"/>
     <w:basedOn w:val="Normal"/>
   </w:style>
-  <w:style w:type="paragraph" w:styleId="Caption">
+  <w:style w:styleId="Caption" w:type="paragraph">
     <w:name w:val="Caption"/>
     <w:basedOn w:val="Normal"/>
     <w:link w:val="BodyTextChar"/>
     <w:pPr>
-      <w:spacing w:before="0" w:after="120"/>
+      <w:spacing w:after="120" w:before="0"/>
     </w:pPr>
     <w:rPr>
       <w:i/>
     </w:rPr>
   </w:style>
-  <w:style w:type="paragraph" w:customStyle="1" w:styleId="TableCaption">
+  <w:style w:customStyle="1" w:styleId="TableCaption" w:type="paragraph">
     <w:name w:val="Table Caption"/>
     <w:basedOn w:val="Caption"/>
     <w:pPr>
       <w:keepNext/>
     </w:pPr>
   </w:style>
-  <w:style w:type="paragraph" w:customStyle="1" w:styleId="ImageCaption">
+  <w:style w:customStyle="1" w:styleId="ImageCaption" w:type="paragraph">
     <w:name w:val="Image Caption"/>
     <w:basedOn w:val="Caption"/>
   </w:style>
-  <w:style w:type="paragraph" w:customStyle="1" w:styleId="Figure">
+  <w:style w:customStyle="1" w:styleId="Figure" w:type="paragraph">
     <w:name w:val="Figure"/>
     <w:basedOn w:val="Normal"/>
   </w:style>
-  <w:style w:type="paragraph" w:customStyle="1" w:styleId="CaptionedFigure">
+  <w:style w:customStyle="1" w:styleId="CaptionedFigure" w:type="paragraph">
     <w:name w:val="Captioned Figure"/>
     <w:basedOn w:val="Figure"/>
     <w:pPr>
       <w:keepNext/>
     </w:pPr>
   </w:style>
-  <w:style w:type="character" w:customStyle="1" w:styleId="BodyTextChar">
+  <w:style w:customStyle="1" w:styleId="BodyTextChar" w:type="character">
     <w:name w:val="Body Text Char"/>
     <w:basedOn w:val="DefaultParagraphFont"/>
     <w:link w:val="BodyText"/>
   </w:style>
-  <w:style w:type="character" w:customStyle="1" w:styleId="VerbatimChar">
+  <w:style w:customStyle="1" w:styleId="VerbatimChar" w:type="character">
     <w:name w:val="Verbatim Char"/>
     <w:basedOn w:val="BodyTextChar"/>
     <w:rPr>
@@ -7295,21 +7749,25 @@
       <w:sz w:val="22"/>
     </w:rPr>
   </w:style>
-  <w:style w:type="character" w:styleId="FootnoteReference">
+  <w:style w:customStyle="1" w:styleId="SectionNumber" w:type="character">
+    <w:name w:val="Section Number"/>
+    <w:basedOn w:val="BodyTextChar"/>
+  </w:style>
+  <w:style w:styleId="FootnoteReference" w:type="character">
     <w:name w:val="Footnote Reference"/>
     <w:basedOn w:val="BodyTextChar"/>
     <w:rPr>
       <w:vertAlign w:val="superscript"/>
     </w:rPr>
   </w:style>
-  <w:style w:type="character" w:styleId="Hyperlink">
+  <w:style w:styleId="Hyperlink" w:type="character">
     <w:name w:val="Hyperlink"/>
     <w:basedOn w:val="BodyTextChar"/>
     <w:rPr>
-      <w:color w:val="4F81BD" w:themeColor="accent1"/>
+      <w:color w:themeColor="accent1" w:val="4F81BD"/>
     </w:rPr>
   </w:style>
-  <w:style w:type="paragraph" w:styleId="TOCHeading">
+  <w:style w:styleId="TOCHeading" w:type="paragraph">
     <w:name w:val="TOC Heading"/>
     <w:basedOn w:val="Heading1"/>
     <w:next w:val="BodyText"/>
@@ -7321,10 +7779,10 @@
       <w:outlineLvl w:val="9"/>
     </w:pPr>
     <w:rPr>
-      <w:rFonts w:asciiTheme="majorHAnsi" w:eastAsiaTheme="majorEastAsia" w:hAnsiTheme="majorHAnsi" w:cstheme="majorBidi"/>
+      <w:rFonts w:asciiTheme="majorHAnsi" w:cstheme="majorBidi" w:eastAsiaTheme="majorEastAsia" w:hAnsiTheme="majorHAnsi"/>
       <w:b w:val="0"/>
       <w:bCs w:val="0"/>
-      <w:color w:val="365F91" w:themeColor="accent1" w:themeShade="BF"/>
+      <w:color w:themeColor="accent1" w:themeShade="BF" w:val="365F91"/>
     </w:rPr>
   </w:style>
   <w:style w:type="paragraph" w:customStyle="1" w:styleId="SourceCode">
@@ -7339,8 +7797,8 @@
     <w:name w:val="KeywordTok"/>
     <w:basedOn w:val="VerbatimChar"/>
     <w:rPr>
+      <w:b/>
       <w:color w:val="007020"/>
-      <w:b/>
     </w:rPr>
   </w:style>
   <w:style w:type="character" w:customStyle="1" w:styleId="DataTypeTok">
@@ -7416,40 +7874,43 @@
   <w:style w:type="character" w:customStyle="1" w:styleId="ImportTok">
     <w:name w:val="ImportTok"/>
     <w:basedOn w:val="VerbatimChar"/>
-    <w:rPr/>
+    <w:rPr>
+      <w:b/>
+      <w:color w:val="008000"/>
+    </w:rPr>
   </w:style>
   <w:style w:type="character" w:customStyle="1" w:styleId="CommentTok">
     <w:name w:val="CommentTok"/>
     <w:basedOn w:val="VerbatimChar"/>
     <w:rPr>
+      <w:i/>
       <w:color w:val="60a0b0"/>
-      <w:i/>
     </w:rPr>
   </w:style>
   <w:style w:type="character" w:customStyle="1" w:styleId="DocumentationTok">
     <w:name w:val="DocumentationTok"/>
     <w:basedOn w:val="VerbatimChar"/>
     <w:rPr>
+      <w:i/>
       <w:color w:val="ba2121"/>
-      <w:i/>
     </w:rPr>
   </w:style>
   <w:style w:type="character" w:customStyle="1" w:styleId="AnnotationTok">
     <w:name w:val="AnnotationTok"/>
     <w:basedOn w:val="VerbatimChar"/>
     <w:rPr>
-      <w:color w:val="60a0b0"/>
       <w:b/>
       <w:i/>
+      <w:color w:val="60a0b0"/>
     </w:rPr>
   </w:style>
   <w:style w:type="character" w:customStyle="1" w:styleId="CommentVarTok">
     <w:name w:val="CommentVarTok"/>
     <w:basedOn w:val="VerbatimChar"/>
     <w:rPr>
-      <w:color w:val="60a0b0"/>
       <w:b/>
       <w:i/>
+      <w:color w:val="60a0b0"/>
     </w:rPr>
   </w:style>
   <w:style w:type="character" w:customStyle="1" w:styleId="OtherTok">
@@ -7477,8 +7938,8 @@
     <w:name w:val="ControlFlowTok"/>
     <w:basedOn w:val="VerbatimChar"/>
     <w:rPr>
+      <w:b/>
       <w:color w:val="007020"/>
-      <w:b/>
     </w:rPr>
   </w:style>
   <w:style w:type="character" w:customStyle="1" w:styleId="OperatorTok">
@@ -7491,7 +7952,9 @@
   <w:style w:type="character" w:customStyle="1" w:styleId="BuiltInTok">
     <w:name w:val="BuiltInTok"/>
     <w:basedOn w:val="VerbatimChar"/>
-    <w:rPr/>
+    <w:rPr>
+      <w:color w:val="008000"/>
+    </w:rPr>
   </w:style>
   <w:style w:type="character" w:customStyle="1" w:styleId="ExtensionTok">
     <w:name w:val="ExtensionTok"/>
@@ -7521,34 +7984,34 @@
     <w:name w:val="InformationTok"/>
     <w:basedOn w:val="VerbatimChar"/>
     <w:rPr>
-      <w:color w:val="60a0b0"/>
       <w:b/>
       <w:i/>
+      <w:color w:val="60a0b0"/>
     </w:rPr>
   </w:style>
   <w:style w:type="character" w:customStyle="1" w:styleId="WarningTok">
     <w:name w:val="WarningTok"/>
     <w:basedOn w:val="VerbatimChar"/>
     <w:rPr>
-      <w:color w:val="60a0b0"/>
       <w:b/>
       <w:i/>
+      <w:color w:val="60a0b0"/>
     </w:rPr>
   </w:style>
   <w:style w:type="character" w:customStyle="1" w:styleId="AlertTok">
     <w:name w:val="AlertTok"/>
     <w:basedOn w:val="VerbatimChar"/>
     <w:rPr>
+      <w:b/>
       <w:color w:val="ff0000"/>
-      <w:b/>
     </w:rPr>
   </w:style>
   <w:style w:type="character" w:customStyle="1" w:styleId="ErrorTok">
     <w:name w:val="ErrorTok"/>
     <w:basedOn w:val="VerbatimChar"/>
     <w:rPr>
+      <w:b/>
       <w:color w:val="ff0000"/>
-      <w:b/>
     </w:rPr>
   </w:style>
   <w:style w:type="character" w:customStyle="1" w:styleId="NormalTok">
@@ -7570,44 +8033,44 @@
         <a:sysClr val="window" lastClr="FFFFFF"/>
       </a:lt1>
       <a:dk2>
-        <a:srgbClr val="1F497D"/>
+        <a:srgbClr val="0E2841"/>
       </a:dk2>
       <a:lt2>
-        <a:srgbClr val="EEECE1"/>
+        <a:srgbClr val="E8E8E8"/>
       </a:lt2>
       <a:accent1>
-        <a:srgbClr val="4F81BD"/>
+        <a:srgbClr val="156082"/>
       </a:accent1>
       <a:accent2>
-        <a:srgbClr val="C0504D"/>
+        <a:srgbClr val="E97132"/>
       </a:accent2>
       <a:accent3>
-        <a:srgbClr val="9BBB59"/>
+        <a:srgbClr val="196B24"/>
       </a:accent3>
       <a:accent4>
-        <a:srgbClr val="8064A2"/>
+        <a:srgbClr val="0F9ED5"/>
       </a:accent4>
       <a:accent5>
-        <a:srgbClr val="4BACC6"/>
+        <a:srgbClr val="A02B93"/>
       </a:accent5>
       <a:accent6>
-        <a:srgbClr val="F79646"/>
+        <a:srgbClr val="4EA72E"/>
       </a:accent6>
       <a:hlink>
-        <a:srgbClr val="0000FF"/>
+        <a:srgbClr val="467886"/>
       </a:hlink>
       <a:folHlink>
-        <a:srgbClr val="800080"/>
+        <a:srgbClr val="96607D"/>
       </a:folHlink>
     </a:clrScheme>
     <a:fontScheme name="Office">
       <a:majorFont>
-        <a:latin typeface="Calibri"/>
+        <a:latin typeface="Aptos Display" panose="02110004020202020204"/>
         <a:ea typeface=""/>
         <a:cs typeface=""/>
-        <a:font script="Jpan" typeface="ＭＳ ゴシック"/>
+        <a:font script="Jpan" typeface="游ゴシック Light"/>
         <a:font script="Hang" typeface="맑은 고딕"/>
-        <a:font script="Hans" typeface="宋体"/>
+        <a:font script="Hans" typeface="等线 Light"/>
         <a:font script="Hant" typeface="新細明體"/>
         <a:font script="Arab" typeface="Times New Roman"/>
         <a:font script="Hebr" typeface="Times New Roman"/>
@@ -7634,14 +8097,32 @@
         <a:font script="Mong" typeface="Mongolian Baiti"/>
         <a:font script="Viet" typeface="Times New Roman"/>
         <a:font script="Uigh" typeface="Microsoft Uighur"/>
+        <a:font script="Geor" typeface="Sylfaen"/>
+        <a:font script="Armn" typeface="Arial"/>
+        <a:font script="Bugi" typeface="Leelawadee UI"/>
+        <a:font script="Bopo" typeface="Microsoft JhengHei"/>
+        <a:font script="Java" typeface="Javanese Text"/>
+        <a:font script="Lisu" typeface="Segoe UI"/>
+        <a:font script="Mymr" typeface="Myanmar Text"/>
+        <a:font script="Nkoo" typeface="Ebrima"/>
+        <a:font script="Olck" typeface="Nirmala UI"/>
+        <a:font script="Osma" typeface="Ebrima"/>
+        <a:font script="Phag" typeface="Phagspa"/>
+        <a:font script="Syrn" typeface="Estrangelo Edessa"/>
+        <a:font script="Syrj" typeface="Estrangelo Edessa"/>
+        <a:font script="Syre" typeface="Estrangelo Edessa"/>
+        <a:font script="Sora" typeface="Nirmala UI"/>
+        <a:font script="Tale" typeface="Microsoft Tai Le"/>
+        <a:font script="Talu" typeface="Microsoft New Tai Lue"/>
+        <a:font script="Tfng" typeface="Ebrima"/>
       </a:majorFont>
       <a:minorFont>
-        <a:latin typeface="Cambria"/>
+        <a:latin typeface="Aptos" panose="02110004020202020204"/>
         <a:ea typeface=""/>
         <a:cs typeface=""/>
-        <a:font script="Jpan" typeface="ＭＳ 明朝"/>
+        <a:font script="Jpan" typeface="游明朝"/>
         <a:font script="Hang" typeface="맑은 고딕"/>
-        <a:font script="Hans" typeface="宋体"/>
+        <a:font script="Hans" typeface="等线"/>
         <a:font script="Hant" typeface="新細明體"/>
         <a:font script="Arab" typeface="Arial"/>
         <a:font script="Hebr" typeface="Arial"/>
@@ -7668,6 +8149,24 @@
         <a:font script="Mong" typeface="Mongolian Baiti"/>
         <a:font script="Viet" typeface="Arial"/>
         <a:font script="Uigh" typeface="Microsoft Uighur"/>
+        <a:font script="Geor" typeface="Sylfaen"/>
+        <a:font script="Armn" typeface="Arial"/>
+        <a:font script="Bugi" typeface="Leelawadee UI"/>
+        <a:font script="Bopo" typeface="Microsoft JhengHei"/>
+        <a:font script="Java" typeface="Javanese Text"/>
+        <a:font script="Lisu" typeface="Segoe UI"/>
+        <a:font script="Mymr" typeface="Myanmar Text"/>
+        <a:font script="Nkoo" typeface="Ebrima"/>
+        <a:font script="Olck" typeface="Nirmala UI"/>
+        <a:font script="Osma" typeface="Ebrima"/>
+        <a:font script="Phag" typeface="Phagspa"/>
+        <a:font script="Syrn" typeface="Estrangelo Edessa"/>
+        <a:font script="Syrj" typeface="Estrangelo Edessa"/>
+        <a:font script="Syre" typeface="Estrangelo Edessa"/>
+        <a:font script="Sora" typeface="Nirmala UI"/>
+        <a:font script="Tale" typeface="Microsoft Tai Le"/>
+        <a:font script="Talu" typeface="Microsoft New Tai Lue"/>
+        <a:font script="Tfng" typeface="Ebrima"/>
       </a:minorFont>
     </a:fontScheme>
     <a:fmtScheme name="Office">
@@ -7679,200 +8178,141 @@
           <a:gsLst>
             <a:gs pos="0">
               <a:schemeClr val="phClr">
-                <a:tint val="50000"/>
-                <a:satMod val="300000"/>
+                <a:lumMod val="110000"/>
+                <a:satMod val="105000"/>
+                <a:tint val="67000"/>
               </a:schemeClr>
             </a:gs>
-            <a:gs pos="35000">
+            <a:gs pos="50000">
               <a:schemeClr val="phClr">
-                <a:tint val="37000"/>
-                <a:satMod val="300000"/>
+                <a:lumMod val="105000"/>
+                <a:satMod val="103000"/>
+                <a:tint val="73000"/>
               </a:schemeClr>
             </a:gs>
             <a:gs pos="100000">
               <a:schemeClr val="phClr">
-                <a:tint val="15000"/>
-                <a:satMod val="350000"/>
+                <a:lumMod val="105000"/>
+                <a:satMod val="109000"/>
+                <a:tint val="81000"/>
               </a:schemeClr>
             </a:gs>
           </a:gsLst>
-          <a:lin ang="16200000" scaled="1"/>
+          <a:lin ang="5400000" scaled="0"/>
         </a:gradFill>
         <a:gradFill rotWithShape="1">
           <a:gsLst>
             <a:gs pos="0">
               <a:schemeClr val="phClr">
-                <a:tint val="100000"/>
+                <a:satMod val="103000"/>
+                <a:lumMod val="102000"/>
+                <a:tint val="94000"/>
+              </a:schemeClr>
+            </a:gs>
+            <a:gs pos="50000">
+              <a:schemeClr val="phClr">
+                <a:satMod val="110000"/>
+                <a:lumMod val="100000"/>
                 <a:shade val="100000"/>
-                <a:satMod val="130000"/>
               </a:schemeClr>
             </a:gs>
             <a:gs pos="100000">
               <a:schemeClr val="phClr">
-                <a:tint val="50000"/>
-                <a:shade val="100000"/>
-                <a:satMod val="350000"/>
+                <a:lumMod val="99000"/>
+                <a:satMod val="120000"/>
+                <a:shade val="78000"/>
               </a:schemeClr>
             </a:gs>
           </a:gsLst>
-          <a:lin ang="16200000" scaled="0"/>
+          <a:lin ang="5400000" scaled="0"/>
         </a:gradFill>
       </a:fillStyleLst>
       <a:lnStyleLst>
-        <a:ln w="9525" cap="flat" cmpd="sng" algn="ctr">
-          <a:solidFill>
-            <a:schemeClr val="phClr">
-              <a:shade val="95000"/>
-              <a:satMod val="105000"/>
-            </a:schemeClr>
-          </a:solidFill>
-          <a:prstDash val="solid"/>
-        </a:ln>
-        <a:ln w="25400" cap="flat" cmpd="sng" algn="ctr">
+        <a:ln w="6350" cap="flat" cmpd="sng" algn="ctr">
           <a:solidFill>
             <a:schemeClr val="phClr"/>
           </a:solidFill>
           <a:prstDash val="solid"/>
+          <a:miter lim="800000"/>
         </a:ln>
-        <a:ln w="38100" cap="flat" cmpd="sng" algn="ctr">
+        <a:ln w="12700" cap="flat" cmpd="sng" algn="ctr">
           <a:solidFill>
             <a:schemeClr val="phClr"/>
           </a:solidFill>
           <a:prstDash val="solid"/>
+          <a:miter lim="800000"/>
+        </a:ln>
+        <a:ln w="19050" cap="flat" cmpd="sng" algn="ctr">
+          <a:solidFill>
+            <a:schemeClr val="phClr"/>
+          </a:solidFill>
+          <a:prstDash val="solid"/>
+          <a:miter lim="800000"/>
         </a:ln>
       </a:lnStyleLst>
       <a:effectStyleLst>
         <a:effectStyle>
+          <a:effectLst/>
+        </a:effectStyle>
+        <a:effectStyle>
+          <a:effectLst/>
+        </a:effectStyle>
+        <a:effectStyle>
           <a:effectLst>
-            <a:outerShdw blurRad="40000" dist="20000" dir="5400000" rotWithShape="0">
+            <a:outerShdw blurRad="57150" dist="19050" dir="5400000" algn="ctr" rotWithShape="0">
               <a:srgbClr val="000000">
-                <a:alpha val="38000"/>
+                <a:alpha val="63000"/>
               </a:srgbClr>
             </a:outerShdw>
           </a:effectLst>
-        </a:effectStyle>
-        <a:effectStyle>
-          <a:effectLst>
-            <a:outerShdw blurRad="40000" dist="23000" dir="5400000" rotWithShape="0">
-              <a:srgbClr val="000000">
-                <a:alpha val="35000"/>
-              </a:srgbClr>
-            </a:outerShdw>
-          </a:effectLst>
-        </a:effectStyle>
-        <a:effectStyle>
-          <a:effectLst>
-            <a:outerShdw blurRad="40000" dist="23000" dir="5400000" rotWithShape="0">
-              <a:srgbClr val="000000">
-                <a:alpha val="35000"/>
-              </a:srgbClr>
-            </a:outerShdw>
-          </a:effectLst>
-          <a:scene3d>
-            <a:camera prst="orthographicFront">
-              <a:rot lat="0" lon="0" rev="0"/>
-            </a:camera>
-            <a:lightRig rig="threePt" dir="t">
-              <a:rot lat="0" lon="0" rev="1200000"/>
-            </a:lightRig>
-          </a:scene3d>
-          <a:sp3d>
-            <a:bevelT w="63500" h="25400"/>
-          </a:sp3d>
         </a:effectStyle>
       </a:effectStyleLst>
       <a:bgFillStyleLst>
         <a:solidFill>
           <a:schemeClr val="phClr"/>
         </a:solidFill>
+        <a:solidFill>
+          <a:schemeClr val="phClr">
+            <a:tint val="95000"/>
+            <a:satMod val="170000"/>
+          </a:schemeClr>
+        </a:solidFill>
         <a:gradFill rotWithShape="1">
           <a:gsLst>
             <a:gs pos="0">
               <a:schemeClr val="phClr">
-                <a:tint val="40000"/>
-                <a:satMod val="350000"/>
+                <a:tint val="93000"/>
+                <a:satMod val="150000"/>
+                <a:shade val="98000"/>
+                <a:lumMod val="102000"/>
               </a:schemeClr>
             </a:gs>
-            <a:gs pos="40000">
+            <a:gs pos="50000">
               <a:schemeClr val="phClr">
-                <a:tint val="45000"/>
-                <a:shade val="99000"/>
-                <a:satMod val="350000"/>
+                <a:tint val="98000"/>
+                <a:satMod val="130000"/>
+                <a:shade val="90000"/>
+                <a:lumMod val="103000"/>
               </a:schemeClr>
             </a:gs>
             <a:gs pos="100000">
               <a:schemeClr val="phClr">
-                <a:shade val="20000"/>
-                <a:satMod val="255000"/>
+                <a:shade val="63000"/>
+                <a:satMod val="120000"/>
               </a:schemeClr>
             </a:gs>
           </a:gsLst>
-          <a:path path="circle">
-            <a:fillToRect l="50000" t="-80000" r="50000" b="180000"/>
-          </a:path>
-        </a:gradFill>
-        <a:gradFill rotWithShape="1">
-          <a:gsLst>
-            <a:gs pos="0">
-              <a:schemeClr val="phClr">
-                <a:tint val="80000"/>
-                <a:satMod val="300000"/>
-              </a:schemeClr>
-            </a:gs>
-            <a:gs pos="100000">
-              <a:schemeClr val="phClr">
-                <a:shade val="30000"/>
-                <a:satMod val="200000"/>
-              </a:schemeClr>
-            </a:gs>
-          </a:gsLst>
-          <a:path path="circle">
-            <a:fillToRect l="50000" t="50000" r="50000" b="50000"/>
-          </a:path>
+          <a:lin ang="5400000" scaled="0"/>
         </a:gradFill>
       </a:bgFillStyleLst>
     </a:fmtScheme>
   </a:themeElements>
-  <a:objectDefaults>
-    <a:spDef>
-      <a:spPr/>
-      <a:bodyPr/>
-      <a:lstStyle/>
-      <a:style>
-        <a:lnRef idx="1">
-          <a:schemeClr val="accent1"/>
-        </a:lnRef>
-        <a:fillRef idx="3">
-          <a:schemeClr val="accent1"/>
-        </a:fillRef>
-        <a:effectRef idx="2">
-          <a:schemeClr val="accent1"/>
-        </a:effectRef>
-        <a:fontRef idx="minor">
-          <a:schemeClr val="lt1"/>
-        </a:fontRef>
-      </a:style>
-    </a:spDef>
-    <a:lnDef>
-      <a:spPr/>
-      <a:bodyPr/>
-      <a:lstStyle/>
-      <a:style>
-        <a:lnRef idx="2">
-          <a:schemeClr val="accent1"/>
-        </a:lnRef>
-        <a:fillRef idx="0">
-          <a:schemeClr val="accent1"/>
-        </a:fillRef>
-        <a:effectRef idx="1">
-          <a:schemeClr val="accent1"/>
-        </a:effectRef>
-        <a:fontRef idx="minor">
-          <a:schemeClr val="tx1"/>
-        </a:fontRef>
-      </a:style>
-    </a:lnDef>
-  </a:objectDefaults>
+  <a:objectDefaults/>
   <a:extraClrSchemeLst/>
+  <a:extLst>
+    <a:ext uri="{05A4C25C-085E-4340-85A3-A5531E510DB2}">
+      <thm15:themeFamily xmlns:thm15="http://schemas.microsoft.com/office/thememl/2012/main" name="Office Theme" id="{2E142A2C-CD16-42D6-873A-C26D2A0506FA}" vid="{1BDDFF52-6CD6-40A5-AB3C-68EB2F1E4D0A}"/>
+    </a:ext>
+  </a:extLst>
 </a:theme>
 </file>
--- a/0009_photo_delivery/0009_photo_delivery.docx
+++ b/0009_photo_delivery/0009_photo_delivery.docx
@@ -254,7 +254,22 @@
         <w:t xml:space="preserve"> </w:t>
       </w:r>
       <w:r>
-        <w:t xml:space="preserve">(added 2026-05-20 per owner clarification):</w:t>
+        <w:t xml:space="preserve">(added 2026-05-20; default flipped to</w:t>
+      </w:r>
+      <w:r>
+        <w:t xml:space="preserve"> </w:t>
+      </w:r>
+      <w:r>
+        <w:rPr>
+          <w:rStyle w:val="VerbatimChar"/>
+        </w:rPr>
+        <w:t xml:space="preserve">auto_sync</w:t>
+      </w:r>
+      <w:r>
+        <w:t xml:space="preserve"> </w:t>
+      </w:r>
+      <w:r>
+        <w:t xml:space="preserve">2026-06-01 per owner):</w:t>
       </w:r>
       <w:r>
         <w:t xml:space="preserve"> </w:t>
@@ -271,48 +286,138 @@
           <w:b/>
           <w:bCs/>
         </w:rPr>
-        <w:t xml:space="preserve">manual_release</w:t>
-      </w:r>
-      <w:r>
-        <w:t xml:space="preserve"> </w:t>
-      </w:r>
-      <w:r>
-        <w:t xml:space="preserve">(default) — couple clicks</w:t>
-      </w:r>
-      <w:r>
-        <w:t xml:space="preserve"> </w:t>
-      </w:r>
-      <w:r>
-        <w:t xml:space="preserve">“Release to Drive”</w:t>
-      </w:r>
-      <w:r>
-        <w:t xml:space="preserve"> </w:t>
-      </w:r>
-      <w:r>
-        <w:t xml:space="preserve">once they’ve finished reviewing. Lower Drive API cost; couple stays in control of when photos leave Setnayan. Matches the original spec workflow.</w:t>
-      </w:r>
-      <w:r>
-        <w:t xml:space="preserve"> </w:t>
-      </w:r>
-      <w:r>
-        <w:t xml:space="preserve">-</w:t>
-      </w:r>
-      <w:r>
-        <w:t xml:space="preserve"> </w:t>
-      </w:r>
-      <w:r>
-        <w:rPr>
-          <w:rStyle w:val="VerbatimChar"/>
+        <w:t xml:space="preserve">auto_sync</w:t>
+      </w:r>
+      <w:r>
+        <w:t xml:space="preserve"> </w:t>
+      </w:r>
+      <w:r>
+        <w:t xml:space="preserve">(DEFAULT, 2026-06-01) — every photo that lands in R2 streams to the couple’s Drive in real-time (Papic captures from iteration 0012 and photographer uploads alike). No release gate; the couple sees their archive grow live during the event.</w:t>
+      </w:r>
+      <w:r>
+        <w:t xml:space="preserve"> </w:t>
+      </w:r>
+      <w:r>
+        <w:rPr>
           <w:b/>
           <w:bCs/>
         </w:rPr>
+        <w:t xml:space="preserve">Graceful default:</w:t>
+      </w:r>
+      <w:r>
+        <w:t xml:space="preserve"> </w:t>
+      </w:r>
+      <w:r>
+        <w:t xml:space="preserve">live mirroring fires once the couple has connected their Drive (OAuth); if they haven’t connected pre-event — or their Drive is storage-limited — the archive holds in R2 and</w:t>
+      </w:r>
+      <w:r>
+        <w:t xml:space="preserve"> </w:t>
+      </w:r>
+      <w:r>
+        <w:rPr>
+          <w:rStyle w:val="VerbatimChar"/>
+        </w:rPr>
         <w:t xml:space="preserve">auto_sync</w:t>
       </w:r>
       <w:r>
         <w:t xml:space="preserve"> </w:t>
       </w:r>
       <w:r>
-        <w:t xml:space="preserve">(opt-in) — every photo that lands in R2 streams to Drive in real-time (Papic captures from iteration 0012 and photographer uploads alike). No release gate. Couple sees the archive grow live during the event.</w:t>
+        <w:t xml:space="preserve">back-fills the moment they connect, so the default never breaks. Couples are nudged to connect their Drive early (onboarding</w:t>
+      </w:r>
+      <w:r>
+        <w:t xml:space="preserve"> </w:t>
+      </w:r>
+      <w:r>
+        <w:t xml:space="preserve">“Link Now”</w:t>
+      </w:r>
+      <w:r>
+        <w:t xml:space="preserve"> </w:t>
+      </w:r>
+      <w:r>
+        <w:t xml:space="preserve">+ a pre-event reminder) so live sync can actually fire.</w:t>
+      </w:r>
+      <w:r>
+        <w:t xml:space="preserve"> </w:t>
+      </w:r>
+      <w:r>
+        <w:rPr>
+          <w:b/>
+          <w:bCs/>
+        </w:rPr>
+        <w:t xml:space="preserve">Direct ≠ bypass:</w:t>
+      </w:r>
+      <w:r>
+        <w:t xml:space="preserve"> </w:t>
+      </w:r>
+      <w:r>
+        <w:t xml:space="preserve">media still flows through Setnayan/R2 first — required for auto-tagging (face + QR), same-day guest delivery, the gallery, the 7-day review window, and offline-resilient capture;</w:t>
+      </w:r>
+      <w:r>
+        <w:t xml:space="preserve"> </w:t>
+      </w:r>
+      <w:r>
+        <w:rPr>
+          <w:rStyle w:val="VerbatimChar"/>
+        </w:rPr>
+        <w:t xml:space="preserve">auto_sync</w:t>
+      </w:r>
+      <w:r>
+        <w:t xml:space="preserve"> </w:t>
+      </w:r>
+      <w:r>
+        <w:t xml:space="preserve">is a real-time</w:t>
+      </w:r>
+      <w:r>
+        <w:t xml:space="preserve"> </w:t>
+      </w:r>
+      <w:r>
+        <w:rPr>
+          <w:i/>
+          <w:iCs/>
+        </w:rPr>
+        <w:t xml:space="preserve">mirror</w:t>
+      </w:r>
+      <w:r>
+        <w:t xml:space="preserve"> </w:t>
+      </w:r>
+      <w:r>
+        <w:t xml:space="preserve">to the couple’s Drive, not a device-to-Drive bypass.</w:t>
+      </w:r>
+      <w:r>
+        <w:t xml:space="preserve"> </w:t>
+      </w:r>
+      <w:r>
+        <w:t xml:space="preserve">-</w:t>
+      </w:r>
+      <w:r>
+        <w:t xml:space="preserve"> </w:t>
+      </w:r>
+      <w:r>
+        <w:rPr>
+          <w:rStyle w:val="VerbatimChar"/>
+          <w:b/>
+          <w:bCs/>
+        </w:rPr>
+        <w:t xml:space="preserve">manual_release</w:t>
+      </w:r>
+      <w:r>
+        <w:t xml:space="preserve"> </w:t>
+      </w:r>
+      <w:r>
+        <w:t xml:space="preserve">(opt-out) — couple clicks</w:t>
+      </w:r>
+      <w:r>
+        <w:t xml:space="preserve"> </w:t>
+      </w:r>
+      <w:r>
+        <w:t xml:space="preserve">“Release to Drive”</w:t>
+      </w:r>
+      <w:r>
+        <w:t xml:space="preserve"> </w:t>
+      </w:r>
+      <w:r>
+        <w:t xml:space="preserve">once they’ve finished reviewing. Lower Drive API cost; couple stays in control of when photos leave Setnayan. The explicit choice for couples who’d rather review-then-release than sync live.</w:t>
       </w:r>
     </w:p>
     <w:p>
@@ -1711,9 +1816,66 @@
         <w:rPr>
           <w:rStyle w:val="StringTok"/>
         </w:rPr>
+        <w:t xml:space="preserve">'auto_sync'</w:t>
+      </w:r>
+      <w:r>
+        <w:br/>
+      </w:r>
+      <w:r>
+        <w:rPr>
+          <w:rStyle w:val="NormalTok"/>
+        </w:rPr>
+        <w:t xml:space="preserve">  </w:t>
+      </w:r>
+      <w:r>
+        <w:rPr>
+          <w:rStyle w:val="KeywordTok"/>
+        </w:rPr>
+        <w:t xml:space="preserve">CHECK</w:t>
+      </w:r>
+      <w:r>
+        <w:rPr>
+          <w:rStyle w:val="NormalTok"/>
+        </w:rPr>
+        <w:t xml:space="preserve"> (photo_delivery_sync_mode </w:t>
+      </w:r>
+      <w:r>
+        <w:rPr>
+          <w:rStyle w:val="KeywordTok"/>
+        </w:rPr>
+        <w:t xml:space="preserve">IN</w:t>
+      </w:r>
+      <w:r>
+        <w:rPr>
+          <w:rStyle w:val="NormalTok"/>
+        </w:rPr>
+        <w:t xml:space="preserve"> (</w:t>
+      </w:r>
+      <w:r>
+        <w:rPr>
+          <w:rStyle w:val="StringTok"/>
+        </w:rPr>
         <w:t xml:space="preserve">'manual_release'</w:t>
       </w:r>
       <w:r>
+        <w:rPr>
+          <w:rStyle w:val="NormalTok"/>
+        </w:rPr>
+        <w:t xml:space="preserve">, </w:t>
+      </w:r>
+      <w:r>
+        <w:rPr>
+          <w:rStyle w:val="StringTok"/>
+        </w:rPr>
+        <w:t xml:space="preserve">'auto_sync'</w:t>
+      </w:r>
+      <w:r>
+        <w:rPr>
+          <w:rStyle w:val="NormalTok"/>
+        </w:rPr>
+        <w:t xml:space="preserve">));</w:t>
+      </w:r>
+      <w:r>
         <w:br/>
       </w:r>
       <w:r>
@@ -1724,51 +1886,9 @@
       </w:r>
       <w:r>
         <w:rPr>
-          <w:rStyle w:val="KeywordTok"/>
-        </w:rPr>
-        <w:t xml:space="preserve">CHECK</w:t>
-      </w:r>
-      <w:r>
-        <w:rPr>
-          <w:rStyle w:val="NormalTok"/>
-        </w:rPr>
-        <w:t xml:space="preserve"> (photo_delivery_sync_mode </w:t>
-      </w:r>
-      <w:r>
-        <w:rPr>
-          <w:rStyle w:val="KeywordTok"/>
-        </w:rPr>
-        <w:t xml:space="preserve">IN</w:t>
-      </w:r>
-      <w:r>
-        <w:rPr>
-          <w:rStyle w:val="NormalTok"/>
-        </w:rPr>
-        <w:t xml:space="preserve"> (</w:t>
-      </w:r>
-      <w:r>
-        <w:rPr>
-          <w:rStyle w:val="StringTok"/>
-        </w:rPr>
-        <w:t xml:space="preserve">'manual_release'</w:t>
-      </w:r>
-      <w:r>
-        <w:rPr>
-          <w:rStyle w:val="NormalTok"/>
-        </w:rPr>
-        <w:t xml:space="preserve">, </w:t>
-      </w:r>
-      <w:r>
-        <w:rPr>
-          <w:rStyle w:val="StringTok"/>
-        </w:rPr>
-        <w:t xml:space="preserve">'auto_sync'</w:t>
-      </w:r>
-      <w:r>
-        <w:rPr>
-          <w:rStyle w:val="NormalTok"/>
-        </w:rPr>
-        <w:t xml:space="preserve">));</w:t>
+          <w:rStyle w:val="CommentTok"/>
+        </w:rPr>
+        <w:t xml:space="preserve">-- Set per event (added 2026-05-20; DEFAULT flipped 'manual_release' → 'auto_sync'</w:t>
       </w:r>
       <w:r>
         <w:br/>
@@ -1783,7 +1903,7 @@
         <w:rPr>
           <w:rStyle w:val="CommentTok"/>
         </w:rPr>
-        <w:t xml:space="preserve">-- Set per event (added 2026-05-20 per owner clarification). 'manual_release' =</w:t>
+        <w:t xml:space="preserve">-- 2026-06-01 per owner). 'auto_sync' (default) = photos stream to the couple's</w:t>
       </w:r>
       <w:r>
         <w:br/>
@@ -1798,7 +1918,7 @@
         <w:rPr>
           <w:rStyle w:val="CommentTok"/>
         </w:rPr>
-        <w:t xml:space="preserve">-- couple clicks Release after the 7-day review window; 'auto_sync' = photos</w:t>
+        <w:t xml:space="preserve">-- Drive in real-time as they land in R2 (Papic captures + photographer uploads)</w:t>
       </w:r>
       <w:r>
         <w:br/>
@@ -1813,7 +1933,7 @@
         <w:rPr>
           <w:rStyle w:val="CommentTok"/>
         </w:rPr>
-        <w:t xml:space="preserve">-- stream to Drive in real-time as they land in R2 (Papic captures + photographer</w:t>
+        <w:t xml:space="preserve">-- ONCE their Drive is connected; if not connected / storage-limited the archive</w:t>
       </w:r>
       <w:r>
         <w:br/>
@@ -1828,7 +1948,7 @@
         <w:rPr>
           <w:rStyle w:val="CommentTok"/>
         </w:rPr>
-        <w:t xml:space="preserve">-- uploads alike). The background job branches on this column to decide whether</w:t>
+        <w:t xml:space="preserve">-- holds in R2 and back-fills on connect (the default never breaks). 'manual_release'</w:t>
       </w:r>
       <w:r>
         <w:br/>
@@ -1843,7 +1963,37 @@
         <w:rPr>
           <w:rStyle w:val="CommentTok"/>
         </w:rPr>
-        <w:t xml:space="preserve">-- to wait for photos_released_at or fire on each new photos row insertion.</w:t>
+        <w:t xml:space="preserve">-- (opt-out) = couple clicks Release after the 7-day review window. The background</w:t>
+      </w:r>
+      <w:r>
+        <w:br/>
+      </w:r>
+      <w:r>
+        <w:rPr>
+          <w:rStyle w:val="NormalTok"/>
+        </w:rPr>
+        <w:t xml:space="preserve">  </w:t>
+      </w:r>
+      <w:r>
+        <w:rPr>
+          <w:rStyle w:val="CommentTok"/>
+        </w:rPr>
+        <w:t xml:space="preserve">-- job branches on this column + Drive-connect state to wait for photos_released_at /</w:t>
+      </w:r>
+      <w:r>
+        <w:br/>
+      </w:r>
+      <w:r>
+        <w:rPr>
+          <w:rStyle w:val="NormalTok"/>
+        </w:rPr>
+        <w:t xml:space="preserve">  </w:t>
+      </w:r>
+      <w:r>
+        <w:rPr>
+          <w:rStyle w:val="CommentTok"/>
+        </w:rPr>
+        <w:t xml:space="preserve">-- connect or fire on each new photos row insertion.</w:t>
       </w:r>
       <w:r>
         <w:br/>

--- a/0009_photo_delivery/0009_photo_delivery.docx
+++ b/0009_photo_delivery/0009_photo_delivery.docx
@@ -2,13 +2,384 @@
 <file path=word/document.xml><?xml version="1.0" encoding="utf-8"?>
 <w:document xmlns:w="http://schemas.openxmlformats.org/wordprocessingml/2006/main" xmlns:m="http://schemas.openxmlformats.org/officeDocument/2006/math" xmlns:r="http://schemas.openxmlformats.org/officeDocument/2006/relationships" xmlns:o="urn:schemas-microsoft-com:office:office" xmlns:v="urn:schemas-microsoft-com:vml" xmlns:w10="urn:schemas-microsoft-com:office:word" xmlns:a="http://schemas.openxmlformats.org/drawingml/2006/main" xmlns:pic="http://schemas.openxmlformats.org/drawingml/2006/picture" xmlns:wp="http://schemas.openxmlformats.org/drawingml/2006/wordprocessingDrawing">
   <w:body>
-    <w:bookmarkStart w:id="43" w:name="X38336b9c862cdf4e66ed638e75df93aa297c57e"/>
+    <w:bookmarkStart w:id="44" w:name="X38336b9c862cdf4e66ed638e75df93aa297c57e"/>
     <w:p>
       <w:pPr>
         <w:pStyle w:val="Heading1"/>
       </w:pPr>
       <w:r>
         <w:t xml:space="preserve">0009 — Photo Delivery to Couple’s Cloud (Google Drive)</w:t>
+      </w:r>
+    </w:p>
+    <w:p>
+      <w:pPr>
+        <w:pStyle w:val="Heading2"/>
+      </w:pPr>
+      <w:bookmarkStart w:id="9" w:name="X15fe45fd35a3898cec2809a953f74255a18bbe7"/>
+      <w:r>
+        <w:t xml:space="preserve">WARNING: AS-BUILT CORRECTION — 2026-06-07 (reconciled to live site + origin/main @ 34347c3c)</w:t>
+      </w:r>
+      <w:bookmarkEnd w:id="9"/>
+    </w:p>
+    <w:p>
+      <w:pPr>
+        <w:pStyle w:val="BlockText"/>
+      </w:pPr>
+      <w:r>
+        <w:rPr>
+          <w:b/>
+          <w:bCs/>
+        </w:rPr>
+        <w:t xml:space="preserve">This spec is HISTORICAL.</w:t>
+      </w:r>
+      <w:r>
+        <w:t xml:space="preserve"> </w:t>
+      </w:r>
+      <w:r>
+        <w:t xml:space="preserve">Authoritative current state = the live site (www.setnayan.com) + shipped code +</w:t>
+      </w:r>
+      <w:r>
+        <w:t xml:space="preserve"> </w:t>
+      </w:r>
+      <w:r>
+        <w:rPr>
+          <w:rStyle w:val="VerbatimChar"/>
+        </w:rPr>
+        <w:t xml:space="preserve">AS_BUILT_GROUND_TRUTH_2026-06-07.md</w:t>
+      </w:r>
+      <w:r>
+        <w:t xml:space="preserve">. Deltas vs what actually shipped:</w:t>
+      </w:r>
+      <w:r>
+        <w:t xml:space="preserve"> </w:t>
+      </w:r>
+      <w:r>
+        <w:t xml:space="preserve">-</w:t>
+      </w:r>
+      <w:r>
+        <w:t xml:space="preserve"> </w:t>
+      </w:r>
+      <w:r>
+        <w:rPr>
+          <w:b/>
+          <w:bCs/>
+        </w:rPr>
+        <w:t xml:space="preserve">Scaffolded, NOT fully live.</w:t>
+      </w:r>
+      <w:r>
+        <w:t xml:space="preserve"> </w:t>
+      </w:r>
+      <w:r>
+        <w:t xml:space="preserve">The panel + OAuth routes exist (</w:t>
+      </w:r>
+      <w:r>
+        <w:rPr>
+          <w:rStyle w:val="VerbatimChar"/>
+        </w:rPr>
+        <w:t xml:space="preserve">app/dashboard/[eventId]/add-ons/photo-delivery/</w:t>
+      </w:r>
+      <w:r>
+        <w:t xml:space="preserve">,</w:t>
+      </w:r>
+      <w:r>
+        <w:t xml:space="preserve"> </w:t>
+      </w:r>
+      <w:r>
+        <w:rPr>
+          <w:rStyle w:val="VerbatimChar"/>
+        </w:rPr>
+        <w:t xml:space="preserve">app/api/oauth/photo-delivery/{start,callback}</w:t>
+      </w:r>
+      <w:r>
+        <w:t xml:space="preserve">,</w:t>
+      </w:r>
+      <w:r>
+        <w:t xml:space="preserve"> </w:t>
+      </w:r>
+      <w:r>
+        <w:rPr>
+          <w:rStyle w:val="VerbatimChar"/>
+        </w:rPr>
+        <w:t xml:space="preserve">app/api/photo-delivery/{status,disconnect}</w:t>
+      </w:r>
+      <w:r>
+        <w:t xml:space="preserve">), but Drive OAuth is</w:t>
+      </w:r>
+      <w:r>
+        <w:t xml:space="preserve"> </w:t>
+      </w:r>
+      <w:r>
+        <w:rPr>
+          <w:b/>
+          <w:bCs/>
+        </w:rPr>
+        <w:t xml:space="preserve">gated behind</w:t>
+      </w:r>
+      <w:r>
+        <w:rPr>
+          <w:b/>
+          <w:bCs/>
+        </w:rPr>
+        <w:t xml:space="preserve"> </w:t>
+      </w:r>
+      <w:r>
+        <w:rPr>
+          <w:rStyle w:val="VerbatimChar"/>
+          <w:b/>
+          <w:bCs/>
+        </w:rPr>
+        <w:t xml:space="preserve">getPhotoDeliveryOAuthConfig().ready</w:t>
+      </w:r>
+      <w:r>
+        <w:t xml:space="preserve"> </w:t>
+      </w:r>
+      <w:r>
+        <w:t xml:space="preserve">— it returns</w:t>
+      </w:r>
+      <w:r>
+        <w:t xml:space="preserve"> </w:t>
+      </w:r>
+      <w:r>
+        <w:rPr>
+          <w:rStyle w:val="VerbatimChar"/>
+        </w:rPr>
+        <w:t xml:space="preserve">{ ready: false }</w:t>
+      </w:r>
+      <w:r>
+        <w:t xml:space="preserve"> </w:t>
+      </w:r>
+      <w:r>
+        <w:t xml:space="preserve">until env vars are set, so the connect flow is a stub in prod. The page comment itself says</w:t>
+      </w:r>
+      <w:r>
+        <w:t xml:space="preserve"> </w:t>
+      </w:r>
+      <w:r>
+        <w:t xml:space="preserve">“the real Drive OAuth + Drive API + compression-cron”</w:t>
+      </w:r>
+      <w:r>
+        <w:t xml:space="preserve"> </w:t>
+      </w:r>
+      <w:r>
+        <w:t xml:space="preserve">is not wired.</w:t>
+      </w:r>
+      <w:r>
+        <w:t xml:space="preserve"> </w:t>
+      </w:r>
+      <w:r>
+        <w:t xml:space="preserve">-</w:t>
+      </w:r>
+      <w:r>
+        <w:t xml:space="preserve"> </w:t>
+      </w:r>
+      <w:r>
+        <w:rPr>
+          <w:b/>
+          <w:bCs/>
+        </w:rPr>
+        <w:t xml:space="preserve">Default sync mode in code =</w:t>
+      </w:r>
+      <w:r>
+        <w:rPr>
+          <w:b/>
+          <w:bCs/>
+        </w:rPr>
+        <w:t xml:space="preserve"> </w:t>
+      </w:r>
+      <w:r>
+        <w:rPr>
+          <w:rStyle w:val="VerbatimChar"/>
+          <w:b/>
+          <w:bCs/>
+        </w:rPr>
+        <w:t xml:space="preserve">manual_release</w:t>
+      </w:r>
+      <w:r>
+        <w:t xml:space="preserve">, not the spec’s</w:t>
+      </w:r>
+      <w:r>
+        <w:t xml:space="preserve"> </w:t>
+      </w:r>
+      <w:r>
+        <w:rPr>
+          <w:rStyle w:val="VerbatimChar"/>
+        </w:rPr>
+        <w:t xml:space="preserve">auto_sync</w:t>
+      </w:r>
+      <w:r>
+        <w:t xml:space="preserve"> </w:t>
+      </w:r>
+      <w:r>
+        <w:t xml:space="preserve">(the body claims the default flipped to</w:t>
+      </w:r>
+      <w:r>
+        <w:t xml:space="preserve"> </w:t>
+      </w:r>
+      <w:r>
+        <w:rPr>
+          <w:rStyle w:val="VerbatimChar"/>
+        </w:rPr>
+        <w:t xml:space="preserve">auto_sync</w:t>
+      </w:r>
+      <w:r>
+        <w:t xml:space="preserve"> </w:t>
+      </w:r>
+      <w:r>
+        <w:t xml:space="preserve">on 2026-06-01). Code reads</w:t>
+      </w:r>
+      <w:r>
+        <w:t xml:space="preserve"> </w:t>
+      </w:r>
+      <w:r>
+        <w:rPr>
+          <w:rStyle w:val="VerbatimChar"/>
+        </w:rPr>
+        <w:t xml:space="preserve">event.photo_delivery_sync_mode ?? 'manual_release'</w:t>
+      </w:r>
+      <w:r>
+        <w:t xml:space="preserve">.</w:t>
+      </w:r>
+      <w:r>
+        <w:t xml:space="preserve"> </w:t>
+      </w:r>
+      <w:r>
+        <w:t xml:space="preserve">-</w:t>
+      </w:r>
+      <w:r>
+        <w:t xml:space="preserve"> </w:t>
+      </w:r>
+      <w:r>
+        <w:rPr>
+          <w:b/>
+          <w:bCs/>
+        </w:rPr>
+        <w:t xml:space="preserve">Cron conflict:</w:t>
+      </w:r>
+      <w:r>
+        <w:t xml:space="preserve"> </w:t>
+      </w:r>
+      <w:r>
+        <w:t xml:space="preserve">the spec’s Cloudflare-Queues batch worker is not the live model — there is an</w:t>
+      </w:r>
+      <w:r>
+        <w:t xml:space="preserve"> </w:t>
+      </w:r>
+      <w:r>
+        <w:rPr>
+          <w:rStyle w:val="VerbatimChar"/>
+        </w:rPr>
+        <w:t xml:space="preserve">app/api/cron/photo-delivery-tick</w:t>
+      </w:r>
+      <w:r>
+        <w:t xml:space="preserve"> </w:t>
+      </w:r>
+      <w:r>
+        <w:t xml:space="preserve">endpoint but</w:t>
+      </w:r>
+      <w:r>
+        <w:t xml:space="preserve"> </w:t>
+      </w:r>
+      <w:r>
+        <w:rPr>
+          <w:b/>
+          <w:bCs/>
+        </w:rPr>
+        <w:t xml:space="preserve">no scheduler is wired</w:t>
+      </w:r>
+      <w:r>
+        <w:t xml:space="preserve"> </w:t>
+      </w:r>
+      <w:r>
+        <w:t xml:space="preserve">(owner is cron-free; the repo’s</w:t>
+      </w:r>
+      <w:r>
+        <w:t xml:space="preserve"> </w:t>
+      </w:r>
+      <w:r>
+        <w:rPr>
+          <w:rStyle w:val="VerbatimChar"/>
+        </w:rPr>
+        <w:t xml:space="preserve">/api/cron/*</w:t>
+      </w:r>
+      <w:r>
+        <w:t xml:space="preserve"> </w:t>
+      </w:r>
+      <w:r>
+        <w:t xml:space="preserve">are dormant). Background delivery via that tick does not fire today.</w:t>
+      </w:r>
+      <w:r>
+        <w:t xml:space="preserve"> </w:t>
+      </w:r>
+      <w:r>
+        <w:t xml:space="preserve">-</w:t>
+      </w:r>
+      <w:r>
+        <w:t xml:space="preserve"> </w:t>
+      </w:r>
+      <w:r>
+        <w:rPr>
+          <w:b/>
+          <w:bCs/>
+        </w:rPr>
+        <w:t xml:space="preserve">Storage architecture superseded</w:t>
+      </w:r>
+      <w:r>
+        <w:t xml:space="preserve"> </w:t>
+      </w:r>
+      <w:r>
+        <w:t xml:space="preserve">(2026-06-03 lock): R2 is system of record for everything; Google Drive is the couple’s permanent COPY of 6 artifacts; 0009 rescopes to that universal Drive-copy layer. The</w:t>
+      </w:r>
+      <w:r>
+        <w:t xml:space="preserve"> </w:t>
+      </w:r>
+      <w:r>
+        <w:t xml:space="preserve">“T+30d / cold-tier 90-day”</w:t>
+      </w:r>
+      <w:r>
+        <w:t xml:space="preserve"> </w:t>
+      </w:r>
+      <w:r>
+        <w:t xml:space="preserve">timing in this body is stale.</w:t>
+      </w:r>
+      <w:r>
+        <w:t xml:space="preserve"> </w:t>
+      </w:r>
+      <w:r>
+        <w:t xml:space="preserve">-</w:t>
+      </w:r>
+      <w:r>
+        <w:t xml:space="preserve"> </w:t>
+      </w:r>
+      <w:r>
+        <w:rPr>
+          <w:b/>
+          <w:bCs/>
+        </w:rPr>
+        <w:t xml:space="preserve">Cross-cutting:</w:t>
+      </w:r>
+      <w:r>
+        <w:t xml:space="preserve"> </w:t>
+      </w:r>
+      <w:r>
+        <w:t xml:space="preserve">0003 wallet RETIRED; commission 0%; no in-app charge — none of which this delivery surface touches (it moves no money).</w:t>
+      </w:r>
+    </w:p>
+    <w:p>
+      <w:pPr>
+        <w:pStyle w:val="BlockText"/>
+      </w:pPr>
+      <w:r>
+        <w:t xml:space="preserve">When this body disagrees with the above,</w:t>
+      </w:r>
+      <w:r>
+        <w:t xml:space="preserve"> </w:t>
+      </w:r>
+      <w:r>
+        <w:rPr>
+          <w:b/>
+          <w:bCs/>
+        </w:rPr>
+        <w:t xml:space="preserve">the above wins.</w:t>
       </w:r>
     </w:p>
     <w:p>
@@ -194,7 +565,7 @@
         </w:pict>
       </w:r>
     </w:p>
-    <w:bookmarkStart w:id="9" w:name="what-to-build"/>
+    <w:bookmarkStart w:id="10" w:name="what-to-build"/>
     <w:p>
       <w:pPr>
         <w:pStyle w:val="Heading2"/>
@@ -463,8 +834,8 @@
         </w:pict>
       </w:r>
     </w:p>
-    <w:bookmarkEnd w:id="9"/>
-    <w:bookmarkStart w:id="10" w:name="visual-reference-canonical"/>
+    <w:bookmarkEnd w:id="10"/>
+    <w:bookmarkStart w:id="11" w:name="visual-reference-canonical"/>
     <w:p>
       <w:pPr>
         <w:pStyle w:val="Heading2"/>
@@ -593,8 +964,8 @@
         </w:pict>
       </w:r>
     </w:p>
-    <w:bookmarkEnd w:id="10"/>
-    <w:bookmarkStart w:id="11" w:name="stack-conventions"/>
+    <w:bookmarkEnd w:id="11"/>
+    <w:bookmarkStart w:id="12" w:name="stack-conventions"/>
     <w:p>
       <w:pPr>
         <w:pStyle w:val="Heading2"/>
@@ -781,8 +1152,8 @@
         </w:pict>
       </w:r>
     </w:p>
-    <w:bookmarkEnd w:id="11"/>
-    <w:bookmarkStart w:id="12" w:name="routes"/>
+    <w:bookmarkEnd w:id="12"/>
+    <w:bookmarkStart w:id="13" w:name="routes"/>
     <w:p>
       <w:pPr>
         <w:pStyle w:val="Heading2"/>
@@ -907,8 +1278,8 @@
         </w:pict>
       </w:r>
     </w:p>
-    <w:bookmarkEnd w:id="12"/>
-    <w:bookmarkStart w:id="16" w:name="data-model"/>
+    <w:bookmarkEnd w:id="13"/>
+    <w:bookmarkStart w:id="17" w:name="data-model"/>
     <w:p>
       <w:pPr>
         <w:pStyle w:val="Heading2"/>
@@ -917,7 +1288,7 @@
         <w:t xml:space="preserve">Data model</w:t>
       </w:r>
     </w:p>
-    <w:bookmarkStart w:id="13" w:name="extensions-to-events"/>
+    <w:bookmarkStart w:id="14" w:name="extensions-to-events"/>
     <w:p>
       <w:pPr>
         <w:pStyle w:val="Heading3"/>
@@ -2446,8 +2817,8 @@
         <w:t xml:space="preserve">-- Set when couple clicks "Release to Drive". Trigger flag for the upload job.</w:t>
       </w:r>
     </w:p>
-    <w:bookmarkEnd w:id="13"/>
-    <w:bookmarkStart w:id="14" w:name="extensions-to-photos"/>
+    <w:bookmarkEnd w:id="14"/>
+    <w:bookmarkStart w:id="15" w:name="extensions-to-photos"/>
     <w:p>
       <w:pPr>
         <w:pStyle w:val="Heading3"/>
@@ -2746,8 +3117,8 @@
         <w:t xml:space="preserve"> delivery_last_error TEXT;</w:t>
       </w:r>
     </w:p>
-    <w:bookmarkEnd w:id="14"/>
-    <w:bookmarkStart w:id="15" w:name="new-table-photo_delivery_jobs"/>
+    <w:bookmarkEnd w:id="15"/>
+    <w:bookmarkStart w:id="16" w:name="new-table-photo_delivery_jobs"/>
     <w:p>
       <w:pPr>
         <w:pStyle w:val="Heading3"/>
@@ -3592,9 +3963,9 @@
         </w:pict>
       </w:r>
     </w:p>
-    <w:bookmarkEnd w:id="15"/>
     <w:bookmarkEnd w:id="16"/>
-    <w:bookmarkStart w:id="20" w:name="oauth-flow"/>
+    <w:bookmarkEnd w:id="17"/>
+    <w:bookmarkStart w:id="21" w:name="oauth-flow"/>
     <w:p>
       <w:pPr>
         <w:pStyle w:val="Heading2"/>
@@ -3603,7 +3974,7 @@
         <w:t xml:space="preserve">OAuth flow</w:t>
       </w:r>
     </w:p>
-    <w:bookmarkStart w:id="17" w:name="connect-one-time-per-event"/>
+    <w:bookmarkStart w:id="18" w:name="connect-one-time-per-event"/>
     <w:p>
       <w:pPr>
         <w:pStyle w:val="Heading3"/>
@@ -3886,8 +4257,8 @@
         <w:t xml:space="preserve">state.</w:t>
       </w:r>
     </w:p>
-    <w:bookmarkEnd w:id="17"/>
-    <w:bookmarkStart w:id="18" w:name="token-refresh"/>
+    <w:bookmarkEnd w:id="18"/>
+    <w:bookmarkStart w:id="19" w:name="token-refresh"/>
     <w:p>
       <w:pPr>
         <w:pStyle w:val="Heading3"/>
@@ -3904,8 +4275,8 @@
         <w:t xml:space="preserve">Refresh tokens are long-lived (Google standard). Access tokens expire in 1 hour and are auto-refreshed by the backend using the stored refresh token before each batch upload starts.</w:t>
       </w:r>
     </w:p>
-    <w:bookmarkEnd w:id="18"/>
-    <w:bookmarkStart w:id="19" w:name="disconnect"/>
+    <w:bookmarkEnd w:id="19"/>
+    <w:bookmarkStart w:id="20" w:name="disconnect"/>
     <w:p>
       <w:pPr>
         <w:pStyle w:val="Heading3"/>
@@ -4020,9 +4391,9 @@
         </w:pict>
       </w:r>
     </w:p>
-    <w:bookmarkEnd w:id="19"/>
     <w:bookmarkEnd w:id="20"/>
-    <w:bookmarkStart w:id="25" w:name="release-pipeline-the-upload-job"/>
+    <w:bookmarkEnd w:id="21"/>
+    <w:bookmarkStart w:id="26" w:name="release-pipeline-the-upload-job"/>
     <w:p>
       <w:pPr>
         <w:pStyle w:val="Heading2"/>
@@ -4031,7 +4402,7 @@
         <w:t xml:space="preserve">Release pipeline (the upload job)</w:t>
       </w:r>
     </w:p>
-    <w:bookmarkStart w:id="21" w:name="trigger"/>
+    <w:bookmarkStart w:id="22" w:name="trigger"/>
     <w:p>
       <w:pPr>
         <w:pStyle w:val="Heading3"/>
@@ -4280,8 +4651,8 @@
         <w:t xml:space="preserve">state.</w:t>
       </w:r>
     </w:p>
-    <w:bookmarkEnd w:id="21"/>
-    <w:bookmarkStart w:id="22" w:name="worker"/>
+    <w:bookmarkEnd w:id="22"/>
+    <w:bookmarkStart w:id="23" w:name="worker"/>
     <w:p>
       <w:pPr>
         <w:pStyle w:val="Heading3"/>
@@ -4574,8 +4945,8 @@
         <w:t xml:space="preserve">after every file (not every batch — couples want responsive progress).</w:t>
       </w:r>
     </w:p>
-    <w:bookmarkEnd w:id="22"/>
-    <w:bookmarkStart w:id="23" w:name="manifest-csv"/>
+    <w:bookmarkEnd w:id="23"/>
+    <w:bookmarkStart w:id="24" w:name="manifest-csv"/>
     <w:p>
       <w:pPr>
         <w:pStyle w:val="Heading3"/>
@@ -4659,8 +5030,8 @@
         <w:t xml:space="preserve">column. Couples can re-deliver and only the failed rows will retry.</w:t>
       </w:r>
     </w:p>
-    <w:bookmarkEnd w:id="23"/>
-    <w:bookmarkStart w:id="24" w:name="notification-on-completion"/>
+    <w:bookmarkEnd w:id="24"/>
+    <w:bookmarkStart w:id="25" w:name="notification-on-completion"/>
     <w:p>
       <w:pPr>
         <w:pStyle w:val="Heading3"/>
@@ -4740,9 +5111,9 @@
         </w:pict>
       </w:r>
     </w:p>
-    <w:bookmarkEnd w:id="24"/>
     <w:bookmarkEnd w:id="25"/>
-    <w:bookmarkStart w:id="30" w:name="page-composition-desktop"/>
+    <w:bookmarkEnd w:id="26"/>
+    <w:bookmarkStart w:id="31" w:name="page-composition-desktop"/>
     <w:p>
       <w:pPr>
         <w:pStyle w:val="Heading2"/>
@@ -4783,7 +5154,7 @@
         <w:t xml:space="preserve">:</w:t>
       </w:r>
     </w:p>
-    <w:bookmarkStart w:id="26" w:name="state-1-connect-idle"/>
+    <w:bookmarkStart w:id="27" w:name="state-1-connect-idle"/>
     <w:p>
       <w:pPr>
         <w:pStyle w:val="Heading3"/>
@@ -4850,8 +5221,8 @@
         <w:t xml:space="preserve">scope.</w:t>
       </w:r>
     </w:p>
-    <w:bookmarkEnd w:id="26"/>
-    <w:bookmarkStart w:id="27" w:name="Xbf98826c822111c4078a817b21ea401e06a4c0f"/>
+    <w:bookmarkEnd w:id="27"/>
+    <w:bookmarkStart w:id="28" w:name="Xbf98826c822111c4078a817b21ea401e06a4c0f"/>
     <w:p>
       <w:pPr>
         <w:pStyle w:val="Heading3"/>
@@ -4963,8 +5334,8 @@
         <w:t xml:space="preserve">: Delivery timeline (event ended ✓, review complete ✓, Drive connected ✓, release ▸, upload+notify ○), Review status card (1,247 approved · 18 hidden), FAQ list.</w:t>
       </w:r>
     </w:p>
-    <w:bookmarkEnd w:id="27"/>
-    <w:bookmarkStart w:id="28" w:name="state-3-uploading"/>
+    <w:bookmarkEnd w:id="28"/>
+    <w:bookmarkStart w:id="29" w:name="state-3-uploading"/>
     <w:p>
       <w:pPr>
         <w:pStyle w:val="Heading3"/>
@@ -5094,8 +5465,8 @@
         <w:t xml:space="preserve">card explaining server-side execution + email notification, per-segment progress mini-tree with current segment highlighted, retry-policy explainer.</w:t>
       </w:r>
     </w:p>
-    <w:bookmarkEnd w:id="28"/>
-    <w:bookmarkStart w:id="29" w:name="state-4-complete"/>
+    <w:bookmarkEnd w:id="29"/>
+    <w:bookmarkStart w:id="30" w:name="state-4-complete"/>
     <w:p>
       <w:pPr>
         <w:pStyle w:val="Heading3"/>
@@ -5188,9 +5559,9 @@
         <w:t xml:space="preserve">below — explains Setnayan keeps R2 backup for 5 years, re-delivery available within that window.</w:t>
       </w:r>
     </w:p>
-    <w:bookmarkEnd w:id="29"/>
     <w:bookmarkEnd w:id="30"/>
-    <w:bookmarkStart w:id="35" w:name="page-composition-mobile"/>
+    <w:bookmarkEnd w:id="31"/>
+    <w:bookmarkStart w:id="36" w:name="page-composition-mobile"/>
     <w:p>
       <w:pPr>
         <w:pStyle w:val="Heading2"/>
@@ -5207,7 +5578,7 @@
         <w:t xml:space="preserve">Match the mockup’s mobile frame. Single-column, thumb-friendly, sticky-bottom CTAs.</w:t>
       </w:r>
     </w:p>
-    <w:bookmarkStart w:id="31" w:name="state-1-connect"/>
+    <w:bookmarkStart w:id="32" w:name="state-1-connect"/>
     <w:p>
       <w:pPr>
         <w:pStyle w:val="Heading3"/>
@@ -5242,8 +5613,8 @@
         <w:t xml:space="preserve">timeline card.</w:t>
       </w:r>
     </w:p>
-    <w:bookmarkEnd w:id="31"/>
-    <w:bookmarkStart w:id="32" w:name="state-2-ready"/>
+    <w:bookmarkEnd w:id="32"/>
+    <w:bookmarkStart w:id="33" w:name="state-2-ready"/>
     <w:p>
       <w:pPr>
         <w:pStyle w:val="Heading3"/>
@@ -5315,8 +5686,8 @@
         <w:t xml:space="preserve">green button.</w:t>
       </w:r>
     </w:p>
-    <w:bookmarkEnd w:id="32"/>
-    <w:bookmarkStart w:id="33" w:name="state-3-uploading-1"/>
+    <w:bookmarkEnd w:id="33"/>
+    <w:bookmarkStart w:id="34" w:name="state-3-uploading-1"/>
     <w:p>
       <w:pPr>
         <w:pStyle w:val="Heading3"/>
@@ -5351,8 +5722,8 @@
         <w:t xml:space="preserve">reassurance card.</w:t>
       </w:r>
     </w:p>
-    <w:bookmarkEnd w:id="33"/>
-    <w:bookmarkStart w:id="34" w:name="state-4-complete-1"/>
+    <w:bookmarkEnd w:id="34"/>
+    <w:bookmarkStart w:id="35" w:name="state-4-complete-1"/>
     <w:p>
       <w:pPr>
         <w:pStyle w:val="Heading3"/>
@@ -5394,9 +5765,9 @@
         </w:pict>
       </w:r>
     </w:p>
-    <w:bookmarkEnd w:id="34"/>
     <w:bookmarkEnd w:id="35"/>
-    <w:bookmarkStart w:id="38" w:name="functional-scope"/>
+    <w:bookmarkEnd w:id="36"/>
+    <w:bookmarkStart w:id="39" w:name="functional-scope"/>
     <w:p>
       <w:pPr>
         <w:pStyle w:val="Heading2"/>
@@ -5405,7 +5776,7 @@
         <w:t xml:space="preserve">Functional scope</w:t>
       </w:r>
     </w:p>
-    <w:bookmarkStart w:id="36" w:name="must-work-end-to-end"/>
+    <w:bookmarkStart w:id="37" w:name="must-work-end-to-end"/>
     <w:p>
       <w:pPr>
         <w:pStyle w:val="Heading3"/>
@@ -5552,8 +5923,8 @@
         <w:t xml:space="preserve">matches; creates a new folder if not.</w:t>
       </w:r>
     </w:p>
-    <w:bookmarkEnd w:id="36"/>
-    <w:bookmarkStart w:id="37" w:name="out-of-scope-deferred"/>
+    <w:bookmarkEnd w:id="37"/>
+    <w:bookmarkStart w:id="38" w:name="out-of-scope-deferred"/>
     <w:p>
       <w:pPr>
         <w:pStyle w:val="Heading3"/>
@@ -5740,9 +6111,9 @@
         </w:pict>
       </w:r>
     </w:p>
-    <w:bookmarkEnd w:id="37"/>
     <w:bookmarkEnd w:id="38"/>
-    <w:bookmarkStart w:id="39" w:name="acceptance-criteria"/>
+    <w:bookmarkEnd w:id="39"/>
+    <w:bookmarkStart w:id="40" w:name="acceptance-criteria"/>
     <w:p>
       <w:pPr>
         <w:pStyle w:val="Heading2"/>
@@ -6062,8 +6433,8 @@
         </w:pict>
       </w:r>
     </w:p>
-    <w:bookmarkEnd w:id="39"/>
-    <w:bookmarkStart w:id="40" w:name="privacy-compliance"/>
+    <w:bookmarkEnd w:id="40"/>
+    <w:bookmarkStart w:id="41" w:name="privacy-compliance"/>
     <w:p>
       <w:pPr>
         <w:pStyle w:val="Heading2"/>
@@ -6250,8 +6621,8 @@
         </w:pict>
       </w:r>
     </w:p>
-    <w:bookmarkEnd w:id="40"/>
-    <w:bookmarkStart w:id="41" w:name="companion-files-to-read-before-starting"/>
+    <w:bookmarkEnd w:id="41"/>
+    <w:bookmarkStart w:id="42" w:name="companion-files-to-read-before-starting"/>
     <w:p>
       <w:pPr>
         <w:pStyle w:val="Heading2"/>
@@ -6393,8 +6764,8 @@
         </w:pict>
       </w:r>
     </w:p>
-    <w:bookmarkEnd w:id="41"/>
-    <w:bookmarkStart w:id="42" w:name="notes-for-claude-code"/>
+    <w:bookmarkEnd w:id="42"/>
+    <w:bookmarkStart w:id="43" w:name="notes-for-claude-code"/>
     <w:p>
       <w:pPr>
         <w:pStyle w:val="Heading2"/>
@@ -6587,8 +6958,8 @@
         <w:t xml:space="preserve">describing what was built, what was deferred (Dropbox / OneDrive / iCloud), what schema migrations ran, and any gotchas you hit during the Google OAuth verification process.</w:t>
       </w:r>
     </w:p>
-    <w:bookmarkEnd w:id="42"/>
     <w:bookmarkEnd w:id="43"/>
+    <w:bookmarkEnd w:id="44"/>
     <w:sectPr>
       <w:footnotePr>
         <w:numRestart w:val="eachSect"/>
